--- a/H2P Data Pipeline Documentation_Public.docx
+++ b/H2P Data Pipeline Documentation_Public.docx
@@ -47,7 +47,7 @@
           <w:r>
             <w:fldChar w:fldCharType="separate"/>
           </w:r>
-          <w:hyperlink w:anchor="_Toc193194077" w:history="1">
+          <w:hyperlink w:anchor="_Toc196998439" w:history="1">
             <w:r>
               <w:rPr>
                 <w:rStyle w:val="Hyperlink"/>
@@ -74,7 +74,7 @@
                 <w:noProof/>
                 <w:webHidden/>
               </w:rPr>
-              <w:instrText xml:space="preserve"> PAGEREF _Toc193194077 \h </w:instrText>
+              <w:instrText xml:space="preserve"> PAGEREF _Toc196998439 \h </w:instrText>
             </w:r>
             <w:r>
               <w:rPr>
@@ -121,7 +121,7 @@
               <w14:ligatures w14:val="standardContextual"/>
             </w:rPr>
           </w:pPr>
-          <w:hyperlink w:anchor="_Toc193194078" w:history="1">
+          <w:hyperlink w:anchor="_Toc196998440" w:history="1">
             <w:r>
               <w:rPr>
                 <w:rStyle w:val="Hyperlink"/>
@@ -148,7 +148,7 @@
                 <w:noProof/>
                 <w:webHidden/>
               </w:rPr>
-              <w:instrText xml:space="preserve"> PAGEREF _Toc193194078 \h </w:instrText>
+              <w:instrText xml:space="preserve"> PAGEREF _Toc196998440 \h </w:instrText>
             </w:r>
             <w:r>
               <w:rPr>
@@ -195,7 +195,7 @@
               <w14:ligatures w14:val="standardContextual"/>
             </w:rPr>
           </w:pPr>
-          <w:hyperlink w:anchor="_Toc193194079" w:history="1">
+          <w:hyperlink w:anchor="_Toc196998441" w:history="1">
             <w:r>
               <w:rPr>
                 <w:rStyle w:val="Hyperlink"/>
@@ -222,7 +222,7 @@
                 <w:noProof/>
                 <w:webHidden/>
               </w:rPr>
-              <w:instrText xml:space="preserve"> PAGEREF _Toc193194079 \h </w:instrText>
+              <w:instrText xml:space="preserve"> PAGEREF _Toc196998441 \h </w:instrText>
             </w:r>
             <w:r>
               <w:rPr>
@@ -269,7 +269,7 @@
               <w14:ligatures w14:val="standardContextual"/>
             </w:rPr>
           </w:pPr>
-          <w:hyperlink w:anchor="_Toc193194080" w:history="1">
+          <w:hyperlink w:anchor="_Toc196998442" w:history="1">
             <w:r>
               <w:rPr>
                 <w:rStyle w:val="Hyperlink"/>
@@ -296,7 +296,7 @@
                 <w:noProof/>
                 <w:webHidden/>
               </w:rPr>
-              <w:instrText xml:space="preserve"> PAGEREF _Toc193194080 \h </w:instrText>
+              <w:instrText xml:space="preserve"> PAGEREF _Toc196998442 \h </w:instrText>
             </w:r>
             <w:r>
               <w:rPr>
@@ -343,7 +343,7 @@
               <w14:ligatures w14:val="standardContextual"/>
             </w:rPr>
           </w:pPr>
-          <w:hyperlink w:anchor="_Toc193194081" w:history="1">
+          <w:hyperlink w:anchor="_Toc196998443" w:history="1">
             <w:r>
               <w:rPr>
                 <w:rStyle w:val="Hyperlink"/>
@@ -370,7 +370,7 @@
                 <w:noProof/>
                 <w:webHidden/>
               </w:rPr>
-              <w:instrText xml:space="preserve"> PAGEREF _Toc193194081 \h </w:instrText>
+              <w:instrText xml:space="preserve"> PAGEREF _Toc196998443 \h </w:instrText>
             </w:r>
             <w:r>
               <w:rPr>
@@ -417,12 +417,86 @@
               <w14:ligatures w14:val="standardContextual"/>
             </w:rPr>
           </w:pPr>
-          <w:hyperlink w:anchor="_Toc193194082" w:history="1">
+          <w:hyperlink w:anchor="_Toc196998444" w:history="1">
             <w:r>
               <w:rPr>
                 <w:rStyle w:val="Hyperlink"/>
                 <w:noProof/>
               </w:rPr>
+              <w:t>Survey_completion_rates.R</w:t>
+            </w:r>
+            <w:r>
+              <w:rPr>
+                <w:noProof/>
+                <w:webHidden/>
+              </w:rPr>
+              <w:tab/>
+            </w:r>
+            <w:r>
+              <w:rPr>
+                <w:noProof/>
+                <w:webHidden/>
+              </w:rPr>
+              <w:fldChar w:fldCharType="begin"/>
+            </w:r>
+            <w:r>
+              <w:rPr>
+                <w:noProof/>
+                <w:webHidden/>
+              </w:rPr>
+              <w:instrText xml:space="preserve"> PAGEREF _Toc196998444 \h </w:instrText>
+            </w:r>
+            <w:r>
+              <w:rPr>
+                <w:noProof/>
+                <w:webHidden/>
+              </w:rPr>
+            </w:r>
+            <w:r>
+              <w:rPr>
+                <w:noProof/>
+                <w:webHidden/>
+              </w:rPr>
+              <w:fldChar w:fldCharType="separate"/>
+            </w:r>
+            <w:r>
+              <w:rPr>
+                <w:noProof/>
+                <w:webHidden/>
+              </w:rPr>
+              <w:t>4</w:t>
+            </w:r>
+            <w:r>
+              <w:rPr>
+                <w:noProof/>
+                <w:webHidden/>
+              </w:rPr>
+              <w:fldChar w:fldCharType="end"/>
+            </w:r>
+          </w:hyperlink>
+        </w:p>
+        <w:p>
+          <w:pPr>
+            <w:pStyle w:val="TOC2"/>
+            <w:tabs>
+              <w:tab w:val="right" w:leader="dot" w:pos="9350"/>
+            </w:tabs>
+            <w:rPr>
+              <w:rFonts w:asciiTheme="minorHAnsi" w:eastAsiaTheme="minorEastAsia" w:hAnsiTheme="minorHAnsi" w:cstheme="minorBidi"/>
+              <w:noProof/>
+              <w:kern w:val="2"/>
+              <w:sz w:val="24"/>
+              <w:szCs w:val="24"/>
+              <w:lang w:val="en-US"/>
+              <w14:ligatures w14:val="standardContextual"/>
+            </w:rPr>
+          </w:pPr>
+          <w:hyperlink w:anchor="_Toc196998445" w:history="1">
+            <w:r>
+              <w:rPr>
+                <w:rStyle w:val="Hyperlink"/>
+                <w:noProof/>
+              </w:rPr>
               <w:t>Processing Raw Data</w:t>
             </w:r>
             <w:r>
@@ -444,7 +518,7 @@
                 <w:noProof/>
                 <w:webHidden/>
               </w:rPr>
-              <w:instrText xml:space="preserve"> PAGEREF _Toc193194082 \h </w:instrText>
+              <w:instrText xml:space="preserve"> PAGEREF _Toc196998445 \h </w:instrText>
             </w:r>
             <w:r>
               <w:rPr>
@@ -491,7 +565,7 @@
               <w14:ligatures w14:val="standardContextual"/>
             </w:rPr>
           </w:pPr>
-          <w:hyperlink w:anchor="_Toc193194083" w:history="1">
+          <w:hyperlink w:anchor="_Toc196998446" w:history="1">
             <w:r>
               <w:rPr>
                 <w:rStyle w:val="Hyperlink"/>
@@ -518,7 +592,7 @@
                 <w:noProof/>
                 <w:webHidden/>
               </w:rPr>
-              <w:instrText xml:space="preserve"> PAGEREF _Toc193194083 \h </w:instrText>
+              <w:instrText xml:space="preserve"> PAGEREF _Toc196998446 \h </w:instrText>
             </w:r>
             <w:r>
               <w:rPr>
@@ -538,7 +612,7 @@
                 <w:noProof/>
                 <w:webHidden/>
               </w:rPr>
-              <w:t>4</w:t>
+              <w:t>5</w:t>
             </w:r>
             <w:r>
               <w:rPr>
@@ -565,7 +639,7 @@
               <w14:ligatures w14:val="standardContextual"/>
             </w:rPr>
           </w:pPr>
-          <w:hyperlink w:anchor="_Toc193194084" w:history="1">
+          <w:hyperlink w:anchor="_Toc196998447" w:history="1">
             <w:r>
               <w:rPr>
                 <w:rStyle w:val="Hyperlink"/>
@@ -592,7 +666,7 @@
                 <w:noProof/>
                 <w:webHidden/>
               </w:rPr>
-              <w:instrText xml:space="preserve"> PAGEREF _Toc193194084 \h </w:instrText>
+              <w:instrText xml:space="preserve"> PAGEREF _Toc196998447 \h </w:instrText>
             </w:r>
             <w:r>
               <w:rPr>
@@ -612,7 +686,7 @@
                 <w:noProof/>
                 <w:webHidden/>
               </w:rPr>
-              <w:t>5</w:t>
+              <w:t>6</w:t>
             </w:r>
             <w:r>
               <w:rPr>
@@ -639,7 +713,7 @@
               <w14:ligatures w14:val="standardContextual"/>
             </w:rPr>
           </w:pPr>
-          <w:hyperlink w:anchor="_Toc193194085" w:history="1">
+          <w:hyperlink w:anchor="_Toc196998448" w:history="1">
             <w:r>
               <w:rPr>
                 <w:rStyle w:val="Hyperlink"/>
@@ -666,7 +740,7 @@
                 <w:noProof/>
                 <w:webHidden/>
               </w:rPr>
-              <w:instrText xml:space="preserve"> PAGEREF _Toc193194085 \h </w:instrText>
+              <w:instrText xml:space="preserve"> PAGEREF _Toc196998448 \h </w:instrText>
             </w:r>
             <w:r>
               <w:rPr>
@@ -686,7 +760,7 @@
                 <w:noProof/>
                 <w:webHidden/>
               </w:rPr>
-              <w:t>6</w:t>
+              <w:t>7</w:t>
             </w:r>
             <w:r>
               <w:rPr>
@@ -713,7 +787,7 @@
               <w14:ligatures w14:val="standardContextual"/>
             </w:rPr>
           </w:pPr>
-          <w:hyperlink w:anchor="_Toc193194086" w:history="1">
+          <w:hyperlink w:anchor="_Toc196998449" w:history="1">
             <w:r>
               <w:rPr>
                 <w:rStyle w:val="Hyperlink"/>
@@ -740,7 +814,7 @@
                 <w:noProof/>
                 <w:webHidden/>
               </w:rPr>
-              <w:instrText xml:space="preserve"> PAGEREF _Toc193194086 \h </w:instrText>
+              <w:instrText xml:space="preserve"> PAGEREF _Toc196998449 \h </w:instrText>
             </w:r>
             <w:r>
               <w:rPr>
@@ -760,7 +834,7 @@
                 <w:noProof/>
                 <w:webHidden/>
               </w:rPr>
-              <w:t>6</w:t>
+              <w:t>7</w:t>
             </w:r>
             <w:r>
               <w:rPr>
@@ -787,7 +861,7 @@
               <w14:ligatures w14:val="standardContextual"/>
             </w:rPr>
           </w:pPr>
-          <w:hyperlink w:anchor="_Toc193194087" w:history="1">
+          <w:hyperlink w:anchor="_Toc196998450" w:history="1">
             <w:r>
               <w:rPr>
                 <w:rStyle w:val="Hyperlink"/>
@@ -814,7 +888,7 @@
                 <w:noProof/>
                 <w:webHidden/>
               </w:rPr>
-              <w:instrText xml:space="preserve"> PAGEREF _Toc193194087 \h </w:instrText>
+              <w:instrText xml:space="preserve"> PAGEREF _Toc196998450 \h </w:instrText>
             </w:r>
             <w:r>
               <w:rPr>
@@ -861,7 +935,7 @@
               <w14:ligatures w14:val="standardContextual"/>
             </w:rPr>
           </w:pPr>
-          <w:hyperlink w:anchor="_Toc193194088" w:history="1">
+          <w:hyperlink w:anchor="_Toc196998451" w:history="1">
             <w:r>
               <w:rPr>
                 <w:rStyle w:val="Hyperlink"/>
@@ -888,7 +962,7 @@
                 <w:noProof/>
                 <w:webHidden/>
               </w:rPr>
-              <w:instrText xml:space="preserve"> PAGEREF _Toc193194088 \h </w:instrText>
+              <w:instrText xml:space="preserve"> PAGEREF _Toc196998451 \h </w:instrText>
             </w:r>
             <w:r>
               <w:rPr>
@@ -935,7 +1009,7 @@
               <w14:ligatures w14:val="standardContextual"/>
             </w:rPr>
           </w:pPr>
-          <w:hyperlink w:anchor="_Toc193194089" w:history="1">
+          <w:hyperlink w:anchor="_Toc196998452" w:history="1">
             <w:r>
               <w:rPr>
                 <w:rStyle w:val="Hyperlink"/>
@@ -962,7 +1036,7 @@
                 <w:noProof/>
                 <w:webHidden/>
               </w:rPr>
-              <w:instrText xml:space="preserve"> PAGEREF _Toc193194089 \h </w:instrText>
+              <w:instrText xml:space="preserve"> PAGEREF _Toc196998452 \h </w:instrText>
             </w:r>
             <w:r>
               <w:rPr>
@@ -983,6 +1057,80 @@
                 <w:webHidden/>
               </w:rPr>
               <w:t>8</w:t>
+            </w:r>
+            <w:r>
+              <w:rPr>
+                <w:noProof/>
+                <w:webHidden/>
+              </w:rPr>
+              <w:fldChar w:fldCharType="end"/>
+            </w:r>
+          </w:hyperlink>
+        </w:p>
+        <w:p>
+          <w:pPr>
+            <w:pStyle w:val="TOC2"/>
+            <w:tabs>
+              <w:tab w:val="right" w:leader="dot" w:pos="9350"/>
+            </w:tabs>
+            <w:rPr>
+              <w:rFonts w:asciiTheme="minorHAnsi" w:eastAsiaTheme="minorEastAsia" w:hAnsiTheme="minorHAnsi" w:cstheme="minorBidi"/>
+              <w:noProof/>
+              <w:kern w:val="2"/>
+              <w:sz w:val="24"/>
+              <w:szCs w:val="24"/>
+              <w:lang w:val="en-US"/>
+              <w14:ligatures w14:val="standardContextual"/>
+            </w:rPr>
+          </w:pPr>
+          <w:hyperlink w:anchor="_Toc196998453" w:history="1">
+            <w:r>
+              <w:rPr>
+                <w:rStyle w:val="Hyperlink"/>
+                <w:noProof/>
+              </w:rPr>
+              <w:t>create_qualitative_files.R</w:t>
+            </w:r>
+            <w:r>
+              <w:rPr>
+                <w:noProof/>
+                <w:webHidden/>
+              </w:rPr>
+              <w:tab/>
+            </w:r>
+            <w:r>
+              <w:rPr>
+                <w:noProof/>
+                <w:webHidden/>
+              </w:rPr>
+              <w:fldChar w:fldCharType="begin"/>
+            </w:r>
+            <w:r>
+              <w:rPr>
+                <w:noProof/>
+                <w:webHidden/>
+              </w:rPr>
+              <w:instrText xml:space="preserve"> PAGEREF _Toc196998453 \h </w:instrText>
+            </w:r>
+            <w:r>
+              <w:rPr>
+                <w:noProof/>
+                <w:webHidden/>
+              </w:rPr>
+            </w:r>
+            <w:r>
+              <w:rPr>
+                <w:noProof/>
+                <w:webHidden/>
+              </w:rPr>
+              <w:fldChar w:fldCharType="separate"/>
+            </w:r>
+            <w:r>
+              <w:rPr>
+                <w:noProof/>
+                <w:webHidden/>
+              </w:rPr>
+              <w:t>10</w:t>
             </w:r>
             <w:r>
               <w:rPr>
@@ -1009,7 +1157,7 @@
               <w14:ligatures w14:val="standardContextual"/>
             </w:rPr>
           </w:pPr>
-          <w:hyperlink w:anchor="_Toc193194090" w:history="1">
+          <w:hyperlink w:anchor="_Toc196998454" w:history="1">
             <w:r>
               <w:rPr>
                 <w:rStyle w:val="Hyperlink"/>
@@ -1036,7 +1184,7 @@
                 <w:noProof/>
                 <w:webHidden/>
               </w:rPr>
-              <w:instrText xml:space="preserve"> PAGEREF _Toc193194090 \h </w:instrText>
+              <w:instrText xml:space="preserve"> PAGEREF _Toc196998454 \h </w:instrText>
             </w:r>
             <w:r>
               <w:rPr>
@@ -1056,7 +1204,7 @@
                 <w:noProof/>
                 <w:webHidden/>
               </w:rPr>
-              <w:t>9</w:t>
+              <w:t>10</w:t>
             </w:r>
             <w:r>
               <w:rPr>
@@ -1083,7 +1231,7 @@
               <w14:ligatures w14:val="standardContextual"/>
             </w:rPr>
           </w:pPr>
-          <w:hyperlink w:anchor="_Toc193194091" w:history="1">
+          <w:hyperlink w:anchor="_Toc196998455" w:history="1">
             <w:r>
               <w:rPr>
                 <w:rStyle w:val="Hyperlink"/>
@@ -1110,7 +1258,7 @@
                 <w:noProof/>
                 <w:webHidden/>
               </w:rPr>
-              <w:instrText xml:space="preserve"> PAGEREF _Toc193194091 \h </w:instrText>
+              <w:instrText xml:space="preserve"> PAGEREF _Toc196998455 \h </w:instrText>
             </w:r>
             <w:r>
               <w:rPr>
@@ -1157,7 +1305,7 @@
               <w14:ligatures w14:val="standardContextual"/>
             </w:rPr>
           </w:pPr>
-          <w:hyperlink w:anchor="_Toc193194092" w:history="1">
+          <w:hyperlink w:anchor="_Toc196998456" w:history="1">
             <w:r>
               <w:rPr>
                 <w:rStyle w:val="Hyperlink"/>
@@ -1184,7 +1332,7 @@
                 <w:noProof/>
                 <w:webHidden/>
               </w:rPr>
-              <w:instrText xml:space="preserve"> PAGEREF _Toc193194092 \h </w:instrText>
+              <w:instrText xml:space="preserve"> PAGEREF _Toc196998456 \h </w:instrText>
             </w:r>
             <w:r>
               <w:rPr>
@@ -1204,7 +1352,7 @@
                 <w:noProof/>
                 <w:webHidden/>
               </w:rPr>
-              <w:t>10</w:t>
+              <w:t>11</w:t>
             </w:r>
             <w:r>
               <w:rPr>
@@ -1255,9 +1403,8 @@
       <w:pPr>
         <w:pStyle w:val="Heading1"/>
       </w:pPr>
-      <w:bookmarkStart w:id="3" w:name="_Toc193194077"/>
-      <w:r>
-        <w:lastRenderedPageBreak/>
+      <w:bookmarkStart w:id="3" w:name="_Toc196998439"/>
+      <w:r>
         <w:t>Overview</w:t>
       </w:r>
       <w:bookmarkEnd w:id="3"/>
@@ -1284,7 +1431,7 @@
         <w:pStyle w:val="Heading1"/>
       </w:pPr>
       <w:bookmarkStart w:id="4" w:name="_qj2lnfaz7ok1" w:colFirst="0" w:colLast="0"/>
-      <w:bookmarkStart w:id="5" w:name="_Toc193194078"/>
+      <w:bookmarkStart w:id="5" w:name="_Toc196998440"/>
       <w:bookmarkEnd w:id="4"/>
       <w:r>
         <w:t>Maintaining Codebooks/Reference Tables</w:t>
@@ -1295,7 +1442,7 @@
       <w:pPr>
         <w:pStyle w:val="Heading2"/>
       </w:pPr>
-      <w:bookmarkStart w:id="6" w:name="_Toc193194079"/>
+      <w:bookmarkStart w:id="6" w:name="_Toc196998441"/>
       <w:r>
         <w:t>Survey Codebook:</w:t>
       </w:r>
@@ -1497,6 +1644,7 @@
           <w:i/>
           <w:iCs/>
         </w:rPr>
+        <w:lastRenderedPageBreak/>
         <w:t>No change to code</w:t>
       </w:r>
     </w:p>
@@ -1562,7 +1710,6 @@
           <w:i/>
           <w:iCs/>
         </w:rPr>
-        <w:lastRenderedPageBreak/>
         <w:t xml:space="preserve">Define new </w:t>
       </w:r>
       <w:proofErr w:type="spellStart"/>
@@ -1706,7 +1853,15 @@
       </w:r>
       <w:proofErr w:type="gramEnd"/>
       <w:r>
-        <w:t xml:space="preserve"> questions from old functions where no longer relevant.</w:t>
+        <w:t xml:space="preserve"> questions from old functions </w:t>
+      </w:r>
+      <w:proofErr w:type="gramStart"/>
+      <w:r>
+        <w:t>where</w:t>
+      </w:r>
+      <w:proofErr w:type="gramEnd"/>
+      <w:r>
+        <w:t xml:space="preserve"> no longer relevant.</w:t>
       </w:r>
     </w:p>
     <w:p>
@@ -1794,7 +1949,7 @@
       <w:pPr>
         <w:pStyle w:val="Heading1"/>
       </w:pPr>
-      <w:bookmarkStart w:id="7" w:name="_Toc193194080"/>
+      <w:bookmarkStart w:id="7" w:name="_Toc196998442"/>
       <w:r>
         <w:t>Data Processing</w:t>
       </w:r>
@@ -1804,7 +1959,7 @@
       <w:pPr>
         <w:pStyle w:val="Heading2"/>
       </w:pPr>
-      <w:bookmarkStart w:id="8" w:name="_Toc193194081"/>
+      <w:bookmarkStart w:id="8" w:name="_Toc196998443"/>
       <w:r>
         <w:t>Overview</w:t>
       </w:r>
@@ -1851,6 +2006,17 @@
       </w:pPr>
       <w:r>
         <w:t>Creating Dashboard Tables for Tableau</w:t>
+      </w:r>
+    </w:p>
+    <w:p>
+      <w:pPr>
+        <w:numPr>
+          <w:ilvl w:val="0"/>
+          <w:numId w:val="10"/>
+        </w:numPr>
+      </w:pPr>
+      <w:r>
+        <w:t>Create school specific qualitative files</w:t>
       </w:r>
     </w:p>
     <w:p/>
@@ -1920,6 +2086,7 @@
         <w:rPr>
           <w:i/>
         </w:rPr>
+        <w:lastRenderedPageBreak/>
         <w:t xml:space="preserve">Example: If we add a new Dual Credit Type option to the question “Has anyone from your school helped you explore the following dual credit opportunities?”, then we will need to add that new </w:t>
       </w:r>
       <w:proofErr w:type="spellStart"/>
@@ -1946,7 +2113,6 @@
     </w:p>
     <w:p>
       <w:r>
-        <w:lastRenderedPageBreak/>
         <w:t>If there are changes made to the wording of the question that does not change the way that the question would be responded to or if there were no changes made to the question, then you should not make any related changes to the processing script.</w:t>
       </w:r>
     </w:p>
@@ -1990,17 +2156,128 @@
     </w:p>
     <w:p>
       <w:pPr>
+        <w:shd w:val="clear" w:color="auto" w:fill="FFFFFF"/>
+      </w:pPr>
+    </w:p>
+    <w:p>
+      <w:pPr>
         <w:pStyle w:val="Heading2"/>
       </w:pPr>
-      <w:bookmarkStart w:id="9" w:name="_Toc193194082"/>
+      <w:bookmarkStart w:id="9" w:name="_Toc196998444"/>
+      <w:proofErr w:type="spellStart"/>
+      <w:r>
+        <w:t>Survey_completion_</w:t>
+      </w:r>
+      <w:proofErr w:type="gramStart"/>
+      <w:r>
+        <w:t>rates</w:t>
+      </w:r>
+      <w:r>
+        <w:t>.R</w:t>
+      </w:r>
+      <w:bookmarkEnd w:id="9"/>
+      <w:proofErr w:type="spellEnd"/>
+      <w:proofErr w:type="gramEnd"/>
+    </w:p>
+    <w:p>
+      <w:r>
+        <w:t xml:space="preserve">This script </w:t>
+      </w:r>
+      <w:r>
+        <w:t xml:space="preserve">uses an API with </w:t>
+      </w:r>
+      <w:proofErr w:type="spellStart"/>
+      <w:r>
+        <w:t>QuestionPro</w:t>
+      </w:r>
+      <w:proofErr w:type="spellEnd"/>
+      <w:r>
+        <w:t xml:space="preserve"> to extract the current number of completed responses per school, grade, and survey.</w:t>
+      </w:r>
+      <w:r>
+        <w:t xml:space="preserve"> You will need to create the QP.txt file with the API key provided by Question Pro </w:t>
+      </w:r>
+      <w:hyperlink r:id="rId8" w:history="1">
+        <w:r>
+          <w:rPr>
+            <w:rStyle w:val="Hyperlink"/>
+          </w:rPr>
+          <w:t>through these instructions</w:t>
+        </w:r>
+      </w:hyperlink>
+      <w:r>
+        <w:t>.</w:t>
+      </w:r>
+    </w:p>
+    <w:p>
+      <w:r>
+        <w:t xml:space="preserve">It should be </w:t>
+      </w:r>
+      <w:proofErr w:type="gramStart"/>
+      <w:r>
+        <w:t>ran</w:t>
+      </w:r>
+      <w:proofErr w:type="gramEnd"/>
+      <w:r>
+        <w:t xml:space="preserve"> as often as you would like to get an updated response rate throughout the survey administration window. If you would like to see the change in completion rates over time, the script ends with an inactive </w:t>
+      </w:r>
+      <w:r>
+        <w:t xml:space="preserve">line to write </w:t>
+      </w:r>
+      <w:r>
+        <w:t>additional file</w:t>
+      </w:r>
+      <w:r>
+        <w:t xml:space="preserve">s </w:t>
+      </w:r>
+      <w:r>
+        <w:t xml:space="preserve">that </w:t>
+      </w:r>
+      <w:proofErr w:type="gramStart"/>
+      <w:r>
+        <w:t>contains</w:t>
+      </w:r>
+      <w:proofErr w:type="gramEnd"/>
+      <w:r>
+        <w:t xml:space="preserve"> the current date.</w:t>
+      </w:r>
+    </w:p>
+    <w:p/>
+    <w:p>
+      <w:r>
+        <w:t>For the denominator of</w:t>
+      </w:r>
+      <w:r>
+        <w:t xml:space="preserve"> each </w:t>
+      </w:r>
+      <w:proofErr w:type="gramStart"/>
+      <w:r>
+        <w:t>schools</w:t>
+      </w:r>
+      <w:proofErr w:type="gramEnd"/>
+      <w:r>
+        <w:t xml:space="preserve"> completion rate, update the H2P School Reference file </w:t>
+      </w:r>
+      <w:r>
+        <w:t xml:space="preserve">with student and staff counts </w:t>
+      </w:r>
+      <w:r>
+        <w:t xml:space="preserve">using publicly available enrollment data, or data provided from survey administrators. </w:t>
+      </w:r>
+    </w:p>
+    <w:p>
+      <w:pPr>
+        <w:pStyle w:val="Heading2"/>
+      </w:pPr>
+      <w:bookmarkStart w:id="10" w:name="_Toc196998445"/>
       <w:r>
         <w:t>Processing Raw Data</w:t>
       </w:r>
-      <w:bookmarkEnd w:id="9"/>
-    </w:p>
-    <w:p>
-      <w:r>
-        <w:t>There are 2 scripts that are in the `H2P/R` folder that are used to process the Raw Excel Output file from Question Pro:</w:t>
+      <w:bookmarkEnd w:id="10"/>
+    </w:p>
+    <w:p>
+      <w:r>
+        <w:t>There are 2 scripts that are used to process the Raw Excel Output file from Question Pro:</w:t>
       </w:r>
     </w:p>
     <w:p>
@@ -2042,6 +2319,12 @@
     <w:p/>
     <w:p>
       <w:r>
+        <w:t>If using these scripts but not the exact survey output from Question Pro, the raw data file must EXACTLY match the structure &amp; column names of the sample raw data.</w:t>
+      </w:r>
+    </w:p>
+    <w:p/>
+    <w:p>
+      <w:r>
         <w:t xml:space="preserve">A quick overview of the two scripts is included below.  Note that the more granular line by line notes will be included as comments within the two scripts. Only the most current survey data should be read into these scripts since prior year data is joined back later in </w:t>
       </w:r>
       <w:proofErr w:type="gramStart"/>
@@ -2057,16 +2340,17 @@
       <w:pPr>
         <w:pStyle w:val="Heading3"/>
       </w:pPr>
-      <w:bookmarkStart w:id="10" w:name="_Toc193194083"/>
+      <w:bookmarkStart w:id="11" w:name="_Toc196998446"/>
       <w:proofErr w:type="spellStart"/>
       <w:r>
+        <w:lastRenderedPageBreak/>
         <w:t>process_student_</w:t>
       </w:r>
       <w:proofErr w:type="gramStart"/>
       <w:r>
         <w:t>survey.R</w:t>
       </w:r>
-      <w:bookmarkEnd w:id="10"/>
+      <w:bookmarkEnd w:id="11"/>
       <w:proofErr w:type="spellEnd"/>
       <w:proofErr w:type="gramEnd"/>
     </w:p>
@@ -2151,7 +2435,7 @@
     <w:p/>
     <w:p>
       <w:r>
-        <w:t xml:space="preserve">Next, the script reads in all raw files from all versions of the Student Survey.  </w:t>
+        <w:t xml:space="preserve">Next, the script reads in all raw files from all versions of the Student Survey. </w:t>
       </w:r>
       <w:r>
         <w:t>In the sample</w:t>
@@ -2232,7 +2516,6 @@
     <w:p/>
     <w:p>
       <w:r>
-        <w:lastRenderedPageBreak/>
         <w:t>After this, we pull the final set of columns that we will be using for our final file and pivot the data from wide form to long form. This pivot essentially changes the structure of the data from being 1 row per respondent with a column for each survey question to 1 row per student/survey question where each row has all demographic characteristics associated with the student.</w:t>
       </w:r>
     </w:p>
@@ -2362,7 +2645,11 @@
       </w:r>
       <w:proofErr w:type="spellEnd"/>
       <w:r>
-        <w:t xml:space="preserve">` column.  Each question type will write the processed version into a separate data frame that will need to be </w:t>
+        <w:t xml:space="preserve">` column.  Each question type will write the </w:t>
+      </w:r>
+      <w:r>
+        <w:lastRenderedPageBreak/>
+        <w:t xml:space="preserve">processed version into a separate data frame that will need to be </w:t>
       </w:r>
       <w:proofErr w:type="spellStart"/>
       <w:r>
@@ -2457,8 +2744,13 @@
         <w:t>dataframe</w:t>
       </w:r>
       <w:proofErr w:type="spellEnd"/>
-      <w:r>
-        <w:t>, a data frame was accidentally used twice.</w:t>
+      <w:proofErr w:type="gramStart"/>
+      <w:r>
+        <w:t>, a</w:t>
+      </w:r>
+      <w:proofErr w:type="gramEnd"/>
+      <w:r>
+        <w:t xml:space="preserve"> data frame was accidentally used twice.</w:t>
       </w:r>
     </w:p>
     <w:p/>
@@ -2487,7 +2779,7 @@
       <w:pPr>
         <w:pStyle w:val="Heading3"/>
       </w:pPr>
-      <w:bookmarkStart w:id="11" w:name="_Toc193194084"/>
+      <w:bookmarkStart w:id="12" w:name="_Toc196998447"/>
       <w:proofErr w:type="spellStart"/>
       <w:r>
         <w:t>process_staff_</w:t>
@@ -2496,7 +2788,7 @@
       <w:r>
         <w:t>survey.R</w:t>
       </w:r>
-      <w:bookmarkEnd w:id="11"/>
+      <w:bookmarkEnd w:id="12"/>
       <w:proofErr w:type="spellEnd"/>
       <w:proofErr w:type="gramEnd"/>
     </w:p>
@@ -2609,11 +2901,13 @@
       </w:r>
       <w:proofErr w:type="gramEnd"/>
       <w:r>
-        <w:t xml:space="preserve"> responses as well as flagging invalid responses to demographic questions.  </w:t>
-      </w:r>
-      <w:r>
-        <w:lastRenderedPageBreak/>
-        <w:t xml:space="preserve">After this, we pull the final set of columns that we will be using for our final file and pivot the data from wide form to long form.  This pivot essentially changes the structure of the data from being 1 row per respondent with a column for each survey question to 1 row per </w:t>
+        <w:t xml:space="preserve"> responses as well as flagging invalid responses to demographic questions.  After this, we pull the final set of columns that we will be using for our final file and pivot the data from wide form to long form.</w:t>
+      </w:r>
+      <w:r>
+        <w:t xml:space="preserve"> </w:t>
+      </w:r>
+      <w:r>
+        <w:t xml:space="preserve">This pivot essentially changes the structure of the data from being 1 row per respondent with a column for each survey question to 1 row per </w:t>
       </w:r>
       <w:r>
         <w:t>respondent</w:t>
@@ -2676,7 +2970,19 @@
       </w:r>
       <w:proofErr w:type="spellEnd"/>
       <w:r>
-        <w:t xml:space="preserve"> tab of the \Documents\GitHub\H2P\data\1_raw\SurveyCodebook_H2P under the `</w:t>
+        <w:t xml:space="preserve"> tab of the</w:t>
+      </w:r>
+      <w:r>
+        <w:t xml:space="preserve"> </w:t>
+      </w:r>
+      <w:r>
+        <w:t>SurveyCodebook_H2P</w:t>
+      </w:r>
+      <w:r>
+        <w:t xml:space="preserve"> file</w:t>
+      </w:r>
+      <w:r>
+        <w:t xml:space="preserve"> under the `</w:t>
       </w:r>
       <w:proofErr w:type="spellStart"/>
       <w:r>
@@ -2757,44 +3063,46 @@
         <w:t>`) of the file.</w:t>
       </w:r>
       <w:r>
-        <w:t xml:space="preserve">  The row counts of these two files should be identical if everything is done correctly.  Some common reasons for discrepancies include: a </w:t>
+        <w:t xml:space="preserve">  The row counts of these two files should be identical if everything is done correctly.  Some common </w:t>
+      </w:r>
+      <w:r>
+        <w:lastRenderedPageBreak/>
+        <w:t xml:space="preserve">reasons for discrepancies include: a question id was missing, the union was missing a </w:t>
+      </w:r>
+      <w:proofErr w:type="spellStart"/>
+      <w:r>
+        <w:t>dataframe</w:t>
+      </w:r>
+      <w:proofErr w:type="spellEnd"/>
+      <w:r>
+        <w:t xml:space="preserve">, </w:t>
+      </w:r>
+      <w:r>
+        <w:t xml:space="preserve">or </w:t>
+      </w:r>
+      <w:r>
+        <w:t>a data frame was accidentally used twice.</w:t>
+      </w:r>
+    </w:p>
+    <w:p/>
+    <w:p>
+      <w:r>
+        <w:t xml:space="preserve">Once you have validated that the resulting </w:t>
+      </w:r>
+      <w:proofErr w:type="spellStart"/>
+      <w:r>
+        <w:t>longfile</w:t>
+      </w:r>
+      <w:proofErr w:type="spellEnd"/>
+      <w:r>
+        <w:t xml:space="preserve"> is correct, then the final step is </w:t>
       </w:r>
       <w:proofErr w:type="gramStart"/>
       <w:r>
-        <w:t>question id</w:t>
+        <w:t>writing</w:t>
       </w:r>
       <w:proofErr w:type="gramEnd"/>
       <w:r>
-        <w:t xml:space="preserve"> was missing, the union was missing a </w:t>
-      </w:r>
-      <w:proofErr w:type="spellStart"/>
-      <w:r>
-        <w:t>dataframe</w:t>
-      </w:r>
-      <w:proofErr w:type="spellEnd"/>
-      <w:r>
-        <w:t>, a data frame was accidentally used twice.</w:t>
-      </w:r>
-    </w:p>
-    <w:p/>
-    <w:p>
-      <w:r>
-        <w:t xml:space="preserve">Once you have validated that the resulting </w:t>
-      </w:r>
-      <w:proofErr w:type="spellStart"/>
-      <w:r>
-        <w:t>longfile</w:t>
-      </w:r>
-      <w:proofErr w:type="spellEnd"/>
-      <w:r>
-        <w:t xml:space="preserve"> is correct, then the final step is </w:t>
-      </w:r>
-      <w:proofErr w:type="gramStart"/>
-      <w:r>
-        <w:t>writing</w:t>
-      </w:r>
-      <w:proofErr w:type="gramEnd"/>
-      <w:r>
         <w:t xml:space="preserve"> the wide &amp; long versions of the data into a csv file that can be used in Tableau. </w:t>
       </w:r>
     </w:p>
@@ -2802,21 +3110,21 @@
       <w:pPr>
         <w:pStyle w:val="Heading2"/>
       </w:pPr>
-      <w:bookmarkStart w:id="12" w:name="_Toc193194085"/>
+      <w:bookmarkStart w:id="13" w:name="_Toc196998448"/>
       <w:r>
         <w:t>Creating Dashboard Tables for Tableau</w:t>
       </w:r>
-      <w:bookmarkEnd w:id="12"/>
+      <w:bookmarkEnd w:id="13"/>
     </w:p>
     <w:p>
       <w:pPr>
         <w:pStyle w:val="Heading2"/>
       </w:pPr>
-      <w:bookmarkStart w:id="13" w:name="_Toc193194086"/>
+      <w:bookmarkStart w:id="14" w:name="_Toc196998449"/>
       <w:r>
         <w:t>Overview</w:t>
       </w:r>
-      <w:bookmarkEnd w:id="13"/>
+      <w:bookmarkEnd w:id="14"/>
     </w:p>
     <w:p>
       <w:r>
@@ -2837,21 +3145,7 @@
       </w:r>
       <w:proofErr w:type="spellStart"/>
       <w:r>
-        <w:t>process_staff_survey.R</w:t>
-      </w:r>
-      <w:proofErr w:type="spellEnd"/>
-      <w:r>
-        <w:t>` are already structured in a way that can be used for analysis and dashboarding purposes.  However, there is a key limitation to using these files, which is that the individual (student/staff) level data needs to be passed into whatever dashboarding/analysis software that is being used.  This increases the risk that personally identifiable information (PII) becomes exposed and limits our ability to apply suppression logic.  Additionally, pre-aggregating the data provides additional advantages which includes defining the filter groups that can be used as well as creating the ability to link state/regional reference values.</w:t>
-      </w:r>
-    </w:p>
-    <w:p/>
-    <w:p>
-      <w:r>
-        <w:t>To address this, there are 2 scripts that are in the `H2P/R` folder that are used to process the output files from the `</w:t>
-      </w:r>
-      <w:proofErr w:type="spellStart"/>
-      <w:r>
-        <w:t>process_student_</w:t>
+        <w:t>process_staff_</w:t>
       </w:r>
       <w:proofErr w:type="gramStart"/>
       <w:r>
@@ -2860,13 +3154,37 @@
       <w:proofErr w:type="spellEnd"/>
       <w:proofErr w:type="gramEnd"/>
       <w:r>
+        <w:t>` are already structured in a way that can be used for analysis and dashboarding purposes.  However, there is a key limitation to using these files, which is that the individual (student/staff) level data needs to be passed into whatever dashboarding/analysis software that is being used.  This increases the risk that personally identifiable information (PII) becomes exposed and limits our ability to apply suppression logic.  Additionally, pre-aggregating the data provides additional advantages which includes defining the filter groups that can be used as well as creating the ability to link state/regional reference values.</w:t>
+      </w:r>
+    </w:p>
+    <w:p/>
+    <w:p>
+      <w:r>
+        <w:t>To address this, there are 2 scripts that are used to process the output files from the `</w:t>
+      </w:r>
+      <w:proofErr w:type="spellStart"/>
+      <w:r>
+        <w:t>process_student_</w:t>
+      </w:r>
+      <w:proofErr w:type="gramStart"/>
+      <w:r>
+        <w:t>survey.R</w:t>
+      </w:r>
+      <w:proofErr w:type="spellEnd"/>
+      <w:proofErr w:type="gramEnd"/>
+      <w:r>
         <w:t>` and `</w:t>
       </w:r>
       <w:proofErr w:type="spellStart"/>
       <w:r>
-        <w:t>process_staff_survey.R</w:t>
+        <w:t>process_staff_</w:t>
+      </w:r>
+      <w:proofErr w:type="gramStart"/>
+      <w:r>
+        <w:t>survey.R</w:t>
       </w:r>
       <w:proofErr w:type="spellEnd"/>
+      <w:proofErr w:type="gramEnd"/>
       <w:r>
         <w:t>` scripts that further process and pre-aggregate the data to prep it for use in Tableau.</w:t>
       </w:r>
@@ -2880,7 +3198,6 @@
       </w:pPr>
       <w:proofErr w:type="spellStart"/>
       <w:r>
-        <w:lastRenderedPageBreak/>
         <w:t>create_student_survey_</w:t>
       </w:r>
       <w:proofErr w:type="gramStart"/>
@@ -2927,17 +3244,17 @@
           <w:u w:val="none"/>
         </w:rPr>
       </w:pPr>
-      <w:bookmarkStart w:id="14" w:name="_Toc193194087"/>
+      <w:bookmarkStart w:id="15" w:name="_Toc196998450"/>
       <w:r>
         <w:t>Suppression</w:t>
       </w:r>
-      <w:bookmarkEnd w:id="14"/>
+      <w:bookmarkEnd w:id="15"/>
     </w:p>
     <w:p>
       <w:r>
         <w:t xml:space="preserve">Data is suppressed in alignment with OSPI requirements, found </w:t>
       </w:r>
-      <w:hyperlink r:id="rId8">
+      <w:hyperlink r:id="rId9">
         <w:r>
           <w:rPr>
             <w:color w:val="1155CC"/>
@@ -2959,7 +3276,7 @@
       <w:pPr>
         <w:pStyle w:val="Heading2"/>
       </w:pPr>
-      <w:bookmarkStart w:id="15" w:name="_Toc193194088"/>
+      <w:bookmarkStart w:id="16" w:name="_Toc196998451"/>
       <w:proofErr w:type="spellStart"/>
       <w:r>
         <w:t>create_student_survey_</w:t>
@@ -2968,7 +3285,7 @@
       <w:r>
         <w:t>dashboard.R</w:t>
       </w:r>
-      <w:bookmarkEnd w:id="15"/>
+      <w:bookmarkEnd w:id="16"/>
       <w:proofErr w:type="spellEnd"/>
       <w:proofErr w:type="gramEnd"/>
     </w:p>
@@ -3067,7 +3384,11 @@
       </w:r>
       <w:proofErr w:type="spellEnd"/>
       <w:r>
-        <w:t xml:space="preserve">` (student survey question dimension file with details like the actual question text) and the `School Reference (includes details related to school name and region) data.  </w:t>
+        <w:t xml:space="preserve">` (student survey question dimension file with details </w:t>
+      </w:r>
+      <w:r>
+        <w:lastRenderedPageBreak/>
+        <w:t xml:space="preserve">like the actual question text) and the `School Reference (includes details related to school name and region) data.  </w:t>
       </w:r>
     </w:p>
     <w:p/>
@@ -3207,7 +3528,6 @@
         <w:rPr>
           <w:b/>
         </w:rPr>
-        <w:lastRenderedPageBreak/>
         <w:t>df_dashboard_stacked_rpt</w:t>
       </w:r>
       <w:proofErr w:type="spellEnd"/>
@@ -3333,7 +3653,7 @@
       <w:pPr>
         <w:pStyle w:val="Heading2"/>
       </w:pPr>
-      <w:bookmarkStart w:id="16" w:name="_Toc193194089"/>
+      <w:bookmarkStart w:id="17" w:name="_Toc196998452"/>
       <w:proofErr w:type="spellStart"/>
       <w:r>
         <w:t>create_staff_survey_</w:t>
@@ -3342,7 +3662,7 @@
       <w:r>
         <w:t>dashboard.R</w:t>
       </w:r>
-      <w:bookmarkEnd w:id="16"/>
+      <w:bookmarkEnd w:id="17"/>
       <w:proofErr w:type="spellEnd"/>
       <w:proofErr w:type="gramEnd"/>
     </w:p>
@@ -3359,7 +3679,14 @@
         <w:rPr>
           <w:u w:val="single"/>
         </w:rPr>
-        <w:t xml:space="preserve">additional pre-aggregation to generate the rings that compare student &amp; staff data and there </w:t>
+        <w:t xml:space="preserve">additional pre-aggregation to </w:t>
+      </w:r>
+      <w:r>
+        <w:rPr>
+          <w:u w:val="single"/>
+        </w:rPr>
+        <w:lastRenderedPageBreak/>
+        <w:t xml:space="preserve">generate the rings that compare student &amp; staff data and there </w:t>
       </w:r>
       <w:proofErr w:type="gramStart"/>
       <w:r>
@@ -3373,7 +3700,21 @@
         <w:rPr>
           <w:u w:val="single"/>
         </w:rPr>
-        <w:t xml:space="preserve"> no grade level or first generation aggregations.</w:t>
+        <w:t xml:space="preserve"> no grade level or </w:t>
+      </w:r>
+      <w:proofErr w:type="gramStart"/>
+      <w:r>
+        <w:rPr>
+          <w:u w:val="single"/>
+        </w:rPr>
+        <w:t>first generation</w:t>
+      </w:r>
+      <w:proofErr w:type="gramEnd"/>
+      <w:r>
+        <w:rPr>
+          <w:u w:val="single"/>
+        </w:rPr>
+        <w:t xml:space="preserve"> aggregations.</w:t>
       </w:r>
     </w:p>
     <w:p/>
@@ -3536,7 +3877,6 @@
     <w:p/>
     <w:p>
       <w:r>
-        <w:lastRenderedPageBreak/>
         <w:t xml:space="preserve">Once those elements have been coded, we begin the process of pre-aggregating the data. While this section takes up </w:t>
       </w:r>
       <w:proofErr w:type="gramStart"/>
@@ -3578,7 +3918,15 @@
       </w:r>
       <w:proofErr w:type="gramEnd"/>
       <w:r>
-        <w:t xml:space="preserve"> derives the count of staff across all of those intersections. This is not used in the dashboards that are shared with regional leads/school </w:t>
+        <w:t xml:space="preserve"> derives the count of staff across </w:t>
+      </w:r>
+      <w:proofErr w:type="gramStart"/>
+      <w:r>
+        <w:t>all of</w:t>
+      </w:r>
+      <w:proofErr w:type="gramEnd"/>
+      <w:r>
+        <w:t xml:space="preserve"> those intersections. This is not used in the dashboards that are shared with regional leads/school </w:t>
       </w:r>
       <w:r>
         <w:t>teams but</w:t>
@@ -3784,18 +4132,116 @@
     </w:p>
     <w:p>
       <w:pPr>
+        <w:pStyle w:val="Heading2"/>
+      </w:pPr>
+      <w:bookmarkStart w:id="18" w:name="_Toc196998453"/>
+      <w:proofErr w:type="spellStart"/>
+      <w:r>
+        <w:t>create_</w:t>
+      </w:r>
+      <w:r>
+        <w:t>qualitative</w:t>
+      </w:r>
+      <w:r>
+        <w:t>_</w:t>
+      </w:r>
+      <w:proofErr w:type="gramStart"/>
+      <w:r>
+        <w:t>files</w:t>
+      </w:r>
+      <w:r>
+        <w:t>.R</w:t>
+      </w:r>
+      <w:bookmarkEnd w:id="18"/>
+      <w:proofErr w:type="spellEnd"/>
+      <w:proofErr w:type="gramEnd"/>
+    </w:p>
+    <w:p>
+      <w:r>
+        <w:t>Th</w:t>
+      </w:r>
+      <w:r>
+        <w:t>is script reads the output files from processing scripts and filters them down to only the open-ended questions and excludes all unneeded columns.</w:t>
+      </w:r>
+      <w:r>
+        <w:t xml:space="preserve"> </w:t>
+      </w:r>
+      <w:r>
+        <w:t xml:space="preserve">Then, it writes separate, individual files for all </w:t>
+      </w:r>
+      <w:proofErr w:type="gramStart"/>
+      <w:r>
+        <w:t>schools</w:t>
+      </w:r>
+      <w:proofErr w:type="gramEnd"/>
+      <w:r>
+        <w:t xml:space="preserve"> </w:t>
+      </w:r>
+      <w:proofErr w:type="gramStart"/>
+      <w:r>
+        <w:t>student</w:t>
+      </w:r>
+      <w:proofErr w:type="gramEnd"/>
+      <w:r>
+        <w:t xml:space="preserve"> and </w:t>
+      </w:r>
+      <w:proofErr w:type="gramStart"/>
+      <w:r>
+        <w:t>staff</w:t>
+      </w:r>
+      <w:proofErr w:type="gramEnd"/>
+      <w:r>
+        <w:t xml:space="preserve"> open-ended responses. Before distributing, all open-ended responses containing PII should be redacted. </w:t>
+      </w:r>
+    </w:p>
+    <w:p>
+      <w:pPr>
         <w:pStyle w:val="Heading1"/>
       </w:pPr>
-      <w:bookmarkStart w:id="17" w:name="_3i01gbrnb7nr" w:colFirst="0" w:colLast="0"/>
-      <w:bookmarkStart w:id="18" w:name="_taf8jtnnoow2" w:colFirst="0" w:colLast="0"/>
-      <w:bookmarkStart w:id="19" w:name="_Toc193194090"/>
-      <w:bookmarkEnd w:id="17"/>
-      <w:bookmarkEnd w:id="18"/>
+      <w:bookmarkStart w:id="19" w:name="_3i01gbrnb7nr" w:colFirst="0" w:colLast="0"/>
+      <w:bookmarkStart w:id="20" w:name="_taf8jtnnoow2" w:colFirst="0" w:colLast="0"/>
+      <w:bookmarkStart w:id="21" w:name="_Toc196998454"/>
+      <w:bookmarkEnd w:id="19"/>
+      <w:bookmarkEnd w:id="20"/>
       <w:r>
         <w:t>Dashboard Creation</w:t>
       </w:r>
-      <w:bookmarkEnd w:id="19"/>
-    </w:p>
+      <w:bookmarkEnd w:id="21"/>
+    </w:p>
+    <w:p>
+      <w:r>
+        <w:t xml:space="preserve">To replace sample data in dashboards with your real data, follow these instructions: </w:t>
+      </w:r>
+      <w:hyperlink r:id="rId10" w:history="1">
+        <w:r>
+          <w:rPr>
+            <w:rStyle w:val="Hyperlink"/>
+          </w:rPr>
+          <w:t>https://help.tableau.com/current/pro/desktop/en-us/connect_basic_replace.htm</w:t>
+        </w:r>
+      </w:hyperlink>
+      <w:r>
+        <w:t xml:space="preserve"> </w:t>
+      </w:r>
+    </w:p>
+    <w:p/>
+    <w:p>
+      <w:proofErr w:type="gramStart"/>
+      <w:r>
+        <w:t>Ensure</w:t>
+      </w:r>
+      <w:proofErr w:type="gramEnd"/>
+      <w:r>
+        <w:t xml:space="preserve"> </w:t>
+      </w:r>
+      <w:r>
+        <w:t>joins</w:t>
+      </w:r>
+      <w:r>
+        <w:t xml:space="preserve"> between real data are the same as the sample data.</w:t>
+      </w:r>
+    </w:p>
+    <w:p/>
     <w:p>
       <w:pPr>
         <w:rPr>
@@ -3804,10 +4250,10 @@
           <w:szCs w:val="24"/>
         </w:rPr>
       </w:pPr>
-      <w:bookmarkStart w:id="20" w:name="_i3m6zlexb8e0" w:colFirst="0" w:colLast="0"/>
-      <w:bookmarkStart w:id="21" w:name="_mtuehp0e46w" w:colFirst="0" w:colLast="0"/>
-      <w:bookmarkEnd w:id="20"/>
-      <w:bookmarkEnd w:id="21"/>
+      <w:bookmarkStart w:id="22" w:name="_i3m6zlexb8e0" w:colFirst="0" w:colLast="0"/>
+      <w:bookmarkStart w:id="23" w:name="_mtuehp0e46w" w:colFirst="0" w:colLast="0"/>
+      <w:bookmarkEnd w:id="22"/>
+      <w:bookmarkEnd w:id="23"/>
       <w:r>
         <w:rPr>
           <w:sz w:val="28"/>
@@ -3834,7 +4280,6 @@
         </w:numPr>
       </w:pPr>
       <w:r>
-        <w:lastRenderedPageBreak/>
         <w:t>Data Model</w:t>
       </w:r>
     </w:p>
@@ -3876,9 +4321,9 @@
       <w:pPr>
         <w:pStyle w:val="Heading2"/>
       </w:pPr>
-      <w:bookmarkStart w:id="22" w:name="_uj1xkwstgyok" w:colFirst="0" w:colLast="0"/>
-      <w:bookmarkStart w:id="23" w:name="_Toc193194091"/>
-      <w:bookmarkEnd w:id="22"/>
+      <w:bookmarkStart w:id="24" w:name="_uj1xkwstgyok" w:colFirst="0" w:colLast="0"/>
+      <w:bookmarkStart w:id="25" w:name="_Toc196998455"/>
+      <w:bookmarkEnd w:id="24"/>
       <w:proofErr w:type="gramStart"/>
       <w:r>
         <w:t>Report</w:t>
@@ -3887,7 +4332,7 @@
       <w:r>
         <w:t xml:space="preserve"> Card Enrollment</w:t>
       </w:r>
-      <w:bookmarkEnd w:id="23"/>
+      <w:bookmarkEnd w:id="25"/>
     </w:p>
     <w:p>
       <w:r>
@@ -3929,13 +4374,13 @@
           <w:b/>
         </w:rPr>
       </w:pPr>
-      <w:bookmarkStart w:id="24" w:name="_6igymfrrqzkb" w:colFirst="0" w:colLast="0"/>
-      <w:bookmarkStart w:id="25" w:name="_Toc193194092"/>
-      <w:bookmarkEnd w:id="24"/>
+      <w:bookmarkStart w:id="26" w:name="_6igymfrrqzkb" w:colFirst="0" w:colLast="0"/>
+      <w:bookmarkStart w:id="27" w:name="_Toc196998456"/>
+      <w:bookmarkEnd w:id="26"/>
       <w:r>
         <w:t>Calculated Fields</w:t>
       </w:r>
-      <w:bookmarkEnd w:id="25"/>
+      <w:bookmarkEnd w:id="27"/>
     </w:p>
     <w:p>
       <w:r>
@@ -4104,6 +4549,336 @@
                 <w:b/>
               </w:rPr>
             </w:pPr>
+            <w:r>
+              <w:rPr>
+                <w:b/>
+              </w:rPr>
+              <w:t>Completion Rate (staff)</w:t>
+            </w:r>
+          </w:p>
+        </w:tc>
+        <w:tc>
+          <w:tcPr>
+            <w:tcW w:w="2055" w:type="dxa"/>
+            <w:tcBorders>
+              <w:top w:val="single" w:sz="4" w:space="0" w:color="000000"/>
+              <w:left w:val="single" w:sz="4" w:space="0" w:color="000000"/>
+              <w:bottom w:val="single" w:sz="4" w:space="0" w:color="000000"/>
+              <w:right w:val="single" w:sz="4" w:space="0" w:color="000000"/>
+            </w:tcBorders>
+          </w:tcPr>
+          <w:p>
+            <w:pPr>
+              <w:spacing w:line="342" w:lineRule="auto"/>
+              <w:rPr>
+                <w:b/>
+              </w:rPr>
+            </w:pPr>
+            <w:r>
+              <w:rPr>
+                <w:b/>
+              </w:rPr>
+              <w:t>Calculates the % of completed surveys received over all school staff</w:t>
+            </w:r>
+            <w:r>
+              <w:rPr>
+                <w:b/>
+              </w:rPr>
+              <w:t xml:space="preserve"> – use with survey filtered to staff</w:t>
+            </w:r>
+          </w:p>
+        </w:tc>
+        <w:tc>
+          <w:tcPr>
+            <w:tcW w:w="2460" w:type="dxa"/>
+            <w:tcBorders>
+              <w:top w:val="single" w:sz="4" w:space="0" w:color="000000"/>
+              <w:left w:val="single" w:sz="4" w:space="0" w:color="000000"/>
+              <w:bottom w:val="single" w:sz="4" w:space="0" w:color="000000"/>
+              <w:right w:val="single" w:sz="4" w:space="0" w:color="000000"/>
+            </w:tcBorders>
+          </w:tcPr>
+          <w:p>
+            <w:pPr>
+              <w:rPr>
+                <w:b/>
+              </w:rPr>
+            </w:pPr>
+            <w:proofErr w:type="spellStart"/>
+            <w:r>
+              <w:rPr>
+                <w:b/>
+              </w:rPr>
+              <w:t>school_grade_completed_response</w:t>
+            </w:r>
+            <w:proofErr w:type="spellEnd"/>
+          </w:p>
+        </w:tc>
+        <w:tc>
+          <w:tcPr>
+            <w:tcW w:w="4965" w:type="dxa"/>
+            <w:tcBorders>
+              <w:top w:val="single" w:sz="4" w:space="0" w:color="000000"/>
+              <w:left w:val="single" w:sz="4" w:space="0" w:color="000000"/>
+              <w:bottom w:val="single" w:sz="4" w:space="0" w:color="000000"/>
+              <w:right w:val="single" w:sz="4" w:space="0" w:color="000000"/>
+            </w:tcBorders>
+          </w:tcPr>
+          <w:p>
+            <w:pPr>
+              <w:pBdr>
+                <w:top w:val="nil"/>
+                <w:left w:val="nil"/>
+                <w:bottom w:val="nil"/>
+                <w:right w:val="nil"/>
+                <w:between w:val="nil"/>
+              </w:pBdr>
+              <w:rPr>
+                <w:rFonts w:ascii="Roboto Mono" w:eastAsia="Roboto Mono" w:hAnsi="Roboto Mono" w:cs="Roboto Mono"/>
+                <w:b/>
+                <w:color w:val="188038"/>
+              </w:rPr>
+            </w:pPr>
+            <w:proofErr w:type="gramStart"/>
+            <w:r>
+              <w:rPr>
+                <w:rFonts w:ascii="Roboto Mono" w:eastAsia="Roboto Mono" w:hAnsi="Roboto Mono" w:cs="Roboto Mono"/>
+                <w:b/>
+                <w:color w:val="188038"/>
+              </w:rPr>
+              <w:t>SUM(</w:t>
+            </w:r>
+            <w:proofErr w:type="gramEnd"/>
+            <w:r>
+              <w:rPr>
+                <w:rFonts w:ascii="Roboto Mono" w:eastAsia="Roboto Mono" w:hAnsi="Roboto Mono" w:cs="Roboto Mono"/>
+                <w:b/>
+                <w:color w:val="188038"/>
+              </w:rPr>
+              <w:t xml:space="preserve">[Completion </w:t>
+            </w:r>
+            <w:proofErr w:type="gramStart"/>
+            <w:r>
+              <w:rPr>
+                <w:rFonts w:ascii="Roboto Mono" w:eastAsia="Roboto Mono" w:hAnsi="Roboto Mono" w:cs="Roboto Mono"/>
+                <w:b/>
+                <w:color w:val="188038"/>
+              </w:rPr>
+              <w:t>Count])</w:t>
+            </w:r>
+            <w:proofErr w:type="gramEnd"/>
+            <w:r>
+              <w:rPr>
+                <w:rFonts w:ascii="Roboto Mono" w:eastAsia="Roboto Mono" w:hAnsi="Roboto Mono" w:cs="Roboto Mono"/>
+                <w:b/>
+                <w:color w:val="188038"/>
+              </w:rPr>
+              <w:t>/</w:t>
+            </w:r>
+            <w:proofErr w:type="gramStart"/>
+            <w:r>
+              <w:rPr>
+                <w:rFonts w:ascii="Roboto Mono" w:eastAsia="Roboto Mono" w:hAnsi="Roboto Mono" w:cs="Roboto Mono"/>
+                <w:b/>
+                <w:color w:val="188038"/>
+              </w:rPr>
+              <w:t>max(</w:t>
+            </w:r>
+            <w:proofErr w:type="gramEnd"/>
+            <w:r>
+              <w:rPr>
+                <w:rFonts w:ascii="Roboto Mono" w:eastAsia="Roboto Mono" w:hAnsi="Roboto Mono" w:cs="Roboto Mono"/>
+                <w:b/>
+                <w:color w:val="188038"/>
+              </w:rPr>
+              <w:t>[Staff Count])</w:t>
+            </w:r>
+          </w:p>
+        </w:tc>
+      </w:tr>
+      <w:tr>
+        <w:trPr>
+          <w:trHeight w:val="840"/>
+          <w:jc w:val="center"/>
+        </w:trPr>
+        <w:tc>
+          <w:tcPr>
+            <w:tcW w:w="1755" w:type="dxa"/>
+            <w:tcBorders>
+              <w:top w:val="single" w:sz="4" w:space="0" w:color="000000"/>
+              <w:left w:val="single" w:sz="4" w:space="0" w:color="000000"/>
+              <w:bottom w:val="single" w:sz="4" w:space="0" w:color="000000"/>
+              <w:right w:val="single" w:sz="4" w:space="0" w:color="000000"/>
+            </w:tcBorders>
+          </w:tcPr>
+          <w:p>
+            <w:pPr>
+              <w:rPr>
+                <w:b/>
+              </w:rPr>
+            </w:pPr>
+            <w:r>
+              <w:rPr>
+                <w:b/>
+              </w:rPr>
+              <w:t>Completion Rate (st</w:t>
+            </w:r>
+            <w:r>
+              <w:rPr>
+                <w:b/>
+              </w:rPr>
+              <w:t>udent</w:t>
+            </w:r>
+            <w:r>
+              <w:rPr>
+                <w:b/>
+              </w:rPr>
+              <w:t>)</w:t>
+            </w:r>
+          </w:p>
+        </w:tc>
+        <w:tc>
+          <w:tcPr>
+            <w:tcW w:w="2055" w:type="dxa"/>
+            <w:tcBorders>
+              <w:top w:val="single" w:sz="4" w:space="0" w:color="000000"/>
+              <w:left w:val="single" w:sz="4" w:space="0" w:color="000000"/>
+              <w:bottom w:val="single" w:sz="4" w:space="0" w:color="000000"/>
+              <w:right w:val="single" w:sz="4" w:space="0" w:color="000000"/>
+            </w:tcBorders>
+          </w:tcPr>
+          <w:p>
+            <w:pPr>
+              <w:spacing w:line="342" w:lineRule="auto"/>
+              <w:rPr>
+                <w:b/>
+              </w:rPr>
+            </w:pPr>
+            <w:r>
+              <w:rPr>
+                <w:b/>
+              </w:rPr>
+              <w:t>Calculates the % of completed surveys received over all school st</w:t>
+            </w:r>
+            <w:r>
+              <w:rPr>
+                <w:b/>
+              </w:rPr>
+              <w:t>udents – use with survey filtered to students</w:t>
+            </w:r>
+          </w:p>
+        </w:tc>
+        <w:tc>
+          <w:tcPr>
+            <w:tcW w:w="2460" w:type="dxa"/>
+            <w:tcBorders>
+              <w:top w:val="single" w:sz="4" w:space="0" w:color="000000"/>
+              <w:left w:val="single" w:sz="4" w:space="0" w:color="000000"/>
+              <w:bottom w:val="single" w:sz="4" w:space="0" w:color="000000"/>
+              <w:right w:val="single" w:sz="4" w:space="0" w:color="000000"/>
+            </w:tcBorders>
+          </w:tcPr>
+          <w:p>
+            <w:pPr>
+              <w:rPr>
+                <w:b/>
+              </w:rPr>
+            </w:pPr>
+            <w:proofErr w:type="spellStart"/>
+            <w:r>
+              <w:rPr>
+                <w:b/>
+              </w:rPr>
+              <w:t>school_grade_completed_response</w:t>
+            </w:r>
+            <w:proofErr w:type="spellEnd"/>
+          </w:p>
+        </w:tc>
+        <w:tc>
+          <w:tcPr>
+            <w:tcW w:w="4965" w:type="dxa"/>
+            <w:tcBorders>
+              <w:top w:val="single" w:sz="4" w:space="0" w:color="000000"/>
+              <w:left w:val="single" w:sz="4" w:space="0" w:color="000000"/>
+              <w:bottom w:val="single" w:sz="4" w:space="0" w:color="000000"/>
+              <w:right w:val="single" w:sz="4" w:space="0" w:color="000000"/>
+            </w:tcBorders>
+          </w:tcPr>
+          <w:p>
+            <w:pPr>
+              <w:pBdr>
+                <w:top w:val="nil"/>
+                <w:left w:val="nil"/>
+                <w:bottom w:val="nil"/>
+                <w:right w:val="nil"/>
+                <w:between w:val="nil"/>
+              </w:pBdr>
+              <w:rPr>
+                <w:rFonts w:ascii="Roboto Mono" w:eastAsia="Roboto Mono" w:hAnsi="Roboto Mono" w:cs="Roboto Mono"/>
+                <w:b/>
+                <w:color w:val="188038"/>
+              </w:rPr>
+            </w:pPr>
+            <w:proofErr w:type="gramStart"/>
+            <w:r>
+              <w:rPr>
+                <w:rFonts w:ascii="Roboto Mono" w:eastAsia="Roboto Mono" w:hAnsi="Roboto Mono" w:cs="Roboto Mono"/>
+                <w:b/>
+                <w:color w:val="188038"/>
+              </w:rPr>
+              <w:t>SUM(</w:t>
+            </w:r>
+            <w:proofErr w:type="gramEnd"/>
+            <w:r>
+              <w:rPr>
+                <w:rFonts w:ascii="Roboto Mono" w:eastAsia="Roboto Mono" w:hAnsi="Roboto Mono" w:cs="Roboto Mono"/>
+                <w:b/>
+                <w:color w:val="188038"/>
+              </w:rPr>
+              <w:t>[Completion Count])/</w:t>
+            </w:r>
+            <w:proofErr w:type="gramStart"/>
+            <w:r>
+              <w:rPr>
+                <w:rFonts w:ascii="Roboto Mono" w:eastAsia="Roboto Mono" w:hAnsi="Roboto Mono" w:cs="Roboto Mono"/>
+                <w:b/>
+                <w:color w:val="188038"/>
+              </w:rPr>
+              <w:t>max(</w:t>
+            </w:r>
+            <w:proofErr w:type="gramEnd"/>
+            <w:r>
+              <w:rPr>
+                <w:rFonts w:ascii="Roboto Mono" w:eastAsia="Roboto Mono" w:hAnsi="Roboto Mono" w:cs="Roboto Mono"/>
+                <w:b/>
+                <w:color w:val="188038"/>
+              </w:rPr>
+              <w:t>[Student Count])</w:t>
+            </w:r>
+          </w:p>
+        </w:tc>
+      </w:tr>
+      <w:tr>
+        <w:trPr>
+          <w:trHeight w:val="840"/>
+          <w:jc w:val="center"/>
+        </w:trPr>
+        <w:tc>
+          <w:tcPr>
+            <w:tcW w:w="1755" w:type="dxa"/>
+            <w:tcBorders>
+              <w:top w:val="single" w:sz="4" w:space="0" w:color="000000"/>
+              <w:left w:val="single" w:sz="4" w:space="0" w:color="000000"/>
+              <w:bottom w:val="single" w:sz="4" w:space="0" w:color="000000"/>
+              <w:right w:val="single" w:sz="4" w:space="0" w:color="000000"/>
+            </w:tcBorders>
+          </w:tcPr>
+          <w:p>
+            <w:pPr>
+              <w:rPr>
+                <w:b/>
+              </w:rPr>
+            </w:pPr>
             <w:proofErr w:type="spellStart"/>
             <w:r>
               <w:rPr>
@@ -4401,6 +5176,7 @@
               <w:rPr>
                 <w:b/>
               </w:rPr>
+              <w:lastRenderedPageBreak/>
               <w:t>Combined Question Filter</w:t>
             </w:r>
           </w:p>
@@ -4733,7 +5509,6 @@
               <w:rPr>
                 <w:b/>
               </w:rPr>
-              <w:lastRenderedPageBreak/>
               <w:t>Met Condition (title)</w:t>
             </w:r>
           </w:p>
@@ -4900,7 +5675,16 @@
                 <w:b/>
                 <w:color w:val="188038"/>
               </w:rPr>
-              <w:t>if [Question Header] = 'What is the highest level of education you want to obtain?' then 'Student Aspirations' elseif [Question Header] = 'What is the highest level of education you expect to obtain?' then 'Student Expectations' elseif [Question Header] = 'Does your family expect you to pursue some form of post-high school education (apprenticeship, 1 or 2 year certificate, 2 or 4 year college degree)?' then 'Family Expectations' end</w:t>
+              <w:t xml:space="preserve">if [Question Header] = 'What is the highest level of education you want to obtain?' then 'Student Aspirations' elseif [Question Header] = 'What is the highest level of education you expect to obtain?' then 'Student Expectations' elseif [Question Header] = 'Does your family expect you to pursue some form of post-high school education (apprenticeship, 1 or 2 year certificate, 2 or 4 year college </w:t>
+            </w:r>
+            <w:r>
+              <w:rPr>
+                <w:rFonts w:ascii="Roboto Mono" w:eastAsia="Roboto Mono" w:hAnsi="Roboto Mono" w:cs="Roboto Mono"/>
+                <w:b/>
+                <w:color w:val="188038"/>
+              </w:rPr>
+              <w:lastRenderedPageBreak/>
+              <w:t>degree)?' then 'Family Expectations' end</w:t>
             </w:r>
           </w:p>
         </w:tc>
@@ -4930,6 +5714,7 @@
               <w:rPr>
                 <w:b/>
               </w:rPr>
+              <w:lastRenderedPageBreak/>
               <w:t>Student &amp; Family Aspirations Tooltips</w:t>
             </w:r>
           </w:p>
@@ -5028,7 +5813,6 @@
               <w:rPr>
                 <w:b/>
               </w:rPr>
-              <w:lastRenderedPageBreak/>
               <w:t>First Gen Count Met</w:t>
             </w:r>
           </w:p>
@@ -5377,6 +6161,7 @@
               <w:rPr>
                 <w:b/>
               </w:rPr>
+              <w:lastRenderedPageBreak/>
               <w:t>Index</w:t>
             </w:r>
           </w:p>
@@ -5579,12 +6364,14 @@
                 <w:b/>
               </w:rPr>
             </w:pPr>
-            <w:r>
-              <w:rPr>
-                <w:b/>
-              </w:rPr>
-              <w:t>Pct Met (State Reference)</w:t>
-            </w:r>
+            <w:proofErr w:type="spellStart"/>
+            <w:r>
+              <w:rPr>
+                <w:b/>
+              </w:rPr>
+              <w:t>Construct_Rpt</w:t>
+            </w:r>
+            <w:proofErr w:type="spellEnd"/>
           </w:p>
         </w:tc>
         <w:tc>
@@ -5625,7 +6412,7 @@
               <w:rPr>
                 <w:b/>
               </w:rPr>
-              <w:t>h2p_staff_dashboard_stacked</w:t>
+              <w:t>h2p_student_dashboard_pct_met, h2p_student_dashboard_stacked, h2p_student_dashboard_stacked (detail)</w:t>
             </w:r>
           </w:p>
         </w:tc>
@@ -5651,27 +6438,9 @@
               <w:rPr>
                 <w:rFonts w:ascii="Roboto Mono" w:eastAsia="Roboto Mono" w:hAnsi="Roboto Mono" w:cs="Roboto Mono"/>
                 <w:b/>
-                <w:color w:val="FF0000"/>
-              </w:rPr>
-              <w:t xml:space="preserve">Will need to manually be updated based on </w:t>
-            </w:r>
-            <w:proofErr w:type="gramStart"/>
-            <w:r>
-              <w:rPr>
-                <w:rFonts w:ascii="Roboto Mono" w:eastAsia="Roboto Mono" w:hAnsi="Roboto Mono" w:cs="Roboto Mono"/>
-                <w:b/>
-                <w:color w:val="FF0000"/>
-              </w:rPr>
-              <w:t>number</w:t>
-            </w:r>
-            <w:proofErr w:type="gramEnd"/>
-            <w:r>
-              <w:rPr>
-                <w:rFonts w:ascii="Roboto Mono" w:eastAsia="Roboto Mono" w:hAnsi="Roboto Mono" w:cs="Roboto Mono"/>
-                <w:b/>
-                <w:color w:val="FF0000"/>
-              </w:rPr>
-              <w:t xml:space="preserve"> provided by WASTEM after all responses are collected after December 13th</w:t>
+                <w:color w:val="188038"/>
+              </w:rPr>
+              <w:t>if [Construct] = 'DC' then 'Dual Credit' elseif [Construct] = 'FA' then 'Financial Aid' elseif [Construct] = 'HSBP' then 'High School &amp; Beyond Plan' elseif [Construct] = 'PS' then 'Postsecondary' elseif [Construct] = 'SS' then 'School Supports' else 'REVIEW' end</w:t>
             </w:r>
           </w:p>
         </w:tc>
@@ -5701,8 +6470,7 @@
               <w:rPr>
                 <w:b/>
               </w:rPr>
-              <w:lastRenderedPageBreak/>
-              <w:t>Pct Met (State Reference)</w:t>
+              <w:t>Pct Met (label)</w:t>
             </w:r>
           </w:p>
         </w:tc>
@@ -5744,7 +6512,7 @@
               <w:rPr>
                 <w:b/>
               </w:rPr>
-              <w:t>h2p_student_dashboard_stacked</w:t>
+              <w:t>h2p_student_dashboard_stacked, h2p_student_dashboard_stacked (detail)</w:t>
             </w:r>
           </w:p>
         </w:tc>
@@ -5769,27 +6537,9 @@
               <w:rPr>
                 <w:rFonts w:ascii="Roboto Mono" w:eastAsia="Roboto Mono" w:hAnsi="Roboto Mono" w:cs="Roboto Mono"/>
                 <w:b/>
-                <w:color w:val="FF0000"/>
-              </w:rPr>
-              <w:t xml:space="preserve">Will need to manually be updated based on </w:t>
-            </w:r>
-            <w:proofErr w:type="gramStart"/>
-            <w:r>
-              <w:rPr>
-                <w:rFonts w:ascii="Roboto Mono" w:eastAsia="Roboto Mono" w:hAnsi="Roboto Mono" w:cs="Roboto Mono"/>
-                <w:b/>
-                <w:color w:val="FF0000"/>
-              </w:rPr>
-              <w:t>number</w:t>
-            </w:r>
-            <w:proofErr w:type="gramEnd"/>
-            <w:r>
-              <w:rPr>
-                <w:rFonts w:ascii="Roboto Mono" w:eastAsia="Roboto Mono" w:hAnsi="Roboto Mono" w:cs="Roboto Mono"/>
-                <w:b/>
-                <w:color w:val="FF0000"/>
-              </w:rPr>
-              <w:t xml:space="preserve"> provided by WASTEM after all responses are collected after December 13th</w:t>
+                <w:color w:val="188038"/>
+              </w:rPr>
+              <w:t>IF [Question Header] = 'What is the highest level of education you want to obtain?' then 'Percent want ' + [Met Condition] elseif [Question Header] = 'What is the highest level of education you expect to obtain?' then 'Percent expect ' + [Met Condition] else 'Percent ' + [Met Condition] end</w:t>
             </w:r>
           </w:p>
         </w:tc>
@@ -5815,14 +6565,12 @@
                 <w:b/>
               </w:rPr>
             </w:pPr>
-            <w:proofErr w:type="spellStart"/>
-            <w:r>
-              <w:rPr>
-                <w:b/>
-              </w:rPr>
-              <w:t>Construct_Rpt</w:t>
-            </w:r>
-            <w:proofErr w:type="spellEnd"/>
+            <w:r>
+              <w:rPr>
+                <w:b/>
+              </w:rPr>
+              <w:t>Pct Met</w:t>
+            </w:r>
           </w:p>
         </w:tc>
         <w:tc>
@@ -5863,7 +6611,7 @@
               <w:rPr>
                 <w:b/>
               </w:rPr>
-              <w:t>h2p_student_dashboard_pct_met, h2p_student_dashboard_stacked, h2p_student_dashboard_stacked (detail)</w:t>
+              <w:t>h2p_student_dashboard_stacked, h2p_student_dashboard_stacked_detail</w:t>
             </w:r>
           </w:p>
         </w:tc>
@@ -5883,13 +6631,77 @@
                 <w:b/>
               </w:rPr>
             </w:pPr>
-            <w:r>
-              <w:rPr>
-                <w:rFonts w:ascii="Roboto Mono" w:eastAsia="Roboto Mono" w:hAnsi="Roboto Mono" w:cs="Roboto Mono"/>
-                <w:b/>
-                <w:color w:val="188038"/>
-              </w:rPr>
-              <w:t>if [Construct] = 'DC' then 'Dual Credit' elseif [Construct] = 'FA' then 'Financial Aid' elseif [Construct] = 'HSBP' then 'High School &amp; Beyond Plan' elseif [Construct] = 'PS' then 'Postsecondary' elseif [Construct] = 'SS' then 'School Supports' else 'REVIEW' end</w:t>
+            <w:proofErr w:type="gramStart"/>
+            <w:r>
+              <w:rPr>
+                <w:rFonts w:ascii="Roboto Mono" w:eastAsia="Roboto Mono" w:hAnsi="Roboto Mono" w:cs="Roboto Mono"/>
+                <w:b/>
+                <w:color w:val="188038"/>
+              </w:rPr>
+              <w:t>sum(</w:t>
+            </w:r>
+            <w:proofErr w:type="gramEnd"/>
+            <w:r>
+              <w:rPr>
+                <w:rFonts w:ascii="Roboto Mono" w:eastAsia="Roboto Mono" w:hAnsi="Roboto Mono" w:cs="Roboto Mono"/>
+                <w:b/>
+                <w:color w:val="188038"/>
+              </w:rPr>
+              <w:t xml:space="preserve">[Met </w:t>
+            </w:r>
+            <w:proofErr w:type="gramStart"/>
+            <w:r>
+              <w:rPr>
+                <w:rFonts w:ascii="Roboto Mono" w:eastAsia="Roboto Mono" w:hAnsi="Roboto Mono" w:cs="Roboto Mono"/>
+                <w:b/>
+                <w:color w:val="188038"/>
+              </w:rPr>
+              <w:t>Flag]*</w:t>
+            </w:r>
+            <w:proofErr w:type="gramEnd"/>
+            <w:r>
+              <w:rPr>
+                <w:rFonts w:ascii="Roboto Mono" w:eastAsia="Roboto Mono" w:hAnsi="Roboto Mono" w:cs="Roboto Mono"/>
+                <w:b/>
+                <w:color w:val="188038"/>
+              </w:rPr>
+              <w:t>[Count Students])/</w:t>
+            </w:r>
+            <w:proofErr w:type="gramStart"/>
+            <w:r>
+              <w:rPr>
+                <w:rFonts w:ascii="Roboto Mono" w:eastAsia="Roboto Mono" w:hAnsi="Roboto Mono" w:cs="Roboto Mono"/>
+                <w:b/>
+                <w:color w:val="188038"/>
+              </w:rPr>
+              <w:t>sum(</w:t>
+            </w:r>
+            <w:proofErr w:type="gramEnd"/>
+            <w:r>
+              <w:rPr>
+                <w:rFonts w:ascii="Roboto Mono" w:eastAsia="Roboto Mono" w:hAnsi="Roboto Mono" w:cs="Roboto Mono"/>
+                <w:b/>
+                <w:color w:val="188038"/>
+              </w:rPr>
+              <w:t xml:space="preserve">[Denominator </w:t>
+            </w:r>
+            <w:proofErr w:type="gramStart"/>
+            <w:r>
+              <w:rPr>
+                <w:rFonts w:ascii="Roboto Mono" w:eastAsia="Roboto Mono" w:hAnsi="Roboto Mono" w:cs="Roboto Mono"/>
+                <w:b/>
+                <w:color w:val="188038"/>
+              </w:rPr>
+              <w:t>Flag]*</w:t>
+            </w:r>
+            <w:proofErr w:type="gramEnd"/>
+            <w:r>
+              <w:rPr>
+                <w:rFonts w:ascii="Roboto Mono" w:eastAsia="Roboto Mono" w:hAnsi="Roboto Mono" w:cs="Roboto Mono"/>
+                <w:b/>
+                <w:color w:val="188038"/>
+              </w:rPr>
+              <w:t>[Count Students])</w:t>
             </w:r>
           </w:p>
         </w:tc>
@@ -5919,7 +6731,8 @@
               <w:rPr>
                 <w:b/>
               </w:rPr>
-              <w:t>Pct Met (label)</w:t>
+              <w:lastRenderedPageBreak/>
+              <w:t>Pct Met</w:t>
             </w:r>
           </w:p>
         </w:tc>
@@ -5961,7 +6774,7 @@
               <w:rPr>
                 <w:b/>
               </w:rPr>
-              <w:t>h2p_student_dashboard_stacked, h2p_student_dashboard_stacked (detail)</w:t>
+              <w:t>h2p_staff_dashboard_stacked, h2p_staff_dashboard_stacked_detail</w:t>
             </w:r>
           </w:p>
         </w:tc>
@@ -5976,19 +6789,85 @@
             </w:tcBorders>
           </w:tcPr>
           <w:p>
-            <w:pPr>
-              <w:rPr>
-                <w:b/>
-              </w:rPr>
-            </w:pPr>
-            <w:r>
-              <w:rPr>
-                <w:rFonts w:ascii="Roboto Mono" w:eastAsia="Roboto Mono" w:hAnsi="Roboto Mono" w:cs="Roboto Mono"/>
-                <w:b/>
-                <w:color w:val="188038"/>
-              </w:rPr>
-              <w:t>IF [Question Header] = 'What is the highest level of education you want to obtain?' then 'Percent want ' + [Met Condition] elseif [Question Header] = 'What is the highest level of education you expect to obtain?' then 'Percent expect ' + [Met Condition] else 'Percent ' + [Met Condition] end</w:t>
-            </w:r>
+            <w:proofErr w:type="gramStart"/>
+            <w:r>
+              <w:rPr>
+                <w:rFonts w:ascii="Roboto Mono" w:eastAsia="Roboto Mono" w:hAnsi="Roboto Mono" w:cs="Roboto Mono"/>
+                <w:b/>
+                <w:color w:val="188038"/>
+              </w:rPr>
+              <w:t>sum(</w:t>
+            </w:r>
+            <w:proofErr w:type="gramEnd"/>
+            <w:r>
+              <w:rPr>
+                <w:rFonts w:ascii="Roboto Mono" w:eastAsia="Roboto Mono" w:hAnsi="Roboto Mono" w:cs="Roboto Mono"/>
+                <w:b/>
+                <w:color w:val="188038"/>
+              </w:rPr>
+              <w:t xml:space="preserve">[Met </w:t>
+            </w:r>
+            <w:proofErr w:type="gramStart"/>
+            <w:r>
+              <w:rPr>
+                <w:rFonts w:ascii="Roboto Mono" w:eastAsia="Roboto Mono" w:hAnsi="Roboto Mono" w:cs="Roboto Mono"/>
+                <w:b/>
+                <w:color w:val="188038"/>
+              </w:rPr>
+              <w:t>Flag]*</w:t>
+            </w:r>
+            <w:proofErr w:type="gramEnd"/>
+            <w:r>
+              <w:rPr>
+                <w:rFonts w:ascii="Roboto Mono" w:eastAsia="Roboto Mono" w:hAnsi="Roboto Mono" w:cs="Roboto Mono"/>
+                <w:b/>
+                <w:color w:val="188038"/>
+              </w:rPr>
+              <w:t>[Count Staffs])/</w:t>
+            </w:r>
+            <w:proofErr w:type="gramStart"/>
+            <w:r>
+              <w:rPr>
+                <w:rFonts w:ascii="Roboto Mono" w:eastAsia="Roboto Mono" w:hAnsi="Roboto Mono" w:cs="Roboto Mono"/>
+                <w:b/>
+                <w:color w:val="188038"/>
+              </w:rPr>
+              <w:t>sum(</w:t>
+            </w:r>
+            <w:proofErr w:type="gramEnd"/>
+            <w:r>
+              <w:rPr>
+                <w:rFonts w:ascii="Roboto Mono" w:eastAsia="Roboto Mono" w:hAnsi="Roboto Mono" w:cs="Roboto Mono"/>
+                <w:b/>
+                <w:color w:val="188038"/>
+              </w:rPr>
+              <w:t xml:space="preserve">[Denominator </w:t>
+            </w:r>
+            <w:proofErr w:type="gramStart"/>
+            <w:r>
+              <w:rPr>
+                <w:rFonts w:ascii="Roboto Mono" w:eastAsia="Roboto Mono" w:hAnsi="Roboto Mono" w:cs="Roboto Mono"/>
+                <w:b/>
+                <w:color w:val="188038"/>
+              </w:rPr>
+              <w:t>Flag]*</w:t>
+            </w:r>
+            <w:proofErr w:type="gramEnd"/>
+            <w:r>
+              <w:rPr>
+                <w:rFonts w:ascii="Roboto Mono" w:eastAsia="Roboto Mono" w:hAnsi="Roboto Mono" w:cs="Roboto Mono"/>
+                <w:b/>
+                <w:color w:val="188038"/>
+              </w:rPr>
+              <w:t>[Count Staffs])</w:t>
+            </w:r>
+          </w:p>
+          <w:p>
+            <w:pPr>
+              <w:rPr>
+                <w:b/>
+              </w:rPr>
+            </w:pPr>
           </w:p>
         </w:tc>
       </w:tr>
@@ -6017,7 +6896,7 @@
               <w:rPr>
                 <w:b/>
               </w:rPr>
-              <w:t>Pct Met</w:t>
+              <w:t>Color Coding</w:t>
             </w:r>
           </w:p>
         </w:tc>
@@ -6037,6 +6916,29 @@
                 <w:b/>
               </w:rPr>
             </w:pPr>
+            <w:r>
+              <w:rPr>
+                <w:b/>
+                <w:highlight w:val="white"/>
+              </w:rPr>
+              <w:t xml:space="preserve">Allows for a continuous single </w:t>
+            </w:r>
+            <w:proofErr w:type="gramStart"/>
+            <w:r>
+              <w:rPr>
+                <w:b/>
+                <w:highlight w:val="white"/>
+              </w:rPr>
+              <w:t>color coding</w:t>
+            </w:r>
+            <w:proofErr w:type="gramEnd"/>
+            <w:r>
+              <w:rPr>
+                <w:b/>
+                <w:highlight w:val="white"/>
+              </w:rPr>
+              <w:t xml:space="preserve"> scale </w:t>
+            </w:r>
           </w:p>
         </w:tc>
         <w:tc>
@@ -6059,7 +6961,7 @@
               <w:rPr>
                 <w:b/>
               </w:rPr>
-              <w:t>h2p_student_dashboard_stacked, h2p_student_dashboard_stacked_detail</w:t>
+              <w:t>h2p_student_dashboard_stacked, h2p_student_dashboard_stacked (detail)</w:t>
             </w:r>
           </w:p>
         </w:tc>
@@ -6076,9 +6978,53 @@
           <w:p>
             <w:pPr>
               <w:rPr>
-                <w:b/>
-              </w:rPr>
-            </w:pPr>
+                <w:rFonts w:ascii="Roboto Mono" w:eastAsia="Roboto Mono" w:hAnsi="Roboto Mono" w:cs="Roboto Mono"/>
+                <w:b/>
+                <w:color w:val="188038"/>
+              </w:rPr>
+            </w:pPr>
+            <w:r>
+              <w:rPr>
+                <w:rFonts w:ascii="Roboto Mono" w:eastAsia="Roboto Mono" w:hAnsi="Roboto Mono" w:cs="Roboto Mono"/>
+                <w:b/>
+                <w:color w:val="188038"/>
+              </w:rPr>
+              <w:t>if [Answer Type] = 'Yes/No' then 2-[Value] //positive for yes and neutral for no</w:t>
+            </w:r>
+          </w:p>
+          <w:p>
+            <w:pPr>
+              <w:rPr>
+                <w:rFonts w:ascii="Roboto Mono" w:eastAsia="Roboto Mono" w:hAnsi="Roboto Mono" w:cs="Roboto Mono"/>
+                <w:b/>
+                <w:color w:val="188038"/>
+              </w:rPr>
+            </w:pPr>
+            <w:r>
+              <w:rPr>
+                <w:rFonts w:ascii="Roboto Mono" w:eastAsia="Roboto Mono" w:hAnsi="Roboto Mono" w:cs="Roboto Mono"/>
+                <w:b/>
+                <w:color w:val="188038"/>
+              </w:rPr>
+              <w:t>elseif [Answer Type] = 'Multiselect' then 2-[Value] //positive for yes and neutral for no</w:t>
+            </w:r>
+          </w:p>
+          <w:p>
+            <w:pPr>
+              <w:rPr>
+                <w:rFonts w:ascii="Roboto Mono" w:eastAsia="Roboto Mono" w:hAnsi="Roboto Mono" w:cs="Roboto Mono"/>
+                <w:b/>
+                <w:color w:val="188038"/>
+              </w:rPr>
+            </w:pPr>
+            <w:r>
+              <w:rPr>
+                <w:rFonts w:ascii="Roboto Mono" w:eastAsia="Roboto Mono" w:hAnsi="Roboto Mono" w:cs="Roboto Mono"/>
+                <w:b/>
+                <w:color w:val="188038"/>
+              </w:rPr>
+              <w:t xml:space="preserve">elseif [Answer Type] = 'Knowledgeable' then [Value] - </w:t>
+            </w:r>
             <w:proofErr w:type="gramStart"/>
             <w:r>
               <w:rPr>
@@ -6086,7 +7032,7 @@
                 <w:b/>
                 <w:color w:val="188038"/>
               </w:rPr>
-              <w:t>sum(</w:t>
+              <w:t>2 //</w:t>
             </w:r>
             <w:proofErr w:type="gramEnd"/>
             <w:r>
@@ -6095,7 +7041,314 @@
                 <w:b/>
                 <w:color w:val="188038"/>
               </w:rPr>
-              <w:t>[Met Flag]*[Count Students])/sum([Denominator Flag]*[Count Students])</w:t>
+              <w:t>positive for 3 &amp; 4, neutral for 2, negative for 1</w:t>
+            </w:r>
+          </w:p>
+          <w:p>
+            <w:pPr>
+              <w:rPr>
+                <w:rFonts w:ascii="Roboto Mono" w:eastAsia="Roboto Mono" w:hAnsi="Roboto Mono" w:cs="Roboto Mono"/>
+                <w:b/>
+                <w:color w:val="188038"/>
+              </w:rPr>
+            </w:pPr>
+            <w:r>
+              <w:rPr>
+                <w:rFonts w:ascii="Roboto Mono" w:eastAsia="Roboto Mono" w:hAnsi="Roboto Mono" w:cs="Roboto Mono"/>
+                <w:b/>
+                <w:color w:val="188038"/>
+              </w:rPr>
+              <w:t>elseif [Answer Type] = 'Helpfulness' then [Value] - 3 //positive for 4 &amp; 5, neutral for 3, negative for 2, non-answer for 1</w:t>
+            </w:r>
+          </w:p>
+          <w:p>
+            <w:pPr>
+              <w:rPr>
+                <w:rFonts w:ascii="Roboto Mono" w:eastAsia="Roboto Mono" w:hAnsi="Roboto Mono" w:cs="Roboto Mono"/>
+                <w:b/>
+                <w:color w:val="188038"/>
+              </w:rPr>
+            </w:pPr>
+            <w:r>
+              <w:rPr>
+                <w:rFonts w:ascii="Roboto Mono" w:eastAsia="Roboto Mono" w:hAnsi="Roboto Mono" w:cs="Roboto Mono"/>
+                <w:b/>
+                <w:color w:val="188038"/>
+              </w:rPr>
+              <w:t>elseif [Answer Type] = 'Likeliness' then [Value] +10 //plus 10 to move to a scale with no neutral</w:t>
+            </w:r>
+          </w:p>
+          <w:p>
+            <w:pPr>
+              <w:rPr>
+                <w:rFonts w:ascii="Roboto Mono" w:eastAsia="Roboto Mono" w:hAnsi="Roboto Mono" w:cs="Roboto Mono"/>
+                <w:b/>
+                <w:color w:val="188038"/>
+              </w:rPr>
+            </w:pPr>
+            <w:r>
+              <w:rPr>
+                <w:rFonts w:ascii="Roboto Mono" w:eastAsia="Roboto Mono" w:hAnsi="Roboto Mono" w:cs="Roboto Mono"/>
+                <w:b/>
+                <w:color w:val="188038"/>
+              </w:rPr>
+              <w:t>elseif [Answer Type] = 'Likeliness w/ NA' then [Value] + 10 //plus 10 to move to a scale with no neutral</w:t>
+            </w:r>
+          </w:p>
+          <w:p>
+            <w:pPr>
+              <w:rPr>
+                <w:rFonts w:ascii="Roboto Mono" w:eastAsia="Roboto Mono" w:hAnsi="Roboto Mono" w:cs="Roboto Mono"/>
+                <w:b/>
+                <w:color w:val="188038"/>
+              </w:rPr>
+            </w:pPr>
+            <w:r>
+              <w:rPr>
+                <w:rFonts w:ascii="Roboto Mono" w:eastAsia="Roboto Mono" w:hAnsi="Roboto Mono" w:cs="Roboto Mono"/>
+                <w:b/>
+                <w:color w:val="188038"/>
+              </w:rPr>
+              <w:t>elseif [Answer Type] = 'Agree/Disagree' then [Value] + 10 //plus 10 to move to a scale with no neutral</w:t>
+            </w:r>
+          </w:p>
+          <w:p>
+            <w:pPr>
+              <w:rPr>
+                <w:rFonts w:ascii="Roboto Mono" w:eastAsia="Roboto Mono" w:hAnsi="Roboto Mono" w:cs="Roboto Mono"/>
+                <w:b/>
+                <w:color w:val="188038"/>
+              </w:rPr>
+            </w:pPr>
+            <w:r>
+              <w:rPr>
+                <w:rFonts w:ascii="Roboto Mono" w:eastAsia="Roboto Mono" w:hAnsi="Roboto Mono" w:cs="Roboto Mono"/>
+                <w:b/>
+                <w:color w:val="188038"/>
+              </w:rPr>
+              <w:t>elseif [Answer Type] = 'Education Level' then [Value] + 20 //plus 20 to go to a color gradient</w:t>
+            </w:r>
+          </w:p>
+          <w:p>
+            <w:pPr>
+              <w:rPr>
+                <w:rFonts w:ascii="Roboto Mono" w:eastAsia="Roboto Mono" w:hAnsi="Roboto Mono" w:cs="Roboto Mono"/>
+                <w:b/>
+                <w:color w:val="188038"/>
+              </w:rPr>
+            </w:pPr>
+            <w:r>
+              <w:rPr>
+                <w:rFonts w:ascii="Roboto Mono" w:eastAsia="Roboto Mono" w:hAnsi="Roboto Mono" w:cs="Roboto Mono"/>
+                <w:b/>
+                <w:color w:val="188038"/>
+              </w:rPr>
+              <w:t xml:space="preserve">elseif [Answer Type] = 'Rank' then </w:t>
+            </w:r>
+          </w:p>
+          <w:p>
+            <w:pPr>
+              <w:rPr>
+                <w:rFonts w:ascii="Roboto Mono" w:eastAsia="Roboto Mono" w:hAnsi="Roboto Mono" w:cs="Roboto Mono"/>
+                <w:b/>
+                <w:color w:val="188038"/>
+              </w:rPr>
+            </w:pPr>
+            <w:r>
+              <w:rPr>
+                <w:rFonts w:ascii="Roboto Mono" w:eastAsia="Roboto Mono" w:hAnsi="Roboto Mono" w:cs="Roboto Mono"/>
+                <w:b/>
+                <w:color w:val="188038"/>
+              </w:rPr>
+              <w:t xml:space="preserve">    if [Value] = 1 then </w:t>
+            </w:r>
+          </w:p>
+          <w:p>
+            <w:pPr>
+              <w:rPr>
+                <w:rFonts w:ascii="Roboto Mono" w:eastAsia="Roboto Mono" w:hAnsi="Roboto Mono" w:cs="Roboto Mono"/>
+                <w:b/>
+                <w:color w:val="188038"/>
+              </w:rPr>
+            </w:pPr>
+            <w:r>
+              <w:rPr>
+                <w:rFonts w:ascii="Roboto Mono" w:eastAsia="Roboto Mono" w:hAnsi="Roboto Mono" w:cs="Roboto Mono"/>
+                <w:b/>
+                <w:color w:val="188038"/>
+              </w:rPr>
+              <w:lastRenderedPageBreak/>
+              <w:t xml:space="preserve">        100 //specific color for 1st place</w:t>
+            </w:r>
+          </w:p>
+          <w:p>
+            <w:pPr>
+              <w:rPr>
+                <w:rFonts w:ascii="Roboto Mono" w:eastAsia="Roboto Mono" w:hAnsi="Roboto Mono" w:cs="Roboto Mono"/>
+                <w:b/>
+                <w:color w:val="188038"/>
+              </w:rPr>
+            </w:pPr>
+            <w:r>
+              <w:rPr>
+                <w:rFonts w:ascii="Roboto Mono" w:eastAsia="Roboto Mono" w:hAnsi="Roboto Mono" w:cs="Roboto Mono"/>
+                <w:b/>
+                <w:color w:val="188038"/>
+              </w:rPr>
+              <w:t xml:space="preserve">    elseif [Value] = 2 then </w:t>
+            </w:r>
+          </w:p>
+          <w:p>
+            <w:pPr>
+              <w:rPr>
+                <w:rFonts w:ascii="Roboto Mono" w:eastAsia="Roboto Mono" w:hAnsi="Roboto Mono" w:cs="Roboto Mono"/>
+                <w:b/>
+                <w:color w:val="188038"/>
+              </w:rPr>
+            </w:pPr>
+            <w:r>
+              <w:rPr>
+                <w:rFonts w:ascii="Roboto Mono" w:eastAsia="Roboto Mono" w:hAnsi="Roboto Mono" w:cs="Roboto Mono"/>
+                <w:b/>
+                <w:color w:val="188038"/>
+              </w:rPr>
+              <w:t xml:space="preserve">        90 //specific color for 2nd place</w:t>
+            </w:r>
+          </w:p>
+          <w:p>
+            <w:pPr>
+              <w:rPr>
+                <w:rFonts w:ascii="Roboto Mono" w:eastAsia="Roboto Mono" w:hAnsi="Roboto Mono" w:cs="Roboto Mono"/>
+                <w:b/>
+                <w:color w:val="188038"/>
+              </w:rPr>
+            </w:pPr>
+            <w:r>
+              <w:rPr>
+                <w:rFonts w:ascii="Roboto Mono" w:eastAsia="Roboto Mono" w:hAnsi="Roboto Mono" w:cs="Roboto Mono"/>
+                <w:b/>
+                <w:color w:val="188038"/>
+              </w:rPr>
+              <w:t xml:space="preserve">    elseif [Value] = 3 then </w:t>
+            </w:r>
+          </w:p>
+          <w:p>
+            <w:pPr>
+              <w:rPr>
+                <w:rFonts w:ascii="Roboto Mono" w:eastAsia="Roboto Mono" w:hAnsi="Roboto Mono" w:cs="Roboto Mono"/>
+                <w:b/>
+                <w:color w:val="188038"/>
+              </w:rPr>
+            </w:pPr>
+            <w:r>
+              <w:rPr>
+                <w:rFonts w:ascii="Roboto Mono" w:eastAsia="Roboto Mono" w:hAnsi="Roboto Mono" w:cs="Roboto Mono"/>
+                <w:b/>
+                <w:color w:val="188038"/>
+              </w:rPr>
+              <w:t xml:space="preserve">        </w:t>
+            </w:r>
+            <w:proofErr w:type="gramStart"/>
+            <w:r>
+              <w:rPr>
+                <w:rFonts w:ascii="Roboto Mono" w:eastAsia="Roboto Mono" w:hAnsi="Roboto Mono" w:cs="Roboto Mono"/>
+                <w:b/>
+                <w:color w:val="188038"/>
+              </w:rPr>
+              <w:t>80 //</w:t>
+            </w:r>
+            <w:proofErr w:type="gramEnd"/>
+            <w:r>
+              <w:rPr>
+                <w:rFonts w:ascii="Roboto Mono" w:eastAsia="Roboto Mono" w:hAnsi="Roboto Mono" w:cs="Roboto Mono"/>
+                <w:b/>
+                <w:color w:val="188038"/>
+              </w:rPr>
+              <w:t>specific color for 3rd place</w:t>
+            </w:r>
+          </w:p>
+          <w:p>
+            <w:pPr>
+              <w:rPr>
+                <w:rFonts w:ascii="Roboto Mono" w:eastAsia="Roboto Mono" w:hAnsi="Roboto Mono" w:cs="Roboto Mono"/>
+                <w:b/>
+                <w:color w:val="188038"/>
+              </w:rPr>
+            </w:pPr>
+            <w:r>
+              <w:rPr>
+                <w:rFonts w:ascii="Roboto Mono" w:eastAsia="Roboto Mono" w:hAnsi="Roboto Mono" w:cs="Roboto Mono"/>
+                <w:b/>
+                <w:color w:val="188038"/>
+              </w:rPr>
+              <w:t xml:space="preserve">    elseif [Value] &gt;= 4 and [Value] &lt;= 10 then </w:t>
+            </w:r>
+          </w:p>
+          <w:p>
+            <w:pPr>
+              <w:rPr>
+                <w:rFonts w:ascii="Roboto Mono" w:eastAsia="Roboto Mono" w:hAnsi="Roboto Mono" w:cs="Roboto Mono"/>
+                <w:b/>
+                <w:color w:val="188038"/>
+              </w:rPr>
+            </w:pPr>
+            <w:r>
+              <w:rPr>
+                <w:rFonts w:ascii="Roboto Mono" w:eastAsia="Roboto Mono" w:hAnsi="Roboto Mono" w:cs="Roboto Mono"/>
+                <w:b/>
+                <w:color w:val="188038"/>
+              </w:rPr>
+              <w:t xml:space="preserve">        </w:t>
+            </w:r>
+            <w:proofErr w:type="gramStart"/>
+            <w:r>
+              <w:rPr>
+                <w:rFonts w:ascii="Roboto Mono" w:eastAsia="Roboto Mono" w:hAnsi="Roboto Mono" w:cs="Roboto Mono"/>
+                <w:b/>
+                <w:color w:val="188038"/>
+              </w:rPr>
+              <w:t>50 //</w:t>
+            </w:r>
+            <w:proofErr w:type="gramEnd"/>
+            <w:r>
+              <w:rPr>
+                <w:rFonts w:ascii="Roboto Mono" w:eastAsia="Roboto Mono" w:hAnsi="Roboto Mono" w:cs="Roboto Mono"/>
+                <w:b/>
+                <w:color w:val="188038"/>
+              </w:rPr>
+              <w:t>shared color for 4th-10th place</w:t>
+            </w:r>
+          </w:p>
+          <w:p>
+            <w:pPr>
+              <w:rPr>
+                <w:rFonts w:ascii="Roboto Mono" w:eastAsia="Roboto Mono" w:hAnsi="Roboto Mono" w:cs="Roboto Mono"/>
+                <w:b/>
+                <w:color w:val="188038"/>
+              </w:rPr>
+            </w:pPr>
+            <w:r>
+              <w:rPr>
+                <w:rFonts w:ascii="Roboto Mono" w:eastAsia="Roboto Mono" w:hAnsi="Roboto Mono" w:cs="Roboto Mono"/>
+                <w:b/>
+                <w:color w:val="188038"/>
+              </w:rPr>
+              <w:t xml:space="preserve">    end</w:t>
+            </w:r>
+          </w:p>
+          <w:p>
+            <w:pPr>
+              <w:rPr>
+                <w:b/>
+              </w:rPr>
+            </w:pPr>
+            <w:r>
+              <w:rPr>
+                <w:rFonts w:ascii="Roboto Mono" w:eastAsia="Roboto Mono" w:hAnsi="Roboto Mono" w:cs="Roboto Mono"/>
+                <w:b/>
+                <w:color w:val="188038"/>
+              </w:rPr>
+              <w:t>end</w:t>
             </w:r>
           </w:p>
         </w:tc>
@@ -6125,7 +7378,8 @@
               <w:rPr>
                 <w:b/>
               </w:rPr>
-              <w:t>Pct Met</w:t>
+              <w:lastRenderedPageBreak/>
+              <w:t>Color Coding</w:t>
             </w:r>
           </w:p>
         </w:tc>
@@ -6145,6 +7399,29 @@
                 <w:b/>
               </w:rPr>
             </w:pPr>
+            <w:r>
+              <w:rPr>
+                <w:b/>
+                <w:highlight w:val="white"/>
+              </w:rPr>
+              <w:t xml:space="preserve">Allows for a continuous single </w:t>
+            </w:r>
+            <w:proofErr w:type="gramStart"/>
+            <w:r>
+              <w:rPr>
+                <w:b/>
+                <w:highlight w:val="white"/>
+              </w:rPr>
+              <w:t>color coding</w:t>
+            </w:r>
+            <w:proofErr w:type="gramEnd"/>
+            <w:r>
+              <w:rPr>
+                <w:b/>
+                <w:highlight w:val="white"/>
+              </w:rPr>
+              <w:t xml:space="preserve"> scale </w:t>
+            </w:r>
           </w:p>
         </w:tc>
         <w:tc>
@@ -6182,6 +7459,90 @@
             </w:tcBorders>
           </w:tcPr>
           <w:p>
+            <w:pPr>
+              <w:rPr>
+                <w:rFonts w:ascii="Roboto Mono" w:eastAsia="Roboto Mono" w:hAnsi="Roboto Mono" w:cs="Roboto Mono"/>
+                <w:b/>
+                <w:color w:val="188038"/>
+              </w:rPr>
+            </w:pPr>
+            <w:r>
+              <w:rPr>
+                <w:rFonts w:ascii="Roboto Mono" w:eastAsia="Roboto Mono" w:hAnsi="Roboto Mono" w:cs="Roboto Mono"/>
+                <w:b/>
+                <w:color w:val="188038"/>
+              </w:rPr>
+              <w:t>if [Answer Type] = 'Yes/No' then 2-[Value] //positive for yes and neutral for no</w:t>
+            </w:r>
+          </w:p>
+          <w:p>
+            <w:pPr>
+              <w:rPr>
+                <w:rFonts w:ascii="Roboto Mono" w:eastAsia="Roboto Mono" w:hAnsi="Roboto Mono" w:cs="Roboto Mono"/>
+                <w:b/>
+                <w:color w:val="188038"/>
+              </w:rPr>
+            </w:pPr>
+            <w:r>
+              <w:rPr>
+                <w:rFonts w:ascii="Roboto Mono" w:eastAsia="Roboto Mono" w:hAnsi="Roboto Mono" w:cs="Roboto Mono"/>
+                <w:b/>
+                <w:color w:val="188038"/>
+              </w:rPr>
+              <w:t xml:space="preserve">//elseif [Answer Type] = 'Multiselect' and </w:t>
+            </w:r>
+            <w:proofErr w:type="spellStart"/>
+            <w:r>
+              <w:rPr>
+                <w:rFonts w:ascii="Roboto Mono" w:eastAsia="Roboto Mono" w:hAnsi="Roboto Mono" w:cs="Roboto Mono"/>
+                <w:b/>
+                <w:color w:val="188038"/>
+              </w:rPr>
+              <w:t>isnull</w:t>
+            </w:r>
+            <w:proofErr w:type="spellEnd"/>
+            <w:r>
+              <w:rPr>
+                <w:rFonts w:ascii="Roboto Mono" w:eastAsia="Roboto Mono" w:hAnsi="Roboto Mono" w:cs="Roboto Mono"/>
+                <w:b/>
+                <w:color w:val="188038"/>
+              </w:rPr>
+              <w:t>([Value]) then 0 //positive for yes and neutral for no</w:t>
+            </w:r>
+          </w:p>
+          <w:p>
+            <w:pPr>
+              <w:rPr>
+                <w:rFonts w:ascii="Roboto Mono" w:eastAsia="Roboto Mono" w:hAnsi="Roboto Mono" w:cs="Roboto Mono"/>
+                <w:b/>
+                <w:color w:val="188038"/>
+              </w:rPr>
+            </w:pPr>
+            <w:r>
+              <w:rPr>
+                <w:rFonts w:ascii="Roboto Mono" w:eastAsia="Roboto Mono" w:hAnsi="Roboto Mono" w:cs="Roboto Mono"/>
+                <w:b/>
+                <w:color w:val="188038"/>
+              </w:rPr>
+              <w:t>elseif [Answer Type] = 'Multiselect' then 2-[Value] //positive for yes and neutral for no</w:t>
+            </w:r>
+          </w:p>
+          <w:p>
+            <w:pPr>
+              <w:rPr>
+                <w:rFonts w:ascii="Roboto Mono" w:eastAsia="Roboto Mono" w:hAnsi="Roboto Mono" w:cs="Roboto Mono"/>
+                <w:b/>
+                <w:color w:val="188038"/>
+              </w:rPr>
+            </w:pPr>
+            <w:r>
+              <w:rPr>
+                <w:rFonts w:ascii="Roboto Mono" w:eastAsia="Roboto Mono" w:hAnsi="Roboto Mono" w:cs="Roboto Mono"/>
+                <w:b/>
+                <w:color w:val="188038"/>
+              </w:rPr>
+              <w:t xml:space="preserve">elseif [Answer Type] = 'Knowledgeable' then [Value] - </w:t>
+            </w:r>
             <w:proofErr w:type="gramStart"/>
             <w:r>
               <w:rPr>
@@ -6189,7 +7550,7 @@
                 <w:b/>
                 <w:color w:val="188038"/>
               </w:rPr>
-              <w:t>sum(</w:t>
+              <w:t>2 //</w:t>
             </w:r>
             <w:proofErr w:type="gramEnd"/>
             <w:r>
@@ -6198,7 +7559,154 @@
                 <w:b/>
                 <w:color w:val="188038"/>
               </w:rPr>
-              <w:t>[Met Flag]*[Count Staffs])/sum([Denominator Flag]*[Count Staffs])</w:t>
+              <w:t>positive for 3 &amp; 4, neutral for 2, negative for 1</w:t>
+            </w:r>
+          </w:p>
+          <w:p>
+            <w:pPr>
+              <w:rPr>
+                <w:rFonts w:ascii="Roboto Mono" w:eastAsia="Roboto Mono" w:hAnsi="Roboto Mono" w:cs="Roboto Mono"/>
+                <w:b/>
+                <w:color w:val="188038"/>
+              </w:rPr>
+            </w:pPr>
+            <w:r>
+              <w:rPr>
+                <w:rFonts w:ascii="Roboto Mono" w:eastAsia="Roboto Mono" w:hAnsi="Roboto Mono" w:cs="Roboto Mono"/>
+                <w:b/>
+                <w:color w:val="188038"/>
+              </w:rPr>
+              <w:t>elseif [Answer Type] = 'Helpfulness' then [Value] - 3 //positive for 4 &amp; 5, neutral for 3, negative for 2, non-answer for 1</w:t>
+            </w:r>
+          </w:p>
+          <w:p>
+            <w:pPr>
+              <w:rPr>
+                <w:rFonts w:ascii="Roboto Mono" w:eastAsia="Roboto Mono" w:hAnsi="Roboto Mono" w:cs="Roboto Mono"/>
+                <w:b/>
+                <w:color w:val="188038"/>
+              </w:rPr>
+            </w:pPr>
+            <w:r>
+              <w:rPr>
+                <w:rFonts w:ascii="Roboto Mono" w:eastAsia="Roboto Mono" w:hAnsi="Roboto Mono" w:cs="Roboto Mono"/>
+                <w:b/>
+                <w:color w:val="188038"/>
+              </w:rPr>
+              <w:t>elseif [Answer Type] = 'Likeliness' then [Value] +10 //plus 10 to move to a scale with no neutral</w:t>
+            </w:r>
+          </w:p>
+          <w:p>
+            <w:pPr>
+              <w:rPr>
+                <w:rFonts w:ascii="Roboto Mono" w:eastAsia="Roboto Mono" w:hAnsi="Roboto Mono" w:cs="Roboto Mono"/>
+                <w:b/>
+                <w:color w:val="188038"/>
+              </w:rPr>
+            </w:pPr>
+            <w:r>
+              <w:rPr>
+                <w:rFonts w:ascii="Roboto Mono" w:eastAsia="Roboto Mono" w:hAnsi="Roboto Mono" w:cs="Roboto Mono"/>
+                <w:b/>
+                <w:color w:val="188038"/>
+              </w:rPr>
+              <w:lastRenderedPageBreak/>
+              <w:t>elseif [Answer Type] = 'Likeliness w/ NA' then [Value] + 10 //plus 10 to move to a scale with no neutral</w:t>
+            </w:r>
+          </w:p>
+          <w:p>
+            <w:pPr>
+              <w:rPr>
+                <w:rFonts w:ascii="Roboto Mono" w:eastAsia="Roboto Mono" w:hAnsi="Roboto Mono" w:cs="Roboto Mono"/>
+                <w:b/>
+                <w:color w:val="188038"/>
+              </w:rPr>
+            </w:pPr>
+            <w:r>
+              <w:rPr>
+                <w:rFonts w:ascii="Roboto Mono" w:eastAsia="Roboto Mono" w:hAnsi="Roboto Mono" w:cs="Roboto Mono"/>
+                <w:b/>
+                <w:color w:val="188038"/>
+              </w:rPr>
+              <w:t>elseif [Answer Type] = 'Agree/Disagree' then [Value] + 10 //plus 10 to move to a scale with no neutral</w:t>
+            </w:r>
+          </w:p>
+          <w:p>
+            <w:pPr>
+              <w:rPr>
+                <w:rFonts w:ascii="Roboto Mono" w:eastAsia="Roboto Mono" w:hAnsi="Roboto Mono" w:cs="Roboto Mono"/>
+                <w:b/>
+                <w:color w:val="188038"/>
+              </w:rPr>
+            </w:pPr>
+            <w:r>
+              <w:rPr>
+                <w:rFonts w:ascii="Roboto Mono" w:eastAsia="Roboto Mono" w:hAnsi="Roboto Mono" w:cs="Roboto Mono"/>
+                <w:b/>
+                <w:color w:val="188038"/>
+              </w:rPr>
+              <w:t>elseif [Answer Type] = 'Education Level' then [Value] + 20 //plus 20 to go to a color gradient</w:t>
+            </w:r>
+          </w:p>
+          <w:p>
+            <w:pPr>
+              <w:rPr>
+                <w:rFonts w:ascii="Roboto Mono" w:eastAsia="Roboto Mono" w:hAnsi="Roboto Mono" w:cs="Roboto Mono"/>
+                <w:b/>
+                <w:color w:val="188038"/>
+              </w:rPr>
+            </w:pPr>
+            <w:r>
+              <w:rPr>
+                <w:rFonts w:ascii="Roboto Mono" w:eastAsia="Roboto Mono" w:hAnsi="Roboto Mono" w:cs="Roboto Mono"/>
+                <w:b/>
+                <w:color w:val="188038"/>
+              </w:rPr>
+              <w:t>elseif [Answer Type] = 'Dual Credit' then [Value] + 30 //plus 30 to go to a color gradient</w:t>
+            </w:r>
+          </w:p>
+          <w:p>
+            <w:pPr>
+              <w:rPr>
+                <w:rFonts w:ascii="Roboto Mono" w:eastAsia="Roboto Mono" w:hAnsi="Roboto Mono" w:cs="Roboto Mono"/>
+                <w:b/>
+                <w:color w:val="188038"/>
+              </w:rPr>
+            </w:pPr>
+            <w:r>
+              <w:rPr>
+                <w:rFonts w:ascii="Roboto Mono" w:eastAsia="Roboto Mono" w:hAnsi="Roboto Mono" w:cs="Roboto Mono"/>
+                <w:b/>
+                <w:color w:val="188038"/>
+              </w:rPr>
+              <w:t>elseif [Answer Type] = 'Not Applicable/Yes/No/Not Offered' then [Value] + 40 //plus 40 to go to a color gradient</w:t>
+            </w:r>
+          </w:p>
+          <w:p>
+            <w:pPr>
+              <w:rPr>
+                <w:rFonts w:ascii="Roboto Mono" w:eastAsia="Roboto Mono" w:hAnsi="Roboto Mono" w:cs="Roboto Mono"/>
+                <w:b/>
+                <w:color w:val="188038"/>
+              </w:rPr>
+            </w:pPr>
+            <w:r>
+              <w:rPr>
+                <w:rFonts w:ascii="Roboto Mono" w:eastAsia="Roboto Mono" w:hAnsi="Roboto Mono" w:cs="Roboto Mono"/>
+                <w:b/>
+                <w:color w:val="188038"/>
+              </w:rPr>
+              <w:t>elseif [Answer Type] = 'Continuous' then [Value] + 1000 //plus 1000 to go to a color gradient</w:t>
+            </w:r>
+          </w:p>
+          <w:p>
+            <w:r>
+              <w:rPr>
+                <w:rFonts w:ascii="Roboto Mono" w:eastAsia="Roboto Mono" w:hAnsi="Roboto Mono" w:cs="Roboto Mono"/>
+                <w:b/>
+                <w:color w:val="188038"/>
+              </w:rPr>
+              <w:t>end</w:t>
             </w:r>
           </w:p>
           <w:p>
@@ -6238,7 +7746,7 @@
                 <w:b/>
               </w:rPr>
               <w:lastRenderedPageBreak/>
-              <w:t>Color Coding</w:t>
+              <w:t>Combined Question</w:t>
             </w:r>
           </w:p>
         </w:tc>
@@ -6258,29 +7766,6 @@
                 <w:b/>
               </w:rPr>
             </w:pPr>
-            <w:r>
-              <w:rPr>
-                <w:b/>
-                <w:highlight w:val="white"/>
-              </w:rPr>
-              <w:t xml:space="preserve">Allows for a continuous single </w:t>
-            </w:r>
-            <w:proofErr w:type="gramStart"/>
-            <w:r>
-              <w:rPr>
-                <w:b/>
-                <w:highlight w:val="white"/>
-              </w:rPr>
-              <w:t>color coding</w:t>
-            </w:r>
-            <w:proofErr w:type="gramEnd"/>
-            <w:r>
-              <w:rPr>
-                <w:b/>
-                <w:highlight w:val="white"/>
-              </w:rPr>
-              <w:t xml:space="preserve"> scale </w:t>
-            </w:r>
           </w:p>
         </w:tc>
         <w:tc>
@@ -6303,7 +7788,7 @@
               <w:rPr>
                 <w:b/>
               </w:rPr>
-              <w:t>h2p_student_dashboard_stacked, h2p_student_dashboard_stacked (detail)</w:t>
+              <w:t>h2p_student_dashboard_pct_met, h2p_student_dashboard_stacked, h2p_staff_dashboard_pctmet, h2p_staff_dashboard_stacked</w:t>
             </w:r>
           </w:p>
         </w:tc>
@@ -6331,42 +7816,9 @@
                 <w:b/>
                 <w:color w:val="188038"/>
               </w:rPr>
-              <w:t>if [Answer Type] = 'Yes/No' then 2-[Value] //positive for yes and neutral for no</w:t>
-            </w:r>
-          </w:p>
-          <w:p>
-            <w:pPr>
-              <w:rPr>
-                <w:rFonts w:ascii="Roboto Mono" w:eastAsia="Roboto Mono" w:hAnsi="Roboto Mono" w:cs="Roboto Mono"/>
-                <w:b/>
-                <w:color w:val="188038"/>
-              </w:rPr>
-            </w:pPr>
-            <w:r>
-              <w:rPr>
-                <w:rFonts w:ascii="Roboto Mono" w:eastAsia="Roboto Mono" w:hAnsi="Roboto Mono" w:cs="Roboto Mono"/>
-                <w:b/>
-                <w:color w:val="188038"/>
-              </w:rPr>
-              <w:t>elseif [Answer Type] = 'Multiselect' then 2-[Value] //positive for yes and neutral for no</w:t>
-            </w:r>
-          </w:p>
-          <w:p>
-            <w:pPr>
-              <w:rPr>
-                <w:rFonts w:ascii="Roboto Mono" w:eastAsia="Roboto Mono" w:hAnsi="Roboto Mono" w:cs="Roboto Mono"/>
-                <w:b/>
-                <w:color w:val="188038"/>
-              </w:rPr>
-            </w:pPr>
-            <w:r>
-              <w:rPr>
-                <w:rFonts w:ascii="Roboto Mono" w:eastAsia="Roboto Mono" w:hAnsi="Roboto Mono" w:cs="Roboto Mono"/>
-                <w:b/>
-                <w:color w:val="188038"/>
-              </w:rPr>
-              <w:t xml:space="preserve">elseif [Answer Type] = 'Knowledgeable' then [Value] - </w:t>
-            </w:r>
+              <w:t xml:space="preserve">if </w:t>
+            </w:r>
+            <w:proofErr w:type="spellStart"/>
             <w:proofErr w:type="gramStart"/>
             <w:r>
               <w:rPr>
@@ -6374,7 +7826,16 @@
                 <w:b/>
                 <w:color w:val="188038"/>
               </w:rPr>
-              <w:t>2 //</w:t>
+              <w:t>isnull</w:t>
+            </w:r>
+            <w:proofErr w:type="spellEnd"/>
+            <w:r>
+              <w:rPr>
+                <w:rFonts w:ascii="Roboto Mono" w:eastAsia="Roboto Mono" w:hAnsi="Roboto Mono" w:cs="Roboto Mono"/>
+                <w:b/>
+                <w:color w:val="188038"/>
+              </w:rPr>
+              <w:t>(</w:t>
             </w:r>
             <w:proofErr w:type="gramEnd"/>
             <w:r>
@@ -6383,316 +7844,43 @@
                 <w:b/>
                 <w:color w:val="188038"/>
               </w:rPr>
-              <w:t>positive for 3 &amp; 4, neutral for 2, negative for 1</w:t>
-            </w:r>
-          </w:p>
-          <w:p>
-            <w:pPr>
-              <w:rPr>
-                <w:rFonts w:ascii="Roboto Mono" w:eastAsia="Roboto Mono" w:hAnsi="Roboto Mono" w:cs="Roboto Mono"/>
-                <w:b/>
-                <w:color w:val="188038"/>
-              </w:rPr>
-            </w:pPr>
-            <w:r>
-              <w:rPr>
-                <w:rFonts w:ascii="Roboto Mono" w:eastAsia="Roboto Mono" w:hAnsi="Roboto Mono" w:cs="Roboto Mono"/>
-                <w:b/>
-                <w:color w:val="188038"/>
-              </w:rPr>
-              <w:t>elseif [Answer Type] = 'Helpfulness' then [Value] - 3 //positive for 4 &amp; 5, neutral for 3, negative for 2, non-answer for 1</w:t>
-            </w:r>
-          </w:p>
-          <w:p>
-            <w:pPr>
-              <w:rPr>
-                <w:rFonts w:ascii="Roboto Mono" w:eastAsia="Roboto Mono" w:hAnsi="Roboto Mono" w:cs="Roboto Mono"/>
-                <w:b/>
-                <w:color w:val="188038"/>
-              </w:rPr>
-            </w:pPr>
-            <w:r>
-              <w:rPr>
-                <w:rFonts w:ascii="Roboto Mono" w:eastAsia="Roboto Mono" w:hAnsi="Roboto Mono" w:cs="Roboto Mono"/>
-                <w:b/>
-                <w:color w:val="188038"/>
-              </w:rPr>
-              <w:t>elseif [Answer Type] = 'Likeliness' then [Value] +10 //plus 10 to move to a scale with no neutral</w:t>
-            </w:r>
-          </w:p>
-          <w:p>
-            <w:pPr>
-              <w:rPr>
-                <w:rFonts w:ascii="Roboto Mono" w:eastAsia="Roboto Mono" w:hAnsi="Roboto Mono" w:cs="Roboto Mono"/>
-                <w:b/>
-                <w:color w:val="188038"/>
-              </w:rPr>
-            </w:pPr>
-            <w:r>
-              <w:rPr>
-                <w:rFonts w:ascii="Roboto Mono" w:eastAsia="Roboto Mono" w:hAnsi="Roboto Mono" w:cs="Roboto Mono"/>
-                <w:b/>
-                <w:color w:val="188038"/>
-              </w:rPr>
-              <w:t>elseif [Answer Type] = 'Likeliness w/ NA' then [Value] + 10 //plus 10 to move to a scale with no neutral</w:t>
-            </w:r>
-          </w:p>
-          <w:p>
-            <w:pPr>
-              <w:rPr>
-                <w:rFonts w:ascii="Roboto Mono" w:eastAsia="Roboto Mono" w:hAnsi="Roboto Mono" w:cs="Roboto Mono"/>
-                <w:b/>
-                <w:color w:val="188038"/>
-              </w:rPr>
-            </w:pPr>
-            <w:r>
-              <w:rPr>
-                <w:rFonts w:ascii="Roboto Mono" w:eastAsia="Roboto Mono" w:hAnsi="Roboto Mono" w:cs="Roboto Mono"/>
-                <w:b/>
-                <w:color w:val="188038"/>
-              </w:rPr>
-              <w:t>elseif [Answer Type] = 'Agree/Disagree' then [Value] + 10 //plus 10 to move to a scale with no neutral</w:t>
-            </w:r>
-          </w:p>
-          <w:p>
-            <w:pPr>
-              <w:rPr>
-                <w:rFonts w:ascii="Roboto Mono" w:eastAsia="Roboto Mono" w:hAnsi="Roboto Mono" w:cs="Roboto Mono"/>
-                <w:b/>
-                <w:color w:val="188038"/>
-              </w:rPr>
-            </w:pPr>
-            <w:r>
-              <w:rPr>
-                <w:rFonts w:ascii="Roboto Mono" w:eastAsia="Roboto Mono" w:hAnsi="Roboto Mono" w:cs="Roboto Mono"/>
-                <w:b/>
-                <w:color w:val="188038"/>
-              </w:rPr>
-              <w:t>elseif [Answer Type] = 'Education Level' then [Value] + 20 //plus 20 to go to a color gradient</w:t>
-            </w:r>
-          </w:p>
-          <w:p>
-            <w:pPr>
-              <w:rPr>
-                <w:rFonts w:ascii="Roboto Mono" w:eastAsia="Roboto Mono" w:hAnsi="Roboto Mono" w:cs="Roboto Mono"/>
-                <w:b/>
-                <w:color w:val="188038"/>
-              </w:rPr>
-            </w:pPr>
-            <w:r>
-              <w:rPr>
-                <w:rFonts w:ascii="Roboto Mono" w:eastAsia="Roboto Mono" w:hAnsi="Roboto Mono" w:cs="Roboto Mono"/>
-                <w:b/>
-                <w:color w:val="188038"/>
-              </w:rPr>
-              <w:t xml:space="preserve">elseif [Answer Type] = 'Rank' then </w:t>
-            </w:r>
-          </w:p>
-          <w:p>
-            <w:pPr>
-              <w:rPr>
-                <w:rFonts w:ascii="Roboto Mono" w:eastAsia="Roboto Mono" w:hAnsi="Roboto Mono" w:cs="Roboto Mono"/>
-                <w:b/>
-                <w:color w:val="188038"/>
-              </w:rPr>
-            </w:pPr>
-            <w:r>
-              <w:rPr>
-                <w:rFonts w:ascii="Roboto Mono" w:eastAsia="Roboto Mono" w:hAnsi="Roboto Mono" w:cs="Roboto Mono"/>
-                <w:b/>
-                <w:color w:val="188038"/>
-              </w:rPr>
-              <w:t xml:space="preserve">    if [Value] = 1 then </w:t>
-            </w:r>
-          </w:p>
-          <w:p>
-            <w:pPr>
-              <w:rPr>
-                <w:rFonts w:ascii="Roboto Mono" w:eastAsia="Roboto Mono" w:hAnsi="Roboto Mono" w:cs="Roboto Mono"/>
-                <w:b/>
-                <w:color w:val="188038"/>
-              </w:rPr>
-            </w:pPr>
-            <w:r>
-              <w:rPr>
-                <w:rFonts w:ascii="Roboto Mono" w:eastAsia="Roboto Mono" w:hAnsi="Roboto Mono" w:cs="Roboto Mono"/>
-                <w:b/>
-                <w:color w:val="188038"/>
-              </w:rPr>
-              <w:t xml:space="preserve">        100 //specific color for 1st place</w:t>
-            </w:r>
-          </w:p>
-          <w:p>
-            <w:pPr>
-              <w:rPr>
-                <w:rFonts w:ascii="Roboto Mono" w:eastAsia="Roboto Mono" w:hAnsi="Roboto Mono" w:cs="Roboto Mono"/>
-                <w:b/>
-                <w:color w:val="188038"/>
-              </w:rPr>
-            </w:pPr>
-            <w:r>
-              <w:rPr>
-                <w:rFonts w:ascii="Roboto Mono" w:eastAsia="Roboto Mono" w:hAnsi="Roboto Mono" w:cs="Roboto Mono"/>
-                <w:b/>
-                <w:color w:val="188038"/>
-              </w:rPr>
-              <w:t xml:space="preserve">    elseif [Value] = 2 then </w:t>
-            </w:r>
-          </w:p>
-          <w:p>
-            <w:pPr>
-              <w:rPr>
-                <w:rFonts w:ascii="Roboto Mono" w:eastAsia="Roboto Mono" w:hAnsi="Roboto Mono" w:cs="Roboto Mono"/>
-                <w:b/>
-                <w:color w:val="188038"/>
-              </w:rPr>
-            </w:pPr>
-            <w:r>
-              <w:rPr>
-                <w:rFonts w:ascii="Roboto Mono" w:eastAsia="Roboto Mono" w:hAnsi="Roboto Mono" w:cs="Roboto Mono"/>
-                <w:b/>
-                <w:color w:val="188038"/>
-              </w:rPr>
-              <w:t xml:space="preserve">        90 //specific color for 2nd place</w:t>
-            </w:r>
-          </w:p>
-          <w:p>
-            <w:pPr>
-              <w:rPr>
-                <w:rFonts w:ascii="Roboto Mono" w:eastAsia="Roboto Mono" w:hAnsi="Roboto Mono" w:cs="Roboto Mono"/>
-                <w:b/>
-                <w:color w:val="188038"/>
-              </w:rPr>
-            </w:pPr>
-            <w:r>
-              <w:rPr>
-                <w:rFonts w:ascii="Roboto Mono" w:eastAsia="Roboto Mono" w:hAnsi="Roboto Mono" w:cs="Roboto Mono"/>
-                <w:b/>
-                <w:color w:val="188038"/>
-              </w:rPr>
-              <w:t xml:space="preserve">    elseif [Value] = 3 then </w:t>
-            </w:r>
-          </w:p>
-          <w:p>
-            <w:pPr>
-              <w:rPr>
-                <w:rFonts w:ascii="Roboto Mono" w:eastAsia="Roboto Mono" w:hAnsi="Roboto Mono" w:cs="Roboto Mono"/>
-                <w:b/>
-                <w:color w:val="188038"/>
-              </w:rPr>
-            </w:pPr>
-            <w:r>
-              <w:rPr>
-                <w:rFonts w:ascii="Roboto Mono" w:eastAsia="Roboto Mono" w:hAnsi="Roboto Mono" w:cs="Roboto Mono"/>
-                <w:b/>
-                <w:color w:val="188038"/>
-              </w:rPr>
-              <w:t xml:space="preserve">        </w:t>
-            </w:r>
-            <w:proofErr w:type="gramStart"/>
-            <w:r>
-              <w:rPr>
-                <w:rFonts w:ascii="Roboto Mono" w:eastAsia="Roboto Mono" w:hAnsi="Roboto Mono" w:cs="Roboto Mono"/>
-                <w:b/>
-                <w:color w:val="188038"/>
-              </w:rPr>
-              <w:t>80 //</w:t>
-            </w:r>
-            <w:proofErr w:type="gramEnd"/>
-            <w:r>
-              <w:rPr>
-                <w:rFonts w:ascii="Roboto Mono" w:eastAsia="Roboto Mono" w:hAnsi="Roboto Mono" w:cs="Roboto Mono"/>
-                <w:b/>
-                <w:color w:val="188038"/>
-              </w:rPr>
-              <w:t>specific color for 3rd place</w:t>
-            </w:r>
-          </w:p>
-          <w:p>
-            <w:pPr>
-              <w:rPr>
-                <w:rFonts w:ascii="Roboto Mono" w:eastAsia="Roboto Mono" w:hAnsi="Roboto Mono" w:cs="Roboto Mono"/>
-                <w:b/>
-                <w:color w:val="188038"/>
-              </w:rPr>
-            </w:pPr>
-            <w:r>
-              <w:rPr>
-                <w:rFonts w:ascii="Roboto Mono" w:eastAsia="Roboto Mono" w:hAnsi="Roboto Mono" w:cs="Roboto Mono"/>
-                <w:b/>
-                <w:color w:val="188038"/>
-              </w:rPr>
-              <w:lastRenderedPageBreak/>
-              <w:t xml:space="preserve">    elseif [Value] &gt;= 4 and [Value] &lt;= 10 then </w:t>
-            </w:r>
-          </w:p>
-          <w:p>
-            <w:pPr>
-              <w:rPr>
-                <w:rFonts w:ascii="Roboto Mono" w:eastAsia="Roboto Mono" w:hAnsi="Roboto Mono" w:cs="Roboto Mono"/>
-                <w:b/>
-                <w:color w:val="188038"/>
-              </w:rPr>
-            </w:pPr>
-            <w:r>
-              <w:rPr>
-                <w:rFonts w:ascii="Roboto Mono" w:eastAsia="Roboto Mono" w:hAnsi="Roboto Mono" w:cs="Roboto Mono"/>
-                <w:b/>
-                <w:color w:val="188038"/>
-              </w:rPr>
-              <w:t xml:space="preserve">        </w:t>
-            </w:r>
-            <w:proofErr w:type="gramStart"/>
-            <w:r>
-              <w:rPr>
-                <w:rFonts w:ascii="Roboto Mono" w:eastAsia="Roboto Mono" w:hAnsi="Roboto Mono" w:cs="Roboto Mono"/>
-                <w:b/>
-                <w:color w:val="188038"/>
-              </w:rPr>
-              <w:t>50 //</w:t>
-            </w:r>
-            <w:proofErr w:type="gramEnd"/>
-            <w:r>
-              <w:rPr>
-                <w:rFonts w:ascii="Roboto Mono" w:eastAsia="Roboto Mono" w:hAnsi="Roboto Mono" w:cs="Roboto Mono"/>
-                <w:b/>
-                <w:color w:val="188038"/>
-              </w:rPr>
-              <w:t>shared color for 4th-10th place</w:t>
-            </w:r>
-          </w:p>
-          <w:p>
-            <w:pPr>
-              <w:rPr>
-                <w:rFonts w:ascii="Roboto Mono" w:eastAsia="Roboto Mono" w:hAnsi="Roboto Mono" w:cs="Roboto Mono"/>
-                <w:b/>
-                <w:color w:val="188038"/>
-              </w:rPr>
-            </w:pPr>
-            <w:r>
-              <w:rPr>
-                <w:rFonts w:ascii="Roboto Mono" w:eastAsia="Roboto Mono" w:hAnsi="Roboto Mono" w:cs="Roboto Mono"/>
-                <w:b/>
-                <w:color w:val="188038"/>
-              </w:rPr>
-              <w:t xml:space="preserve">    end</w:t>
-            </w:r>
-          </w:p>
-          <w:p>
-            <w:pPr>
-              <w:rPr>
-                <w:rFonts w:ascii="Roboto Mono" w:eastAsia="Roboto Mono" w:hAnsi="Roboto Mono" w:cs="Roboto Mono"/>
-                <w:b/>
-                <w:color w:val="188038"/>
-              </w:rPr>
-            </w:pPr>
-            <w:r>
-              <w:rPr>
-                <w:rFonts w:ascii="Roboto Mono" w:eastAsia="Roboto Mono" w:hAnsi="Roboto Mono" w:cs="Roboto Mono"/>
-                <w:b/>
-                <w:color w:val="188038"/>
-              </w:rPr>
-              <w:t>end</w:t>
+              <w:t xml:space="preserve">[Question </w:t>
+            </w:r>
+            <w:proofErr w:type="spellStart"/>
+            <w:r>
+              <w:rPr>
+                <w:rFonts w:ascii="Roboto Mono" w:eastAsia="Roboto Mono" w:hAnsi="Roboto Mono" w:cs="Roboto Mono"/>
+                <w:b/>
+                <w:color w:val="188038"/>
+              </w:rPr>
+              <w:t>Subheader</w:t>
+            </w:r>
+            <w:proofErr w:type="spellEnd"/>
+            <w:r>
+              <w:rPr>
+                <w:rFonts w:ascii="Roboto Mono" w:eastAsia="Roboto Mono" w:hAnsi="Roboto Mono" w:cs="Roboto Mono"/>
+                <w:b/>
+                <w:color w:val="188038"/>
+              </w:rPr>
+              <w:t xml:space="preserve">]) then [Question Header] else [Question Header] + ' ' + [Question </w:t>
+            </w:r>
+            <w:proofErr w:type="spellStart"/>
+            <w:r>
+              <w:rPr>
+                <w:rFonts w:ascii="Roboto Mono" w:eastAsia="Roboto Mono" w:hAnsi="Roboto Mono" w:cs="Roboto Mono"/>
+                <w:b/>
+                <w:color w:val="188038"/>
+              </w:rPr>
+              <w:t>Subheader</w:t>
+            </w:r>
+            <w:proofErr w:type="spellEnd"/>
+            <w:r>
+              <w:rPr>
+                <w:rFonts w:ascii="Roboto Mono" w:eastAsia="Roboto Mono" w:hAnsi="Roboto Mono" w:cs="Roboto Mono"/>
+                <w:b/>
+                <w:color w:val="188038"/>
+              </w:rPr>
+              <w:t>] End</w:t>
             </w:r>
           </w:p>
         </w:tc>
@@ -6722,8 +7910,7 @@
               <w:rPr>
                 <w:b/>
               </w:rPr>
-              <w:lastRenderedPageBreak/>
-              <w:t>Color Coding</w:t>
+              <w:t>Survey Question Filter</w:t>
             </w:r>
           </w:p>
         </w:tc>
@@ -6743,29 +7930,6 @@
                 <w:b/>
               </w:rPr>
             </w:pPr>
-            <w:r>
-              <w:rPr>
-                <w:b/>
-                <w:highlight w:val="white"/>
-              </w:rPr>
-              <w:t xml:space="preserve">Allows for a continuous single </w:t>
-            </w:r>
-            <w:proofErr w:type="gramStart"/>
-            <w:r>
-              <w:rPr>
-                <w:b/>
-                <w:highlight w:val="white"/>
-              </w:rPr>
-              <w:t>color coding</w:t>
-            </w:r>
-            <w:proofErr w:type="gramEnd"/>
-            <w:r>
-              <w:rPr>
-                <w:b/>
-                <w:highlight w:val="white"/>
-              </w:rPr>
-              <w:t xml:space="preserve"> scale </w:t>
-            </w:r>
           </w:p>
         </w:tc>
         <w:tc>
@@ -6788,7 +7952,7 @@
               <w:rPr>
                 <w:b/>
               </w:rPr>
-              <w:t>h2p_staff_dashboard_stacked, h2p_staff_dashboard_stacked_detail</w:t>
+              <w:t>h2p_student_dashboard_pct_met, h2p_student_dashboard_stacked</w:t>
             </w:r>
           </w:p>
         </w:tc>
@@ -6803,37 +7967,13 @@
             </w:tcBorders>
           </w:tcPr>
           <w:p>
-            <w:pPr>
-              <w:rPr>
-                <w:rFonts w:ascii="Roboto Mono" w:eastAsia="Roboto Mono" w:hAnsi="Roboto Mono" w:cs="Roboto Mono"/>
-                <w:b/>
-                <w:color w:val="188038"/>
-              </w:rPr>
-            </w:pPr>
-            <w:r>
-              <w:rPr>
-                <w:rFonts w:ascii="Roboto Mono" w:eastAsia="Roboto Mono" w:hAnsi="Roboto Mono" w:cs="Roboto Mono"/>
-                <w:b/>
-                <w:color w:val="188038"/>
-              </w:rPr>
-              <w:t>if [Answer Type] = 'Yes/No' then 2-[Value] //positive for yes and neutral for no</w:t>
-            </w:r>
-          </w:p>
-          <w:p>
-            <w:pPr>
-              <w:rPr>
-                <w:rFonts w:ascii="Roboto Mono" w:eastAsia="Roboto Mono" w:hAnsi="Roboto Mono" w:cs="Roboto Mono"/>
-                <w:b/>
-                <w:color w:val="188038"/>
-              </w:rPr>
-            </w:pPr>
-            <w:r>
-              <w:rPr>
-                <w:rFonts w:ascii="Roboto Mono" w:eastAsia="Roboto Mono" w:hAnsi="Roboto Mono" w:cs="Roboto Mono"/>
-                <w:b/>
-                <w:color w:val="188038"/>
-              </w:rPr>
-              <w:t xml:space="preserve">//elseif [Answer Type] = 'Multiselect' and </w:t>
+            <w:r>
+              <w:rPr>
+                <w:rFonts w:ascii="Roboto Mono" w:eastAsia="Roboto Mono" w:hAnsi="Roboto Mono" w:cs="Roboto Mono"/>
+                <w:b/>
+                <w:color w:val="188038"/>
+              </w:rPr>
+              <w:t>[</w:t>
             </w:r>
             <w:proofErr w:type="spellStart"/>
             <w:r>
@@ -6842,7 +7982,7 @@
                 <w:b/>
                 <w:color w:val="188038"/>
               </w:rPr>
-              <w:t>isnull</w:t>
+              <w:t>Construct_rpt</w:t>
             </w:r>
             <w:proofErr w:type="spellEnd"/>
             <w:r>
@@ -6851,206 +7991,7 @@
                 <w:b/>
                 <w:color w:val="188038"/>
               </w:rPr>
-              <w:t>([Value]) then 0 //positive for yes and neutral for no</w:t>
-            </w:r>
-          </w:p>
-          <w:p>
-            <w:pPr>
-              <w:rPr>
-                <w:rFonts w:ascii="Roboto Mono" w:eastAsia="Roboto Mono" w:hAnsi="Roboto Mono" w:cs="Roboto Mono"/>
-                <w:b/>
-                <w:color w:val="188038"/>
-              </w:rPr>
-            </w:pPr>
-            <w:r>
-              <w:rPr>
-                <w:rFonts w:ascii="Roboto Mono" w:eastAsia="Roboto Mono" w:hAnsi="Roboto Mono" w:cs="Roboto Mono"/>
-                <w:b/>
-                <w:color w:val="188038"/>
-              </w:rPr>
-              <w:t>elseif [Answer Type] = 'Multiselect' then 2-[Value] //positive for yes and neutral for no</w:t>
-            </w:r>
-          </w:p>
-          <w:p>
-            <w:pPr>
-              <w:rPr>
-                <w:rFonts w:ascii="Roboto Mono" w:eastAsia="Roboto Mono" w:hAnsi="Roboto Mono" w:cs="Roboto Mono"/>
-                <w:b/>
-                <w:color w:val="188038"/>
-              </w:rPr>
-            </w:pPr>
-            <w:r>
-              <w:rPr>
-                <w:rFonts w:ascii="Roboto Mono" w:eastAsia="Roboto Mono" w:hAnsi="Roboto Mono" w:cs="Roboto Mono"/>
-                <w:b/>
-                <w:color w:val="188038"/>
-              </w:rPr>
-              <w:t xml:space="preserve">elseif [Answer Type] = 'Knowledgeable' then [Value] - </w:t>
-            </w:r>
-            <w:proofErr w:type="gramStart"/>
-            <w:r>
-              <w:rPr>
-                <w:rFonts w:ascii="Roboto Mono" w:eastAsia="Roboto Mono" w:hAnsi="Roboto Mono" w:cs="Roboto Mono"/>
-                <w:b/>
-                <w:color w:val="188038"/>
-              </w:rPr>
-              <w:t>2 //</w:t>
-            </w:r>
-            <w:proofErr w:type="gramEnd"/>
-            <w:r>
-              <w:rPr>
-                <w:rFonts w:ascii="Roboto Mono" w:eastAsia="Roboto Mono" w:hAnsi="Roboto Mono" w:cs="Roboto Mono"/>
-                <w:b/>
-                <w:color w:val="188038"/>
-              </w:rPr>
-              <w:t>positive for 3 &amp; 4, neutral for 2, negative for 1</w:t>
-            </w:r>
-          </w:p>
-          <w:p>
-            <w:pPr>
-              <w:rPr>
-                <w:rFonts w:ascii="Roboto Mono" w:eastAsia="Roboto Mono" w:hAnsi="Roboto Mono" w:cs="Roboto Mono"/>
-                <w:b/>
-                <w:color w:val="188038"/>
-              </w:rPr>
-            </w:pPr>
-            <w:r>
-              <w:rPr>
-                <w:rFonts w:ascii="Roboto Mono" w:eastAsia="Roboto Mono" w:hAnsi="Roboto Mono" w:cs="Roboto Mono"/>
-                <w:b/>
-                <w:color w:val="188038"/>
-              </w:rPr>
-              <w:t>elseif [Answer Type] = 'Helpfulness' then [Value] - 3 //positive for 4 &amp; 5, neutral for 3, negative for 2, non-answer for 1</w:t>
-            </w:r>
-          </w:p>
-          <w:p>
-            <w:pPr>
-              <w:rPr>
-                <w:rFonts w:ascii="Roboto Mono" w:eastAsia="Roboto Mono" w:hAnsi="Roboto Mono" w:cs="Roboto Mono"/>
-                <w:b/>
-                <w:color w:val="188038"/>
-              </w:rPr>
-            </w:pPr>
-            <w:r>
-              <w:rPr>
-                <w:rFonts w:ascii="Roboto Mono" w:eastAsia="Roboto Mono" w:hAnsi="Roboto Mono" w:cs="Roboto Mono"/>
-                <w:b/>
-                <w:color w:val="188038"/>
-              </w:rPr>
-              <w:t>elseif [Answer Type] = 'Likeliness' then [Value] +10 //plus 10 to move to a scale with no neutral</w:t>
-            </w:r>
-          </w:p>
-          <w:p>
-            <w:pPr>
-              <w:rPr>
-                <w:rFonts w:ascii="Roboto Mono" w:eastAsia="Roboto Mono" w:hAnsi="Roboto Mono" w:cs="Roboto Mono"/>
-                <w:b/>
-                <w:color w:val="188038"/>
-              </w:rPr>
-            </w:pPr>
-            <w:r>
-              <w:rPr>
-                <w:rFonts w:ascii="Roboto Mono" w:eastAsia="Roboto Mono" w:hAnsi="Roboto Mono" w:cs="Roboto Mono"/>
-                <w:b/>
-                <w:color w:val="188038"/>
-              </w:rPr>
-              <w:t>elseif [Answer Type] = 'Likeliness w/ NA' then [Value] + 10 //plus 10 to move to a scale with no neutral</w:t>
-            </w:r>
-          </w:p>
-          <w:p>
-            <w:pPr>
-              <w:rPr>
-                <w:rFonts w:ascii="Roboto Mono" w:eastAsia="Roboto Mono" w:hAnsi="Roboto Mono" w:cs="Roboto Mono"/>
-                <w:b/>
-                <w:color w:val="188038"/>
-              </w:rPr>
-            </w:pPr>
-            <w:r>
-              <w:rPr>
-                <w:rFonts w:ascii="Roboto Mono" w:eastAsia="Roboto Mono" w:hAnsi="Roboto Mono" w:cs="Roboto Mono"/>
-                <w:b/>
-                <w:color w:val="188038"/>
-              </w:rPr>
-              <w:t>elseif [Answer Type] = 'Agree/Disagree' then [Value] + 10 //plus 10 to move to a scale with no neutral</w:t>
-            </w:r>
-          </w:p>
-          <w:p>
-            <w:pPr>
-              <w:rPr>
-                <w:rFonts w:ascii="Roboto Mono" w:eastAsia="Roboto Mono" w:hAnsi="Roboto Mono" w:cs="Roboto Mono"/>
-                <w:b/>
-                <w:color w:val="188038"/>
-              </w:rPr>
-            </w:pPr>
-            <w:r>
-              <w:rPr>
-                <w:rFonts w:ascii="Roboto Mono" w:eastAsia="Roboto Mono" w:hAnsi="Roboto Mono" w:cs="Roboto Mono"/>
-                <w:b/>
-                <w:color w:val="188038"/>
-              </w:rPr>
-              <w:t>elseif [Answer Type] = 'Education Level' then [Value] + 20 //plus 20 to go to a color gradient</w:t>
-            </w:r>
-          </w:p>
-          <w:p>
-            <w:pPr>
-              <w:rPr>
-                <w:rFonts w:ascii="Roboto Mono" w:eastAsia="Roboto Mono" w:hAnsi="Roboto Mono" w:cs="Roboto Mono"/>
-                <w:b/>
-                <w:color w:val="188038"/>
-              </w:rPr>
-            </w:pPr>
-            <w:r>
-              <w:rPr>
-                <w:rFonts w:ascii="Roboto Mono" w:eastAsia="Roboto Mono" w:hAnsi="Roboto Mono" w:cs="Roboto Mono"/>
-                <w:b/>
-                <w:color w:val="188038"/>
-              </w:rPr>
-              <w:lastRenderedPageBreak/>
-              <w:t>elseif [Answer Type] = 'Dual Credit' then [Value] + 30 //plus 30 to go to a color gradient</w:t>
-            </w:r>
-          </w:p>
-          <w:p>
-            <w:pPr>
-              <w:rPr>
-                <w:rFonts w:ascii="Roboto Mono" w:eastAsia="Roboto Mono" w:hAnsi="Roboto Mono" w:cs="Roboto Mono"/>
-                <w:b/>
-                <w:color w:val="188038"/>
-              </w:rPr>
-            </w:pPr>
-            <w:r>
-              <w:rPr>
-                <w:rFonts w:ascii="Roboto Mono" w:eastAsia="Roboto Mono" w:hAnsi="Roboto Mono" w:cs="Roboto Mono"/>
-                <w:b/>
-                <w:color w:val="188038"/>
-              </w:rPr>
-              <w:t>elseif [Answer Type] = 'Not Applicable/Yes/No/Not Offered' then [Value] + 40 //plus 40 to go to a color gradient</w:t>
-            </w:r>
-          </w:p>
-          <w:p>
-            <w:pPr>
-              <w:rPr>
-                <w:rFonts w:ascii="Roboto Mono" w:eastAsia="Roboto Mono" w:hAnsi="Roboto Mono" w:cs="Roboto Mono"/>
-                <w:b/>
-                <w:color w:val="188038"/>
-              </w:rPr>
-            </w:pPr>
-            <w:r>
-              <w:rPr>
-                <w:rFonts w:ascii="Roboto Mono" w:eastAsia="Roboto Mono" w:hAnsi="Roboto Mono" w:cs="Roboto Mono"/>
-                <w:b/>
-                <w:color w:val="188038"/>
-              </w:rPr>
-              <w:t>elseif [Answer Type] = 'Continuous' then [Value] + 1000 //plus 1000 to go to a color gradient</w:t>
-            </w:r>
-          </w:p>
-          <w:p>
-            <w:r>
-              <w:rPr>
-                <w:rFonts w:ascii="Roboto Mono" w:eastAsia="Roboto Mono" w:hAnsi="Roboto Mono" w:cs="Roboto Mono"/>
-                <w:b/>
-                <w:color w:val="188038"/>
-              </w:rPr>
-              <w:t>end</w:t>
+              <w:t>] + ' - ' + [Question Header]</w:t>
             </w:r>
           </w:p>
           <w:p>
@@ -7088,7 +8029,7 @@
                 <w:b/>
               </w:rPr>
               <w:lastRenderedPageBreak/>
-              <w:t>Combined Question</w:t>
+              <w:t>Disaggregation Group</w:t>
             </w:r>
           </w:p>
         </w:tc>
@@ -7130,7 +8071,7 @@
               <w:rPr>
                 <w:b/>
               </w:rPr>
-              <w:t>h2p_student_dashboard_pct_met, h2p_student_dashboard_stacked, h2p_staff_dashboard_pctmet, h2p_staff_dashboard_stacked</w:t>
+              <w:t>h2p_student_dashboard_stacked (detail), h2p_staff_dashboard_stacked_detail</w:t>
             </w:r>
           </w:p>
         </w:tc>
@@ -7156,17 +8097,16 @@
                 <w:b/>
                 <w:color w:val="188038"/>
               </w:rPr>
-              <w:t xml:space="preserve">if </w:t>
+              <w:t xml:space="preserve">if [Disaggregation Group Parameter] = 'First Generation Status' then [First Gen] elseif [Disaggregation Group Parameter] = 'Gender' then [Gender </w:t>
             </w:r>
             <w:proofErr w:type="spellStart"/>
-            <w:proofErr w:type="gramStart"/>
-            <w:r>
-              <w:rPr>
-                <w:rFonts w:ascii="Roboto Mono" w:eastAsia="Roboto Mono" w:hAnsi="Roboto Mono" w:cs="Roboto Mono"/>
-                <w:b/>
-                <w:color w:val="188038"/>
-              </w:rPr>
-              <w:t>isnull</w:t>
+            <w:r>
+              <w:rPr>
+                <w:rFonts w:ascii="Roboto Mono" w:eastAsia="Roboto Mono" w:hAnsi="Roboto Mono" w:cs="Roboto Mono"/>
+                <w:b/>
+                <w:color w:val="188038"/>
+              </w:rPr>
+              <w:t>Rptgroup</w:t>
             </w:r>
             <w:proofErr w:type="spellEnd"/>
             <w:r>
@@ -7175,16 +8115,7 @@
                 <w:b/>
                 <w:color w:val="188038"/>
               </w:rPr>
-              <w:t>(</w:t>
-            </w:r>
-            <w:proofErr w:type="gramEnd"/>
-            <w:r>
-              <w:rPr>
-                <w:rFonts w:ascii="Roboto Mono" w:eastAsia="Roboto Mono" w:hAnsi="Roboto Mono" w:cs="Roboto Mono"/>
-                <w:b/>
-                <w:color w:val="188038"/>
-              </w:rPr>
-              <w:t xml:space="preserve">[Question </w:t>
+              <w:t xml:space="preserve">] elseif [Disaggregation Group Parameter] = 'Grade Level' then [Grade Level] elseif [Disaggregation Group Parameter] = 'Race/Ethnicity' then [Race Ethnicity </w:t>
             </w:r>
             <w:proofErr w:type="spellStart"/>
             <w:r>
@@ -7193,7 +8124,7 @@
                 <w:b/>
                 <w:color w:val="188038"/>
               </w:rPr>
-              <w:t>Subheader</w:t>
+              <w:t>Rptgroup</w:t>
             </w:r>
             <w:proofErr w:type="spellEnd"/>
             <w:r>
@@ -7202,25 +8133,7 @@
                 <w:b/>
                 <w:color w:val="188038"/>
               </w:rPr>
-              <w:t xml:space="preserve">]) then [Question Header] else [Question Header] + ' ' + [Question </w:t>
-            </w:r>
-            <w:proofErr w:type="spellStart"/>
-            <w:r>
-              <w:rPr>
-                <w:rFonts w:ascii="Roboto Mono" w:eastAsia="Roboto Mono" w:hAnsi="Roboto Mono" w:cs="Roboto Mono"/>
-                <w:b/>
-                <w:color w:val="188038"/>
-              </w:rPr>
-              <w:t>Subheader</w:t>
-            </w:r>
-            <w:proofErr w:type="spellEnd"/>
-            <w:r>
-              <w:rPr>
-                <w:rFonts w:ascii="Roboto Mono" w:eastAsia="Roboto Mono" w:hAnsi="Roboto Mono" w:cs="Roboto Mono"/>
-                <w:b/>
-                <w:color w:val="188038"/>
-              </w:rPr>
-              <w:t>] End</w:t>
+              <w:t>] elseif [Disaggregation Group Parameter] = 'Region' then [Region] elseif [Disaggregation Group Parameter] = 'School' then [School] end</w:t>
             </w:r>
           </w:p>
         </w:tc>
@@ -7250,7 +8163,7 @@
               <w:rPr>
                 <w:b/>
               </w:rPr>
-              <w:t>Survey Question Filter</w:t>
+              <w:t>Percentage Bins</w:t>
             </w:r>
           </w:p>
         </w:tc>
@@ -7292,7 +8205,7 @@
               <w:rPr>
                 <w:b/>
               </w:rPr>
-              <w:t>h2p_student_dashboard_pct_met, h2p_student_dashboard_stacked</w:t>
+              <w:t>h2p_staff_dashboard_stacked</w:t>
             </w:r>
           </w:p>
         </w:tc>
@@ -7307,13 +8220,20 @@
             </w:tcBorders>
           </w:tcPr>
           <w:p>
-            <w:r>
-              <w:rPr>
-                <w:rFonts w:ascii="Roboto Mono" w:eastAsia="Roboto Mono" w:hAnsi="Roboto Mono" w:cs="Roboto Mono"/>
-                <w:b/>
-                <w:color w:val="188038"/>
-              </w:rPr>
-              <w:t>[</w:t>
+            <w:pPr>
+              <w:rPr>
+                <w:rFonts w:ascii="Roboto Mono" w:eastAsia="Roboto Mono" w:hAnsi="Roboto Mono" w:cs="Roboto Mono"/>
+                <w:b/>
+                <w:color w:val="188038"/>
+              </w:rPr>
+            </w:pPr>
+            <w:r>
+              <w:rPr>
+                <w:rFonts w:ascii="Roboto Mono" w:eastAsia="Roboto Mono" w:hAnsi="Roboto Mono" w:cs="Roboto Mono"/>
+                <w:b/>
+                <w:color w:val="188038"/>
+              </w:rPr>
+              <w:t xml:space="preserve">if </w:t>
             </w:r>
             <w:proofErr w:type="spellStart"/>
             <w:r>
@@ -7322,7 +8242,7 @@
                 <w:b/>
                 <w:color w:val="188038"/>
               </w:rPr>
-              <w:t>Construct_rpt</w:t>
+              <w:t>isnull</w:t>
             </w:r>
             <w:proofErr w:type="spellEnd"/>
             <w:r>
@@ -7331,17 +8251,8 @@
                 <w:b/>
                 <w:color w:val="188038"/>
               </w:rPr>
-              <w:t>] + ' - ' + [Question Header]</w:t>
-            </w:r>
-          </w:p>
-          <w:p>
-            <w:pPr>
-              <w:rPr>
-                <w:rFonts w:ascii="Roboto Mono" w:eastAsia="Roboto Mono" w:hAnsi="Roboto Mono" w:cs="Roboto Mono"/>
-                <w:b/>
-                <w:color w:val="188038"/>
-              </w:rPr>
-            </w:pPr>
+              <w:t>([Value]) then NULL elseif [Value] &lt; 0 then 'N/A - Below 0%' elseif [Value] &lt;= 10 then '0%- 10%' elseif [Value] &lt;= 20 then '11%- 20%' elseif [Value] &lt;= 30 then '21%- 30%' elseif [Value] &lt;= 40 then '31%- 40%' elseif [Value] &lt;= 50 then '41%- 50%' elseif [Value] &lt;= 60 then '51%- 60%' elseif [Value] &lt;= 70 then '61%- 70%' elseif [Value] &lt;= 80 then '71%- 80%' elseif [Value] &lt;= 90 then '81%- 90%' elseif [Value] &lt;= 100 then '91%- 100%' elseif [Value] &gt; 100 then 'N/A - Above 100%' end</w:t>
+            </w:r>
           </w:p>
         </w:tc>
       </w:tr>
@@ -7366,12 +8277,14 @@
                 <w:b/>
               </w:rPr>
             </w:pPr>
-            <w:r>
-              <w:rPr>
-                <w:b/>
-              </w:rPr>
-              <w:t>Disaggregation Group</w:t>
-            </w:r>
+            <w:proofErr w:type="spellStart"/>
+            <w:r>
+              <w:rPr>
+                <w:b/>
+              </w:rPr>
+              <w:t>staff_perception_title</w:t>
+            </w:r>
+            <w:proofErr w:type="spellEnd"/>
           </w:p>
         </w:tc>
         <w:tc>
@@ -7412,7 +8325,7 @@
               <w:rPr>
                 <w:b/>
               </w:rPr>
-              <w:t>h2p_student_dashboard_stacked (detail), h2p_staff_dashboard_stacked_detail</w:t>
+              <w:t>h2p_staff_dashboard_stacked</w:t>
             </w:r>
           </w:p>
         </w:tc>
@@ -7429,52 +8342,35 @@
           <w:p>
             <w:pPr>
               <w:rPr>
-                <w:b/>
-              </w:rPr>
-            </w:pPr>
-            <w:r>
-              <w:rPr>
-                <w:rFonts w:ascii="Roboto Mono" w:eastAsia="Roboto Mono" w:hAnsi="Roboto Mono" w:cs="Roboto Mono"/>
-                <w:b/>
-                <w:color w:val="188038"/>
-              </w:rPr>
-              <w:t xml:space="preserve">if [Disaggregation Group Parameter] = 'First Generation Status' then [First Gen] elseif [Disaggregation Group Parameter] = 'Gender' then [Gender </w:t>
-            </w:r>
-            <w:proofErr w:type="spellStart"/>
-            <w:r>
-              <w:rPr>
-                <w:rFonts w:ascii="Roboto Mono" w:eastAsia="Roboto Mono" w:hAnsi="Roboto Mono" w:cs="Roboto Mono"/>
-                <w:b/>
-                <w:color w:val="188038"/>
-              </w:rPr>
-              <w:t>Rptgroup</w:t>
-            </w:r>
-            <w:proofErr w:type="spellEnd"/>
-            <w:r>
-              <w:rPr>
-                <w:rFonts w:ascii="Roboto Mono" w:eastAsia="Roboto Mono" w:hAnsi="Roboto Mono" w:cs="Roboto Mono"/>
-                <w:b/>
-                <w:color w:val="188038"/>
-              </w:rPr>
-              <w:t xml:space="preserve">] elseif [Disaggregation Group Parameter] = 'Grade Level' then [Grade Level] elseif [Disaggregation Group Parameter] = 'Race/Ethnicity' then [Race Ethnicity </w:t>
-            </w:r>
-            <w:proofErr w:type="spellStart"/>
-            <w:r>
-              <w:rPr>
-                <w:rFonts w:ascii="Roboto Mono" w:eastAsia="Roboto Mono" w:hAnsi="Roboto Mono" w:cs="Roboto Mono"/>
-                <w:b/>
-                <w:color w:val="188038"/>
-              </w:rPr>
-              <w:t>Rptgroup</w:t>
-            </w:r>
-            <w:proofErr w:type="spellEnd"/>
-            <w:r>
-              <w:rPr>
-                <w:rFonts w:ascii="Roboto Mono" w:eastAsia="Roboto Mono" w:hAnsi="Roboto Mono" w:cs="Roboto Mono"/>
-                <w:b/>
-                <w:color w:val="188038"/>
-              </w:rPr>
-              <w:t xml:space="preserve">] elseif [Disaggregation Group Parameter] = </w:t>
+                <w:rFonts w:ascii="Roboto Mono" w:eastAsia="Roboto Mono" w:hAnsi="Roboto Mono" w:cs="Roboto Mono"/>
+                <w:b/>
+                <w:color w:val="188038"/>
+              </w:rPr>
+            </w:pPr>
+            <w:r>
+              <w:rPr>
+                <w:rFonts w:ascii="Roboto Mono" w:eastAsia="Roboto Mono" w:hAnsi="Roboto Mono" w:cs="Roboto Mono"/>
+                <w:b/>
+                <w:color w:val="188038"/>
+              </w:rPr>
+              <w:t>if [question] = 'q08a' then 'can afford to attend a 4-year college using financial aid, scholarships, and family resources?'</w:t>
+            </w:r>
+          </w:p>
+          <w:p>
+            <w:pPr>
+              <w:rPr>
+                <w:rFonts w:ascii="Roboto Mono" w:eastAsia="Roboto Mono" w:hAnsi="Roboto Mono" w:cs="Roboto Mono"/>
+                <w:b/>
+                <w:color w:val="188038"/>
+              </w:rPr>
+            </w:pPr>
+            <w:r>
+              <w:rPr>
+                <w:rFonts w:ascii="Roboto Mono" w:eastAsia="Roboto Mono" w:hAnsi="Roboto Mono" w:cs="Roboto Mono"/>
+                <w:b/>
+                <w:color w:val="188038"/>
+              </w:rPr>
+              <w:t xml:space="preserve">elseif question = 'q03a' then 'WANT to obtain some level of post-high school education, including apprenticeship, 1-year and 2-year </w:t>
             </w:r>
             <w:r>
               <w:rPr>
@@ -7483,7 +8379,39 @@
                 <w:color w:val="188038"/>
               </w:rPr>
               <w:lastRenderedPageBreak/>
-              <w:t>'Region' then [Region] elseif [Disaggregation Group Parameter] = 'School' then [School] end</w:t>
+              <w:t>certificate, and 2-year and 4-year college?'</w:t>
+            </w:r>
+          </w:p>
+          <w:p>
+            <w:pPr>
+              <w:rPr>
+                <w:rFonts w:ascii="Roboto Mono" w:eastAsia="Roboto Mono" w:hAnsi="Roboto Mono" w:cs="Roboto Mono"/>
+                <w:b/>
+                <w:color w:val="188038"/>
+              </w:rPr>
+            </w:pPr>
+            <w:r>
+              <w:rPr>
+                <w:rFonts w:ascii="Roboto Mono" w:eastAsia="Roboto Mono" w:hAnsi="Roboto Mono" w:cs="Roboto Mono"/>
+                <w:b/>
+                <w:color w:val="188038"/>
+              </w:rPr>
+              <w:t>elseif question = 'q21a' then 'EXPECT to obtain some level of post-high school education, including apprenticeship, 1-year and 2-year certificate, and 2-year and 4-year college?'</w:t>
+            </w:r>
+          </w:p>
+          <w:p>
+            <w:pPr>
+              <w:rPr>
+                <w:b/>
+              </w:rPr>
+            </w:pPr>
+            <w:r>
+              <w:rPr>
+                <w:rFonts w:ascii="Roboto Mono" w:eastAsia="Roboto Mono" w:hAnsi="Roboto Mono" w:cs="Roboto Mono"/>
+                <w:b/>
+                <w:color w:val="188038"/>
+              </w:rPr>
+              <w:t>end</w:t>
             </w:r>
           </w:p>
         </w:tc>
@@ -7514,7 +8442,7 @@
                 <w:b/>
               </w:rPr>
               <w:lastRenderedPageBreak/>
-              <w:t>Percentage Bins</w:t>
+              <w:t>Avg Staff Perception</w:t>
             </w:r>
           </w:p>
         </w:tc>
@@ -7582,25 +8510,25 @@
                 <w:b/>
                 <w:color w:val="188038"/>
               </w:rPr>
-              <w:t xml:space="preserve">if </w:t>
-            </w:r>
-            <w:proofErr w:type="spellStart"/>
-            <w:r>
-              <w:rPr>
-                <w:rFonts w:ascii="Roboto Mono" w:eastAsia="Roboto Mono" w:hAnsi="Roboto Mono" w:cs="Roboto Mono"/>
-                <w:b/>
-                <w:color w:val="188038"/>
-              </w:rPr>
-              <w:t>isnull</w:t>
-            </w:r>
-            <w:proofErr w:type="spellEnd"/>
-            <w:r>
-              <w:rPr>
-                <w:rFonts w:ascii="Roboto Mono" w:eastAsia="Roboto Mono" w:hAnsi="Roboto Mono" w:cs="Roboto Mono"/>
-                <w:b/>
-                <w:color w:val="188038"/>
-              </w:rPr>
-              <w:t>([Value]) then NULL elseif [Value] &lt; 0 then 'N/A - Below 0%' elseif [Value] &lt;= 10 then '0%- 10%' elseif [Value] &lt;= 20 then '11%- 20%' elseif [Value] &lt;= 30 then '21%- 30%' elseif [Value] &lt;= 40 then '31%- 40%' elseif [Value] &lt;= 50 then '41%- 50%' elseif [Value] &lt;= 60 then '51%- 60%' elseif [Value] &lt;= 70 then '61%- 70%' elseif [Value] &lt;= 80 then '71%- 80%' elseif [Value] &lt;= 90 then '81%- 90%' elseif [Value] &lt;= 100 then '91%- 100%' elseif [Value] &gt; 100 then 'N/A - Above 100%' end</w:t>
+              <w:t>sum([Value]*[Count Staff])/</w:t>
+            </w:r>
+            <w:proofErr w:type="gramStart"/>
+            <w:r>
+              <w:rPr>
+                <w:rFonts w:ascii="Roboto Mono" w:eastAsia="Roboto Mono" w:hAnsi="Roboto Mono" w:cs="Roboto Mono"/>
+                <w:b/>
+                <w:color w:val="188038"/>
+              </w:rPr>
+              <w:t>sum(</w:t>
+            </w:r>
+            <w:proofErr w:type="gramEnd"/>
+            <w:r>
+              <w:rPr>
+                <w:rFonts w:ascii="Roboto Mono" w:eastAsia="Roboto Mono" w:hAnsi="Roboto Mono" w:cs="Roboto Mono"/>
+                <w:b/>
+                <w:color w:val="188038"/>
+              </w:rPr>
+              <w:t>[Count Staff])</w:t>
             </w:r>
           </w:p>
         </w:tc>
@@ -7626,14 +8554,12 @@
                 <w:b/>
               </w:rPr>
             </w:pPr>
-            <w:proofErr w:type="spellStart"/>
-            <w:r>
-              <w:rPr>
-                <w:b/>
-              </w:rPr>
-              <w:t>staff_perception_title</w:t>
-            </w:r>
-            <w:proofErr w:type="spellEnd"/>
+            <w:r>
+              <w:rPr>
+                <w:b/>
+              </w:rPr>
+              <w:t>Value X Count Staff</w:t>
+            </w:r>
           </w:p>
         </w:tc>
         <w:tc>
@@ -7691,67 +8617,16 @@
           <w:p>
             <w:pPr>
               <w:rPr>
-                <w:rFonts w:ascii="Roboto Mono" w:eastAsia="Roboto Mono" w:hAnsi="Roboto Mono" w:cs="Roboto Mono"/>
-                <w:b/>
-                <w:color w:val="188038"/>
-              </w:rPr>
-            </w:pPr>
-            <w:r>
-              <w:rPr>
-                <w:rFonts w:ascii="Roboto Mono" w:eastAsia="Roboto Mono" w:hAnsi="Roboto Mono" w:cs="Roboto Mono"/>
-                <w:b/>
-                <w:color w:val="188038"/>
-              </w:rPr>
-              <w:t>if [question] = 'q08a' then 'can afford to attend a 4-year college using financial aid, scholarships, and family resources?'</w:t>
-            </w:r>
-          </w:p>
-          <w:p>
-            <w:pPr>
-              <w:rPr>
-                <w:rFonts w:ascii="Roboto Mono" w:eastAsia="Roboto Mono" w:hAnsi="Roboto Mono" w:cs="Roboto Mono"/>
-                <w:b/>
-                <w:color w:val="188038"/>
-              </w:rPr>
-            </w:pPr>
-            <w:r>
-              <w:rPr>
-                <w:rFonts w:ascii="Roboto Mono" w:eastAsia="Roboto Mono" w:hAnsi="Roboto Mono" w:cs="Roboto Mono"/>
-                <w:b/>
-                <w:color w:val="188038"/>
-              </w:rPr>
-              <w:t>elseif question = 'q03a' then 'WANT to obtain some level of post-high school education, including apprenticeship, 1-year and 2-year certificate, and 2-year and 4-year college?'</w:t>
-            </w:r>
-          </w:p>
-          <w:p>
-            <w:pPr>
-              <w:rPr>
-                <w:rFonts w:ascii="Roboto Mono" w:eastAsia="Roboto Mono" w:hAnsi="Roboto Mono" w:cs="Roboto Mono"/>
-                <w:b/>
-                <w:color w:val="188038"/>
-              </w:rPr>
-            </w:pPr>
-            <w:r>
-              <w:rPr>
-                <w:rFonts w:ascii="Roboto Mono" w:eastAsia="Roboto Mono" w:hAnsi="Roboto Mono" w:cs="Roboto Mono"/>
-                <w:b/>
-                <w:color w:val="188038"/>
-              </w:rPr>
-              <w:t>elseif question = 'q21a' then 'EXPECT to obtain some level of post-high school education, including apprenticeship, 1-year and 2-year certificate, and 2-year and 4-year college?'</w:t>
-            </w:r>
-          </w:p>
-          <w:p>
-            <w:pPr>
-              <w:rPr>
-                <w:b/>
-              </w:rPr>
-            </w:pPr>
-            <w:r>
-              <w:rPr>
-                <w:rFonts w:ascii="Roboto Mono" w:eastAsia="Roboto Mono" w:hAnsi="Roboto Mono" w:cs="Roboto Mono"/>
-                <w:b/>
-                <w:color w:val="188038"/>
-              </w:rPr>
-              <w:t>end</w:t>
+                <w:b/>
+              </w:rPr>
+            </w:pPr>
+            <w:r>
+              <w:rPr>
+                <w:rFonts w:ascii="Roboto Mono" w:eastAsia="Roboto Mono" w:hAnsi="Roboto Mono" w:cs="Roboto Mono"/>
+                <w:b/>
+                <w:color w:val="188038"/>
+              </w:rPr>
+              <w:t>[Value]*[Count Staff]</w:t>
             </w:r>
           </w:p>
         </w:tc>
@@ -7781,8 +8656,7 @@
               <w:rPr>
                 <w:b/>
               </w:rPr>
-              <w:lastRenderedPageBreak/>
-              <w:t>Avg Staff Perception</w:t>
+              <w:t>Ring Group (copy)</w:t>
             </w:r>
           </w:p>
         </w:tc>
@@ -7824,7 +8698,7 @@
               <w:rPr>
                 <w:b/>
               </w:rPr>
-              <w:t>h2p_staff_dashboard_stacked</w:t>
+              <w:t>h2p_staff_dashboard_rings_pct_rpt</w:t>
             </w:r>
           </w:p>
         </w:tc>
@@ -7850,25 +8724,7 @@
                 <w:b/>
                 <w:color w:val="188038"/>
               </w:rPr>
-              <w:t>sum([Value]*[Count Staff])/</w:t>
-            </w:r>
-            <w:proofErr w:type="gramStart"/>
-            <w:r>
-              <w:rPr>
-                <w:rFonts w:ascii="Roboto Mono" w:eastAsia="Roboto Mono" w:hAnsi="Roboto Mono" w:cs="Roboto Mono"/>
-                <w:b/>
-                <w:color w:val="188038"/>
-              </w:rPr>
-              <w:t>sum(</w:t>
-            </w:r>
-            <w:proofErr w:type="gramEnd"/>
-            <w:r>
-              <w:rPr>
-                <w:rFonts w:ascii="Roboto Mono" w:eastAsia="Roboto Mono" w:hAnsi="Roboto Mono" w:cs="Roboto Mono"/>
-                <w:b/>
-                <w:color w:val="188038"/>
-              </w:rPr>
-              <w:t>[Count Staff])</w:t>
+              <w:t>[Ring Group]</w:t>
             </w:r>
           </w:p>
         </w:tc>
@@ -7894,12 +8750,15 @@
                 <w:b/>
               </w:rPr>
             </w:pPr>
-            <w:r>
-              <w:rPr>
-                <w:b/>
-              </w:rPr>
-              <w:t>Value X Count Staff</w:t>
-            </w:r>
+            <w:proofErr w:type="spellStart"/>
+            <w:r>
+              <w:rPr>
+                <w:b/>
+              </w:rPr>
+              <w:lastRenderedPageBreak/>
+              <w:t>staff_perception_text</w:t>
+            </w:r>
+            <w:proofErr w:type="spellEnd"/>
           </w:p>
         </w:tc>
         <w:tc>
@@ -7940,7 +8799,7 @@
               <w:rPr>
                 <w:b/>
               </w:rPr>
-              <w:t>h2p_staff_dashboard_stacked</w:t>
+              <w:t>h2p_staff_dashboard_rings_pct_rpt</w:t>
             </w:r>
           </w:p>
         </w:tc>
@@ -7956,17 +8815,89 @@
           </w:tcPr>
           <w:p>
             <w:pPr>
-              <w:rPr>
-                <w:b/>
-              </w:rPr>
-            </w:pPr>
-            <w:r>
-              <w:rPr>
-                <w:rFonts w:ascii="Roboto Mono" w:eastAsia="Roboto Mono" w:hAnsi="Roboto Mono" w:cs="Roboto Mono"/>
-                <w:b/>
-                <w:color w:val="188038"/>
-              </w:rPr>
-              <w:t>[Value]*[Count Staff]</w:t>
+              <w:pBdr>
+                <w:top w:val="nil"/>
+                <w:left w:val="nil"/>
+                <w:bottom w:val="nil"/>
+                <w:right w:val="nil"/>
+                <w:between w:val="nil"/>
+              </w:pBdr>
+              <w:rPr>
+                <w:rFonts w:ascii="Roboto Mono" w:eastAsia="Roboto Mono" w:hAnsi="Roboto Mono" w:cs="Roboto Mono"/>
+                <w:b/>
+                <w:color w:val="188038"/>
+              </w:rPr>
+            </w:pPr>
+            <w:r>
+              <w:rPr>
+                <w:rFonts w:ascii="Roboto Mono" w:eastAsia="Roboto Mono" w:hAnsi="Roboto Mono" w:cs="Roboto Mono"/>
+                <w:b/>
+                <w:color w:val="188038"/>
+              </w:rPr>
+              <w:t>if [Question] = 'q08a' then 'think they can afford to attend a 4-year college'</w:t>
+            </w:r>
+          </w:p>
+          <w:p>
+            <w:pPr>
+              <w:pBdr>
+                <w:top w:val="nil"/>
+                <w:left w:val="nil"/>
+                <w:bottom w:val="nil"/>
+                <w:right w:val="nil"/>
+                <w:between w:val="nil"/>
+              </w:pBdr>
+              <w:rPr>
+                <w:rFonts w:ascii="Roboto Mono" w:eastAsia="Roboto Mono" w:hAnsi="Roboto Mono" w:cs="Roboto Mono"/>
+                <w:b/>
+                <w:color w:val="188038"/>
+              </w:rPr>
+            </w:pPr>
+            <w:r>
+              <w:rPr>
+                <w:rFonts w:ascii="Roboto Mono" w:eastAsia="Roboto Mono" w:hAnsi="Roboto Mono" w:cs="Roboto Mono"/>
+                <w:b/>
+                <w:color w:val="188038"/>
+              </w:rPr>
+              <w:t>elseif [Question] = 'q03a' then 'WANT to obtain postsecondary education'</w:t>
+            </w:r>
+          </w:p>
+          <w:p>
+            <w:pPr>
+              <w:pBdr>
+                <w:top w:val="nil"/>
+                <w:left w:val="nil"/>
+                <w:bottom w:val="nil"/>
+                <w:right w:val="nil"/>
+                <w:between w:val="nil"/>
+              </w:pBdr>
+              <w:rPr>
+                <w:rFonts w:ascii="Roboto Mono" w:eastAsia="Roboto Mono" w:hAnsi="Roboto Mono" w:cs="Roboto Mono"/>
+                <w:b/>
+                <w:color w:val="188038"/>
+              </w:rPr>
+            </w:pPr>
+            <w:r>
+              <w:rPr>
+                <w:rFonts w:ascii="Roboto Mono" w:eastAsia="Roboto Mono" w:hAnsi="Roboto Mono" w:cs="Roboto Mono"/>
+                <w:b/>
+                <w:color w:val="188038"/>
+              </w:rPr>
+              <w:t>elseif [Question] = 'q21a' then 'EXPECT to obtain postsecondary education'</w:t>
+            </w:r>
+          </w:p>
+          <w:p>
+            <w:pPr>
+              <w:rPr>
+                <w:b/>
+              </w:rPr>
+            </w:pPr>
+            <w:r>
+              <w:rPr>
+                <w:rFonts w:ascii="Roboto Mono" w:eastAsia="Roboto Mono" w:hAnsi="Roboto Mono" w:cs="Roboto Mono"/>
+                <w:b/>
+                <w:color w:val="188038"/>
+              </w:rPr>
+              <w:t>end</w:t>
             </w:r>
           </w:p>
         </w:tc>
@@ -7996,7 +8927,7 @@
               <w:rPr>
                 <w:b/>
               </w:rPr>
-              <w:t>Ring Group (copy)</w:t>
+              <w:t>Pct Ring Label (staff)</w:t>
             </w:r>
           </w:p>
         </w:tc>
@@ -8064,7 +8995,7 @@
                 <w:b/>
                 <w:color w:val="188038"/>
               </w:rPr>
-              <w:t>[Ring Group]</w:t>
+              <w:t>if [Ring Group] = "Ring" then [Avg Staff Response] else null end</w:t>
             </w:r>
           </w:p>
         </w:tc>
@@ -8090,14 +9021,12 @@
                 <w:b/>
               </w:rPr>
             </w:pPr>
-            <w:proofErr w:type="spellStart"/>
-            <w:r>
-              <w:rPr>
-                <w:b/>
-              </w:rPr>
-              <w:t>staff_perception_text</w:t>
-            </w:r>
-            <w:proofErr w:type="spellEnd"/>
+            <w:r>
+              <w:rPr>
+                <w:b/>
+              </w:rPr>
+              <w:t>Pct Ring Label (student)</w:t>
+            </w:r>
           </w:p>
         </w:tc>
         <w:tc>
@@ -8173,79 +9102,7 @@
                 <w:b/>
                 <w:color w:val="188038"/>
               </w:rPr>
-              <w:t>if [Question] = 'q08a' then 'think they can afford to attend a 4-year college'</w:t>
-            </w:r>
-          </w:p>
-          <w:p>
-            <w:pPr>
-              <w:pBdr>
-                <w:top w:val="nil"/>
-                <w:left w:val="nil"/>
-                <w:bottom w:val="nil"/>
-                <w:right w:val="nil"/>
-                <w:between w:val="nil"/>
-              </w:pBdr>
-              <w:rPr>
-                <w:rFonts w:ascii="Roboto Mono" w:eastAsia="Roboto Mono" w:hAnsi="Roboto Mono" w:cs="Roboto Mono"/>
-                <w:b/>
-                <w:color w:val="188038"/>
-              </w:rPr>
-            </w:pPr>
-            <w:r>
-              <w:rPr>
-                <w:rFonts w:ascii="Roboto Mono" w:eastAsia="Roboto Mono" w:hAnsi="Roboto Mono" w:cs="Roboto Mono"/>
-                <w:b/>
-                <w:color w:val="188038"/>
-              </w:rPr>
-              <w:t>elseif [Question] = 'q03a' then 'WANT to obtain postsecondary education'</w:t>
-            </w:r>
-          </w:p>
-          <w:p>
-            <w:pPr>
-              <w:pBdr>
-                <w:top w:val="nil"/>
-                <w:left w:val="nil"/>
-                <w:bottom w:val="nil"/>
-                <w:right w:val="nil"/>
-                <w:between w:val="nil"/>
-              </w:pBdr>
-              <w:rPr>
-                <w:rFonts w:ascii="Roboto Mono" w:eastAsia="Roboto Mono" w:hAnsi="Roboto Mono" w:cs="Roboto Mono"/>
-                <w:b/>
-                <w:color w:val="188038"/>
-              </w:rPr>
-            </w:pPr>
-            <w:r>
-              <w:rPr>
-                <w:rFonts w:ascii="Roboto Mono" w:eastAsia="Roboto Mono" w:hAnsi="Roboto Mono" w:cs="Roboto Mono"/>
-                <w:b/>
-                <w:color w:val="188038"/>
-              </w:rPr>
-              <w:t>elseif [Question] = 'q21a' then 'EXPECT to obtain postsecondary education'</w:t>
-            </w:r>
-          </w:p>
-          <w:p>
-            <w:pPr>
-              <w:pBdr>
-                <w:top w:val="nil"/>
-                <w:left w:val="nil"/>
-                <w:bottom w:val="nil"/>
-                <w:right w:val="nil"/>
-                <w:between w:val="nil"/>
-              </w:pBdr>
-              <w:rPr>
-                <w:rFonts w:ascii="Roboto Mono" w:eastAsia="Roboto Mono" w:hAnsi="Roboto Mono" w:cs="Roboto Mono"/>
-                <w:b/>
-                <w:color w:val="188038"/>
-              </w:rPr>
-            </w:pPr>
-            <w:r>
-              <w:rPr>
-                <w:rFonts w:ascii="Roboto Mono" w:eastAsia="Roboto Mono" w:hAnsi="Roboto Mono" w:cs="Roboto Mono"/>
-                <w:b/>
-                <w:color w:val="188038"/>
-              </w:rPr>
-              <w:t>end</w:t>
+              <w:t>if [Ring Group] = "Ring" then [Pct Met] else null end</w:t>
             </w:r>
           </w:p>
         </w:tc>
@@ -8275,7 +9132,7 @@
               <w:rPr>
                 <w:b/>
               </w:rPr>
-              <w:t>Pct Ring Label (staff)</w:t>
+              <w:t>Rank filter</w:t>
             </w:r>
           </w:p>
         </w:tc>
@@ -8317,7 +9174,7 @@
               <w:rPr>
                 <w:b/>
               </w:rPr>
-              <w:t>h2p_staff_dashboard_rings_pct_rpt</w:t>
+              <w:t>H2p_student_dashboard_stacked, h2p_student_dashboard_stacked (detail)</w:t>
             </w:r>
           </w:p>
         </w:tc>
@@ -8333,6 +9190,110 @@
           </w:tcPr>
           <w:p>
             <w:pPr>
+              <w:rPr>
+                <w:rFonts w:ascii="Roboto Mono" w:eastAsia="Roboto Mono" w:hAnsi="Roboto Mono" w:cs="Roboto Mono"/>
+                <w:b/>
+                <w:color w:val="188038"/>
+              </w:rPr>
+            </w:pPr>
+            <w:r>
+              <w:rPr>
+                <w:rFonts w:ascii="Roboto Mono" w:eastAsia="Roboto Mono" w:hAnsi="Roboto Mono" w:cs="Roboto Mono"/>
+                <w:b/>
+                <w:color w:val="188038"/>
+              </w:rPr>
+              <w:t>if [Answer Type] = 'Rank' and (</w:t>
+            </w:r>
+            <w:proofErr w:type="gramStart"/>
+            <w:r>
+              <w:rPr>
+                <w:rFonts w:ascii="Roboto Mono" w:eastAsia="Roboto Mono" w:hAnsi="Roboto Mono" w:cs="Roboto Mono"/>
+                <w:b/>
+                <w:color w:val="188038"/>
+              </w:rPr>
+              <w:t>ISNULL(</w:t>
+            </w:r>
+            <w:proofErr w:type="gramEnd"/>
+            <w:r>
+              <w:rPr>
+                <w:rFonts w:ascii="Roboto Mono" w:eastAsia="Roboto Mono" w:hAnsi="Roboto Mono" w:cs="Roboto Mono"/>
+                <w:b/>
+                <w:color w:val="188038"/>
+              </w:rPr>
+              <w:t xml:space="preserve">[Color Coding]) or [Color Coding] = </w:t>
+            </w:r>
+            <w:proofErr w:type="gramStart"/>
+            <w:r>
+              <w:rPr>
+                <w:rFonts w:ascii="Roboto Mono" w:eastAsia="Roboto Mono" w:hAnsi="Roboto Mono" w:cs="Roboto Mono"/>
+                <w:b/>
+                <w:color w:val="188038"/>
+              </w:rPr>
+              <w:t>50 )</w:t>
+            </w:r>
+            <w:proofErr w:type="gramEnd"/>
+            <w:r>
+              <w:rPr>
+                <w:rFonts w:ascii="Roboto Mono" w:eastAsia="Roboto Mono" w:hAnsi="Roboto Mono" w:cs="Roboto Mono"/>
+                <w:b/>
+                <w:color w:val="188038"/>
+              </w:rPr>
+              <w:t xml:space="preserve"> then </w:t>
+            </w:r>
+          </w:p>
+          <w:p>
+            <w:pPr>
+              <w:rPr>
+                <w:rFonts w:ascii="Roboto Mono" w:eastAsia="Roboto Mono" w:hAnsi="Roboto Mono" w:cs="Roboto Mono"/>
+                <w:b/>
+                <w:color w:val="188038"/>
+              </w:rPr>
+            </w:pPr>
+            <w:r>
+              <w:rPr>
+                <w:rFonts w:ascii="Roboto Mono" w:eastAsia="Roboto Mono" w:hAnsi="Roboto Mono" w:cs="Roboto Mono"/>
+                <w:b/>
+                <w:color w:val="188038"/>
+              </w:rPr>
+              <w:t xml:space="preserve">    false </w:t>
+            </w:r>
+          </w:p>
+          <w:p>
+            <w:pPr>
+              <w:rPr>
+                <w:rFonts w:ascii="Roboto Mono" w:eastAsia="Roboto Mono" w:hAnsi="Roboto Mono" w:cs="Roboto Mono"/>
+                <w:b/>
+                <w:color w:val="188038"/>
+              </w:rPr>
+            </w:pPr>
+            <w:r>
+              <w:rPr>
+                <w:rFonts w:ascii="Roboto Mono" w:eastAsia="Roboto Mono" w:hAnsi="Roboto Mono" w:cs="Roboto Mono"/>
+                <w:b/>
+                <w:color w:val="188038"/>
+              </w:rPr>
+              <w:t xml:space="preserve">else </w:t>
+            </w:r>
+          </w:p>
+          <w:p>
+            <w:pPr>
+              <w:rPr>
+                <w:rFonts w:ascii="Roboto Mono" w:eastAsia="Roboto Mono" w:hAnsi="Roboto Mono" w:cs="Roboto Mono"/>
+                <w:b/>
+                <w:color w:val="188038"/>
+              </w:rPr>
+            </w:pPr>
+            <w:r>
+              <w:rPr>
+                <w:rFonts w:ascii="Roboto Mono" w:eastAsia="Roboto Mono" w:hAnsi="Roboto Mono" w:cs="Roboto Mono"/>
+                <w:b/>
+                <w:color w:val="188038"/>
+              </w:rPr>
+              <w:t xml:space="preserve">    true </w:t>
+            </w:r>
+          </w:p>
+          <w:p>
+            <w:pPr>
               <w:pBdr>
                 <w:top w:val="nil"/>
                 <w:left w:val="nil"/>
@@ -8340,291 +9301,6 @@
                 <w:right w:val="nil"/>
                 <w:between w:val="nil"/>
               </w:pBdr>
-              <w:rPr>
-                <w:rFonts w:ascii="Roboto Mono" w:eastAsia="Roboto Mono" w:hAnsi="Roboto Mono" w:cs="Roboto Mono"/>
-                <w:b/>
-                <w:color w:val="188038"/>
-              </w:rPr>
-            </w:pPr>
-            <w:r>
-              <w:rPr>
-                <w:rFonts w:ascii="Roboto Mono" w:eastAsia="Roboto Mono" w:hAnsi="Roboto Mono" w:cs="Roboto Mono"/>
-                <w:b/>
-                <w:color w:val="188038"/>
-              </w:rPr>
-              <w:t>if [Ring Group] = "Ring" then [Avg Staff Response] else null end</w:t>
-            </w:r>
-          </w:p>
-        </w:tc>
-      </w:tr>
-      <w:tr>
-        <w:trPr>
-          <w:trHeight w:val="1580"/>
-          <w:jc w:val="center"/>
-        </w:trPr>
-        <w:tc>
-          <w:tcPr>
-            <w:tcW w:w="1755" w:type="dxa"/>
-            <w:tcBorders>
-              <w:top w:val="single" w:sz="4" w:space="0" w:color="000000"/>
-              <w:left w:val="single" w:sz="4" w:space="0" w:color="000000"/>
-              <w:bottom w:val="single" w:sz="4" w:space="0" w:color="000000"/>
-              <w:right w:val="single" w:sz="4" w:space="0" w:color="000000"/>
-            </w:tcBorders>
-          </w:tcPr>
-          <w:p>
-            <w:pPr>
-              <w:rPr>
-                <w:b/>
-              </w:rPr>
-            </w:pPr>
-            <w:r>
-              <w:rPr>
-                <w:b/>
-              </w:rPr>
-              <w:lastRenderedPageBreak/>
-              <w:t>Pct Ring Label (student)</w:t>
-            </w:r>
-          </w:p>
-        </w:tc>
-        <w:tc>
-          <w:tcPr>
-            <w:tcW w:w="2055" w:type="dxa"/>
-            <w:tcBorders>
-              <w:top w:val="single" w:sz="4" w:space="0" w:color="000000"/>
-              <w:left w:val="single" w:sz="4" w:space="0" w:color="000000"/>
-              <w:bottom w:val="single" w:sz="4" w:space="0" w:color="000000"/>
-              <w:right w:val="single" w:sz="4" w:space="0" w:color="000000"/>
-            </w:tcBorders>
-          </w:tcPr>
-          <w:p>
-            <w:pPr>
-              <w:rPr>
-                <w:b/>
-              </w:rPr>
-            </w:pPr>
-          </w:p>
-        </w:tc>
-        <w:tc>
-          <w:tcPr>
-            <w:tcW w:w="2460" w:type="dxa"/>
-            <w:tcBorders>
-              <w:top w:val="single" w:sz="4" w:space="0" w:color="000000"/>
-              <w:left w:val="single" w:sz="4" w:space="0" w:color="000000"/>
-              <w:bottom w:val="single" w:sz="4" w:space="0" w:color="000000"/>
-              <w:right w:val="single" w:sz="4" w:space="0" w:color="000000"/>
-            </w:tcBorders>
-          </w:tcPr>
-          <w:p>
-            <w:pPr>
-              <w:rPr>
-                <w:b/>
-              </w:rPr>
-            </w:pPr>
-            <w:r>
-              <w:rPr>
-                <w:b/>
-              </w:rPr>
-              <w:t>h2p_staff_dashboard_rings_pct_rpt</w:t>
-            </w:r>
-          </w:p>
-        </w:tc>
-        <w:tc>
-          <w:tcPr>
-            <w:tcW w:w="4965" w:type="dxa"/>
-            <w:tcBorders>
-              <w:top w:val="single" w:sz="4" w:space="0" w:color="000000"/>
-              <w:left w:val="single" w:sz="4" w:space="0" w:color="000000"/>
-              <w:bottom w:val="single" w:sz="4" w:space="0" w:color="000000"/>
-              <w:right w:val="single" w:sz="4" w:space="0" w:color="000000"/>
-            </w:tcBorders>
-          </w:tcPr>
-          <w:p>
-            <w:pPr>
-              <w:rPr>
-                <w:b/>
-              </w:rPr>
-            </w:pPr>
-            <w:r>
-              <w:rPr>
-                <w:rFonts w:ascii="Roboto Mono" w:eastAsia="Roboto Mono" w:hAnsi="Roboto Mono" w:cs="Roboto Mono"/>
-                <w:b/>
-                <w:color w:val="188038"/>
-              </w:rPr>
-              <w:t>if [Ring Group] = "Ring" then [Pct Met] else null end</w:t>
-            </w:r>
-          </w:p>
-        </w:tc>
-      </w:tr>
-      <w:tr>
-        <w:trPr>
-          <w:trHeight w:val="1580"/>
-          <w:jc w:val="center"/>
-        </w:trPr>
-        <w:tc>
-          <w:tcPr>
-            <w:tcW w:w="1755" w:type="dxa"/>
-            <w:tcBorders>
-              <w:top w:val="single" w:sz="4" w:space="0" w:color="000000"/>
-              <w:left w:val="single" w:sz="4" w:space="0" w:color="000000"/>
-              <w:bottom w:val="single" w:sz="4" w:space="0" w:color="000000"/>
-              <w:right w:val="single" w:sz="4" w:space="0" w:color="000000"/>
-            </w:tcBorders>
-          </w:tcPr>
-          <w:p>
-            <w:pPr>
-              <w:rPr>
-                <w:b/>
-              </w:rPr>
-            </w:pPr>
-            <w:r>
-              <w:rPr>
-                <w:b/>
-              </w:rPr>
-              <w:t>Rank filter</w:t>
-            </w:r>
-          </w:p>
-        </w:tc>
-        <w:tc>
-          <w:tcPr>
-            <w:tcW w:w="2055" w:type="dxa"/>
-            <w:tcBorders>
-              <w:top w:val="single" w:sz="4" w:space="0" w:color="000000"/>
-              <w:left w:val="single" w:sz="4" w:space="0" w:color="000000"/>
-              <w:bottom w:val="single" w:sz="4" w:space="0" w:color="000000"/>
-              <w:right w:val="single" w:sz="4" w:space="0" w:color="000000"/>
-            </w:tcBorders>
-          </w:tcPr>
-          <w:p>
-            <w:pPr>
-              <w:rPr>
-                <w:b/>
-              </w:rPr>
-            </w:pPr>
-          </w:p>
-        </w:tc>
-        <w:tc>
-          <w:tcPr>
-            <w:tcW w:w="2460" w:type="dxa"/>
-            <w:tcBorders>
-              <w:top w:val="single" w:sz="4" w:space="0" w:color="000000"/>
-              <w:left w:val="single" w:sz="4" w:space="0" w:color="000000"/>
-              <w:bottom w:val="single" w:sz="4" w:space="0" w:color="000000"/>
-              <w:right w:val="single" w:sz="4" w:space="0" w:color="000000"/>
-            </w:tcBorders>
-          </w:tcPr>
-          <w:p>
-            <w:pPr>
-              <w:rPr>
-                <w:b/>
-              </w:rPr>
-            </w:pPr>
-            <w:r>
-              <w:rPr>
-                <w:b/>
-              </w:rPr>
-              <w:t>H2p_student_dashboard_stacked, h2p_student_dashboard_stacked (detail)</w:t>
-            </w:r>
-          </w:p>
-        </w:tc>
-        <w:tc>
-          <w:tcPr>
-            <w:tcW w:w="4965" w:type="dxa"/>
-            <w:tcBorders>
-              <w:top w:val="single" w:sz="4" w:space="0" w:color="000000"/>
-              <w:left w:val="single" w:sz="4" w:space="0" w:color="000000"/>
-              <w:bottom w:val="single" w:sz="4" w:space="0" w:color="000000"/>
-              <w:right w:val="single" w:sz="4" w:space="0" w:color="000000"/>
-            </w:tcBorders>
-          </w:tcPr>
-          <w:p>
-            <w:pPr>
-              <w:rPr>
-                <w:rFonts w:ascii="Roboto Mono" w:eastAsia="Roboto Mono" w:hAnsi="Roboto Mono" w:cs="Roboto Mono"/>
-                <w:b/>
-                <w:color w:val="188038"/>
-              </w:rPr>
-            </w:pPr>
-            <w:r>
-              <w:rPr>
-                <w:rFonts w:ascii="Roboto Mono" w:eastAsia="Roboto Mono" w:hAnsi="Roboto Mono" w:cs="Roboto Mono"/>
-                <w:b/>
-                <w:color w:val="188038"/>
-              </w:rPr>
-              <w:t>if [Answer Type] = 'Rank' and (</w:t>
-            </w:r>
-            <w:proofErr w:type="gramStart"/>
-            <w:r>
-              <w:rPr>
-                <w:rFonts w:ascii="Roboto Mono" w:eastAsia="Roboto Mono" w:hAnsi="Roboto Mono" w:cs="Roboto Mono"/>
-                <w:b/>
-                <w:color w:val="188038"/>
-              </w:rPr>
-              <w:t>ISNULL(</w:t>
-            </w:r>
-            <w:proofErr w:type="gramEnd"/>
-            <w:r>
-              <w:rPr>
-                <w:rFonts w:ascii="Roboto Mono" w:eastAsia="Roboto Mono" w:hAnsi="Roboto Mono" w:cs="Roboto Mono"/>
-                <w:b/>
-                <w:color w:val="188038"/>
-              </w:rPr>
-              <w:t xml:space="preserve">[Color Coding]) or [Color Coding] = 50 ) then </w:t>
-            </w:r>
-          </w:p>
-          <w:p>
-            <w:pPr>
-              <w:rPr>
-                <w:rFonts w:ascii="Roboto Mono" w:eastAsia="Roboto Mono" w:hAnsi="Roboto Mono" w:cs="Roboto Mono"/>
-                <w:b/>
-                <w:color w:val="188038"/>
-              </w:rPr>
-            </w:pPr>
-            <w:r>
-              <w:rPr>
-                <w:rFonts w:ascii="Roboto Mono" w:eastAsia="Roboto Mono" w:hAnsi="Roboto Mono" w:cs="Roboto Mono"/>
-                <w:b/>
-                <w:color w:val="188038"/>
-              </w:rPr>
-              <w:t xml:space="preserve">    false </w:t>
-            </w:r>
-          </w:p>
-          <w:p>
-            <w:pPr>
-              <w:rPr>
-                <w:rFonts w:ascii="Roboto Mono" w:eastAsia="Roboto Mono" w:hAnsi="Roboto Mono" w:cs="Roboto Mono"/>
-                <w:b/>
-                <w:color w:val="188038"/>
-              </w:rPr>
-            </w:pPr>
-            <w:r>
-              <w:rPr>
-                <w:rFonts w:ascii="Roboto Mono" w:eastAsia="Roboto Mono" w:hAnsi="Roboto Mono" w:cs="Roboto Mono"/>
-                <w:b/>
-                <w:color w:val="188038"/>
-              </w:rPr>
-              <w:t xml:space="preserve">else </w:t>
-            </w:r>
-          </w:p>
-          <w:p>
-            <w:pPr>
-              <w:rPr>
-                <w:rFonts w:ascii="Roboto Mono" w:eastAsia="Roboto Mono" w:hAnsi="Roboto Mono" w:cs="Roboto Mono"/>
-                <w:b/>
-                <w:color w:val="188038"/>
-              </w:rPr>
-            </w:pPr>
-            <w:r>
-              <w:rPr>
-                <w:rFonts w:ascii="Roboto Mono" w:eastAsia="Roboto Mono" w:hAnsi="Roboto Mono" w:cs="Roboto Mono"/>
-                <w:b/>
-                <w:color w:val="188038"/>
-              </w:rPr>
-              <w:t xml:space="preserve">    true </w:t>
-            </w:r>
-          </w:p>
-          <w:p>
-            <w:pPr>
               <w:rPr>
                 <w:rFonts w:ascii="Roboto Mono" w:eastAsia="Roboto Mono" w:hAnsi="Roboto Mono" w:cs="Roboto Mono"/>
                 <w:b/>
@@ -8658,8 +9334,8 @@
           <w:color w:val="188038"/>
         </w:rPr>
       </w:pPr>
-      <w:bookmarkStart w:id="26" w:name="_9wacygas3da" w:colFirst="0" w:colLast="0"/>
-      <w:bookmarkEnd w:id="26"/>
+      <w:bookmarkStart w:id="28" w:name="_9wacygas3da" w:colFirst="0" w:colLast="0"/>
+      <w:bookmarkEnd w:id="28"/>
     </w:p>
     <w:sectPr>
       <w:pgSz w:w="12240" w:h="15840"/>
@@ -10871,6 +11547,118 @@
     </w:lvl>
   </w:abstractNum>
   <w:abstractNum w:abstractNumId="19" w15:restartNumberingAfterBreak="0">
+    <w:nsid w:val="5DCB7B1C"/>
+    <w:multiLevelType w:val="hybridMultilevel"/>
+    <w:tmpl w:val="A808CA30"/>
+    <w:lvl w:ilvl="0" w:tplc="6BB80094">
+      <w:numFmt w:val="bullet"/>
+      <w:lvlText w:val="-"/>
+      <w:lvlJc w:val="left"/>
+      <w:pPr>
+        <w:ind w:left="720" w:hanging="360"/>
+      </w:pPr>
+      <w:rPr>
+        <w:rFonts w:ascii="Arial" w:eastAsia="Arial" w:hAnsi="Arial" w:cs="Arial" w:hint="default"/>
+      </w:rPr>
+    </w:lvl>
+    <w:lvl w:ilvl="1" w:tplc="04090003" w:tentative="1">
+      <w:start w:val="1"/>
+      <w:numFmt w:val="bullet"/>
+      <w:lvlText w:val="o"/>
+      <w:lvlJc w:val="left"/>
+      <w:pPr>
+        <w:ind w:left="1440" w:hanging="360"/>
+      </w:pPr>
+      <w:rPr>
+        <w:rFonts w:ascii="Courier New" w:hAnsi="Courier New" w:cs="Courier New" w:hint="default"/>
+      </w:rPr>
+    </w:lvl>
+    <w:lvl w:ilvl="2" w:tplc="04090005" w:tentative="1">
+      <w:start w:val="1"/>
+      <w:numFmt w:val="bullet"/>
+      <w:lvlText w:val=""/>
+      <w:lvlJc w:val="left"/>
+      <w:pPr>
+        <w:ind w:left="2160" w:hanging="360"/>
+      </w:pPr>
+      <w:rPr>
+        <w:rFonts w:ascii="Wingdings" w:hAnsi="Wingdings" w:hint="default"/>
+      </w:rPr>
+    </w:lvl>
+    <w:lvl w:ilvl="3" w:tplc="04090001" w:tentative="1">
+      <w:start w:val="1"/>
+      <w:numFmt w:val="bullet"/>
+      <w:lvlText w:val=""/>
+      <w:lvlJc w:val="left"/>
+      <w:pPr>
+        <w:ind w:left="2880" w:hanging="360"/>
+      </w:pPr>
+      <w:rPr>
+        <w:rFonts w:ascii="Symbol" w:hAnsi="Symbol" w:hint="default"/>
+      </w:rPr>
+    </w:lvl>
+    <w:lvl w:ilvl="4" w:tplc="04090003" w:tentative="1">
+      <w:start w:val="1"/>
+      <w:numFmt w:val="bullet"/>
+      <w:lvlText w:val="o"/>
+      <w:lvlJc w:val="left"/>
+      <w:pPr>
+        <w:ind w:left="3600" w:hanging="360"/>
+      </w:pPr>
+      <w:rPr>
+        <w:rFonts w:ascii="Courier New" w:hAnsi="Courier New" w:cs="Courier New" w:hint="default"/>
+      </w:rPr>
+    </w:lvl>
+    <w:lvl w:ilvl="5" w:tplc="04090005" w:tentative="1">
+      <w:start w:val="1"/>
+      <w:numFmt w:val="bullet"/>
+      <w:lvlText w:val=""/>
+      <w:lvlJc w:val="left"/>
+      <w:pPr>
+        <w:ind w:left="4320" w:hanging="360"/>
+      </w:pPr>
+      <w:rPr>
+        <w:rFonts w:ascii="Wingdings" w:hAnsi="Wingdings" w:hint="default"/>
+      </w:rPr>
+    </w:lvl>
+    <w:lvl w:ilvl="6" w:tplc="04090001" w:tentative="1">
+      <w:start w:val="1"/>
+      <w:numFmt w:val="bullet"/>
+      <w:lvlText w:val=""/>
+      <w:lvlJc w:val="left"/>
+      <w:pPr>
+        <w:ind w:left="5040" w:hanging="360"/>
+      </w:pPr>
+      <w:rPr>
+        <w:rFonts w:ascii="Symbol" w:hAnsi="Symbol" w:hint="default"/>
+      </w:rPr>
+    </w:lvl>
+    <w:lvl w:ilvl="7" w:tplc="04090003" w:tentative="1">
+      <w:start w:val="1"/>
+      <w:numFmt w:val="bullet"/>
+      <w:lvlText w:val="o"/>
+      <w:lvlJc w:val="left"/>
+      <w:pPr>
+        <w:ind w:left="5760" w:hanging="360"/>
+      </w:pPr>
+      <w:rPr>
+        <w:rFonts w:ascii="Courier New" w:hAnsi="Courier New" w:cs="Courier New" w:hint="default"/>
+      </w:rPr>
+    </w:lvl>
+    <w:lvl w:ilvl="8" w:tplc="04090005" w:tentative="1">
+      <w:start w:val="1"/>
+      <w:numFmt w:val="bullet"/>
+      <w:lvlText w:val=""/>
+      <w:lvlJc w:val="left"/>
+      <w:pPr>
+        <w:ind w:left="6480" w:hanging="360"/>
+      </w:pPr>
+      <w:rPr>
+        <w:rFonts w:ascii="Wingdings" w:hAnsi="Wingdings" w:hint="default"/>
+      </w:rPr>
+    </w:lvl>
+  </w:abstractNum>
+  <w:abstractNum w:abstractNumId="20" w15:restartNumberingAfterBreak="0">
     <w:nsid w:val="64FB5038"/>
     <w:multiLevelType w:val="multilevel"/>
     <w:tmpl w:val="92FA18DC"/>
@@ -10983,7 +11771,7 @@
       </w:rPr>
     </w:lvl>
   </w:abstractNum>
-  <w:abstractNum w:abstractNumId="20" w15:restartNumberingAfterBreak="0">
+  <w:abstractNum w:abstractNumId="21" w15:restartNumberingAfterBreak="0">
     <w:nsid w:val="654F5CDB"/>
     <w:multiLevelType w:val="multilevel"/>
     <w:tmpl w:val="2D30F1EC"/>
@@ -11096,7 +11884,7 @@
       </w:rPr>
     </w:lvl>
   </w:abstractNum>
-  <w:abstractNum w:abstractNumId="21" w15:restartNumberingAfterBreak="0">
+  <w:abstractNum w:abstractNumId="22" w15:restartNumberingAfterBreak="0">
     <w:nsid w:val="6629702F"/>
     <w:multiLevelType w:val="multilevel"/>
     <w:tmpl w:val="07BACD3E"/>
@@ -11209,7 +11997,7 @@
       </w:rPr>
     </w:lvl>
   </w:abstractNum>
-  <w:abstractNum w:abstractNumId="22" w15:restartNumberingAfterBreak="0">
+  <w:abstractNum w:abstractNumId="23" w15:restartNumberingAfterBreak="0">
     <w:nsid w:val="69194118"/>
     <w:multiLevelType w:val="multilevel"/>
     <w:tmpl w:val="128CC15E"/>
@@ -11322,7 +12110,7 @@
       </w:rPr>
     </w:lvl>
   </w:abstractNum>
-  <w:abstractNum w:abstractNumId="23" w15:restartNumberingAfterBreak="0">
+  <w:abstractNum w:abstractNumId="24" w15:restartNumberingAfterBreak="0">
     <w:nsid w:val="6D2A3BF6"/>
     <w:multiLevelType w:val="multilevel"/>
     <w:tmpl w:val="139E06D8"/>
@@ -11435,7 +12223,7 @@
       </w:rPr>
     </w:lvl>
   </w:abstractNum>
-  <w:abstractNum w:abstractNumId="24" w15:restartNumberingAfterBreak="0">
+  <w:abstractNum w:abstractNumId="25" w15:restartNumberingAfterBreak="0">
     <w:nsid w:val="752315F0"/>
     <w:multiLevelType w:val="multilevel"/>
     <w:tmpl w:val="96DACA86"/>
@@ -11548,7 +12336,7 @@
       </w:rPr>
     </w:lvl>
   </w:abstractNum>
-  <w:abstractNum w:abstractNumId="25" w15:restartNumberingAfterBreak="0">
+  <w:abstractNum w:abstractNumId="26" w15:restartNumberingAfterBreak="0">
     <w:nsid w:val="7C397675"/>
     <w:multiLevelType w:val="multilevel"/>
     <w:tmpl w:val="4B6CE9E4"/>
@@ -11674,7 +12462,7 @@
     <w:abstractNumId w:val="18"/>
   </w:num>
   <w:num w:numId="5" w16cid:durableId="1551722125">
-    <w:abstractNumId w:val="21"/>
+    <w:abstractNumId w:val="22"/>
   </w:num>
   <w:num w:numId="6" w16cid:durableId="1495410083">
     <w:abstractNumId w:val="8"/>
@@ -11686,7 +12474,7 @@
     <w:abstractNumId w:val="15"/>
   </w:num>
   <w:num w:numId="9" w16cid:durableId="51007122">
-    <w:abstractNumId w:val="19"/>
+    <w:abstractNumId w:val="20"/>
   </w:num>
   <w:num w:numId="10" w16cid:durableId="979268264">
     <w:abstractNumId w:val="10"/>
@@ -11698,7 +12486,7 @@
     <w:abstractNumId w:val="7"/>
   </w:num>
   <w:num w:numId="13" w16cid:durableId="1680965319">
-    <w:abstractNumId w:val="24"/>
+    <w:abstractNumId w:val="25"/>
   </w:num>
   <w:num w:numId="14" w16cid:durableId="1523085360">
     <w:abstractNumId w:val="9"/>
@@ -11707,7 +12495,7 @@
     <w:abstractNumId w:val="1"/>
   </w:num>
   <w:num w:numId="16" w16cid:durableId="1038749076">
-    <w:abstractNumId w:val="23"/>
+    <w:abstractNumId w:val="24"/>
   </w:num>
   <w:num w:numId="17" w16cid:durableId="103353250">
     <w:abstractNumId w:val="12"/>
@@ -11716,10 +12504,10 @@
     <w:abstractNumId w:val="4"/>
   </w:num>
   <w:num w:numId="19" w16cid:durableId="619915630">
-    <w:abstractNumId w:val="20"/>
+    <w:abstractNumId w:val="21"/>
   </w:num>
   <w:num w:numId="20" w16cid:durableId="300815582">
-    <w:abstractNumId w:val="25"/>
+    <w:abstractNumId w:val="26"/>
   </w:num>
   <w:num w:numId="21" w16cid:durableId="1294557053">
     <w:abstractNumId w:val="0"/>
@@ -11728,7 +12516,7 @@
     <w:abstractNumId w:val="5"/>
   </w:num>
   <w:num w:numId="23" w16cid:durableId="1759865015">
-    <w:abstractNumId w:val="22"/>
+    <w:abstractNumId w:val="23"/>
   </w:num>
   <w:num w:numId="24" w16cid:durableId="1582178341">
     <w:abstractNumId w:val="11"/>
@@ -11738,6 +12526,9 @@
   </w:num>
   <w:num w:numId="26" w16cid:durableId="842278217">
     <w:abstractNumId w:val="17"/>
+  </w:num>
+  <w:num w:numId="27" w16cid:durableId="318313637">
+    <w:abstractNumId w:val="19"/>
   </w:num>
 </w:numbering>
 </file>
@@ -12140,7 +12931,7 @@
   <w:style w:type="paragraph" w:default="1" w:styleId="Normal">
     <w:name w:val="Normal"/>
     <w:qFormat/>
-    <w:rsid w:val="00D92175"/>
+    <w:rsid w:val="00E002FF"/>
   </w:style>
   <w:style w:type="paragraph" w:styleId="Heading1">
     <w:name w:val="heading 1"/>
@@ -12512,6 +13303,48 @@
       <w:u w:val="single"/>
     </w:rPr>
   </w:style>
+  <w:style w:type="character" w:styleId="UnresolvedMention">
+    <w:name w:val="Unresolved Mention"/>
+    <w:basedOn w:val="DefaultParagraphFont"/>
+    <w:uiPriority w:val="99"/>
+    <w:semiHidden/>
+    <w:unhideWhenUsed/>
+    <w:rsid w:val="002B3009"/>
+    <w:rPr>
+      <w:color w:val="605E5C"/>
+      <w:shd w:val="clear" w:color="auto" w:fill="E1DFDD"/>
+    </w:rPr>
+  </w:style>
+  <w:style w:type="table" w:styleId="TableGrid">
+    <w:name w:val="Table Grid"/>
+    <w:basedOn w:val="TableNormal"/>
+    <w:uiPriority w:val="39"/>
+    <w:rsid w:val="00E002FF"/>
+    <w:pPr>
+      <w:spacing w:line="240" w:lineRule="auto"/>
+    </w:pPr>
+    <w:tblPr>
+      <w:tblBorders>
+        <w:top w:val="single" w:sz="4" w:space="0" w:color="auto"/>
+        <w:left w:val="single" w:sz="4" w:space="0" w:color="auto"/>
+        <w:bottom w:val="single" w:sz="4" w:space="0" w:color="auto"/>
+        <w:right w:val="single" w:sz="4" w:space="0" w:color="auto"/>
+        <w:insideH w:val="single" w:sz="4" w:space="0" w:color="auto"/>
+        <w:insideV w:val="single" w:sz="4" w:space="0" w:color="auto"/>
+      </w:tblBorders>
+    </w:tblPr>
+  </w:style>
+  <w:style w:type="paragraph" w:styleId="ListParagraph">
+    <w:name w:val="List Paragraph"/>
+    <w:basedOn w:val="Normal"/>
+    <w:uiPriority w:val="34"/>
+    <w:qFormat/>
+    <w:rsid w:val="00E002FF"/>
+    <w:pPr>
+      <w:ind w:left="720"/>
+      <w:contextualSpacing/>
+    </w:pPr>
+  </w:style>
 </w:styles>
 </file>
 
